--- a/ספר_קורס_FIGG_גרסה_מקוצרת.docx
+++ b/ספר_קורס_FIGG_גרסה_מקוצרת.docx
@@ -1268,7 +1268,7 @@
           <w:rFonts w:ascii="Arial" w:hAnsi="Arial" w:cs="Arial"/>
           <w:rtl/>
         </w:rPr>
-        <w:t>פרק 1 מבוא לגנאלוגיה גנטית ו־FIGG</w:t>
+        <w:t>פרק 1: מבוא לגנאלוגיה גנטית ו־FIGG</w:t>
       </w:r>
       <w:bookmarkEnd w:id="chapter_1"/>
     </w:p>
@@ -3625,7 +3625,7 @@
           <w:rFonts w:ascii="Arial" w:hAnsi="Arial" w:cs="Arial"/>
           <w:rtl/>
         </w:rPr>
-        <w:t>בכל דור, רקומבינציה שוברת את הכרומוזומים המורשים למקטעים קצרים יותר. לכן, ככל שהקרבה רחוקה יותר, מקטעי ה־IBD שנשמרים צפויים להיות קצרים יותר ומפוזרים יותר [1], [3]. קרובי משפחה קרובים נוטים לחלוק פחות מקטעים אך ארוכים יותר, ואילו קרובים רחוקים יותר עשויים לחלוק מקטעים קצרים יותר ולעיתים כלל לא לחלוק מקטע detectable.</w:t>
+        <w:t>בכל דור, רקומבינציה שוברת את הכרומוזומים המורשים למקטעים קצרים יותר. לכן, ככל שהקרבה רחוקה יותר, מקטעי ה־IBD שנשמרים צפויים להיות קצרים יותר ומפוזרים יותר [1], [3]. קרובי משפחה קרובים נוטים לחלוק פחות מקטעים אך ארוכים יותר, ואילו קרובים רחוקים יותר עשויים לחלוק מקטעים קצרים יותר ולעיתים כלל לא לחלוק מקטע מזוהה.</w:t>
       </w:r>
     </w:p>
     <w:p>
@@ -3776,7 +3776,7 @@
           <w:rFonts w:ascii="Arial" w:hAnsi="Arial" w:cs="Arial"/>
           <w:rtl/>
         </w:rPr>
-        <w:t>מן הדרגה השלישית ואילך, ההבחנה נעשית קשה בהרבה. ככל שמספר המיוזות גדל, ההסתברות ששני קרובים גנאלוגיים אכן יחלקו DNA detectable יורדת, ואפילו כאשר הם חולקים, הפיזור באורך ובמספר המקטעים גדל [3], [6].</w:t>
+        <w:t>מן הדרגה השלישית ואילך, ההבחנה נעשית קשה בהרבה. ככל שמספר המיוזות גדל, ההסתברות ששני קרובים גנאלוגיים אכן יחלקו DNA מזוהה יורדת, ואפילו כאשר הם חולקים, הפיזור באורך ובמספר המקטעים גדל [3], [6].</w:t>
       </w:r>
     </w:p>
     <w:p>
@@ -4219,20 +4219,20 @@
           <w:rFonts w:ascii="Arial" w:hAnsi="Arial" w:cs="Arial"/>
           <w:rtl/>
         </w:rPr>
-        <w:t>בפרק הקודם הוצגו העקרונות הבסיסיים של IBD והסקת קרבה. אולם בפועל, שני אנשים אינם נמדדים בריק. כל זוג פרטים יושב בתוך היסטוריה אוכלוסייתית מסוימת, ולפעמים ההיסטוריה הזאת משנה את משמעותו של השיתוף הגנטי לא פחות מן הקשר המשפחתי עצמו [Hen12, Con16].</w:t>
-      </w:r>
-    </w:p>
-    <w:p>
-      <w:pPr>
-        <w:bidi/>
-        <w:jc w:val="right"/>
-      </w:pPr>
-      <w:r>
-        <w:rPr>
-          <w:rFonts w:ascii="Arial" w:hAnsi="Arial" w:cs="Arial"/>
-          <w:rtl/>
-        </w:rPr>
-        <w:t>במילים אחרות, אותה כמות של DNA משותף אינה נושאת תמיד אותה משמעות. באוכלוסייה אחת היא עשויה להתאים לקרבה משפחתית ברורה, ובאחרת היא עשויה להיות חלק מרקע שיתופי רחב שנובע מאנדוגמיה, admixture, צווארי בקבוק, מייסדים משותפים או בידוד אוכלוסייתי [Hen12, Tho12].</w:t>
+        <w:t>בפרק הקודם הוצגו העקרונות הבסיסיים של IBD והסקת קרבה. אולם בפועל, שני אנשים אינם נמדדים בריק. כל זוג פרטים יושב בתוך היסטוריה אוכלוסייתית מסוימת, ולפעמים ההיסטוריה הזאת משנה את משמעותו של השיתוף הגנטי לא פחות מן הקשר המשפחתי עצמו [1, 3].</w:t>
+      </w:r>
+    </w:p>
+    <w:p>
+      <w:pPr>
+        <w:bidi/>
+        <w:jc w:val="right"/>
+      </w:pPr>
+      <w:r>
+        <w:rPr>
+          <w:rFonts w:ascii="Arial" w:hAnsi="Arial" w:cs="Arial"/>
+          <w:rtl/>
+        </w:rPr>
+        <w:t>במילים אחרות, אותה כמות של DNA משותף אינה נושאת תמיד אותה משמעות. באוכלוסייה אחת היא עשויה להתאים לקרבה משפחתית ברורה, ובאחרת היא עשויה להיות חלק מרקע שיתופי רחב שנובע מאנדוגמיה, admixture, צווארי בקבוק, מייסדים משותפים או בידוד אוכלוסייתי [1, 2].</w:t>
       </w:r>
     </w:p>
     <w:p>
@@ -4260,20 +4260,20 @@
           <w:rFonts w:ascii="Arial" w:hAnsi="Arial" w:cs="Arial"/>
           <w:rtl/>
         </w:rPr>
-        <w:t>רוב אומדני הקרבה הפשוטים מניחים, במפורש או במשתמע, שהמדגם נובע מאוכלוסייה הומוגנית למדי, שבה אללים נדגמים מתוך מאגר תדירויות משותף אחד [Tho12, Con16]. כאשר הנחה זו אינה נכונה, חלק מן הדמיון הגנטי בין שני פרטים אינו משקף קרבה משפחתית עדכנית אלא שייכות לאותו רקע אוכלוסייתי.</w:t>
-      </w:r>
-    </w:p>
-    <w:p>
-      <w:pPr>
-        <w:bidi/>
-        <w:jc w:val="right"/>
-      </w:pPr>
-      <w:r>
-        <w:rPr>
-          <w:rFonts w:ascii="Arial" w:hAnsi="Arial" w:cs="Arial"/>
-          <w:rtl/>
-        </w:rPr>
-        <w:t>לכן, אם משווים שני פרטים מאותה תת־אוכלוסייה, אפשר להפריז בקרבתם. אם משווים שני פרטים מרקעים שונים מאוד, אפשר דווקא להמעיט באומדן הקרבה שלהם או אפילו לקבל ערכים שליליים באומדנים מסוימים [Tho12, Con16].</w:t>
+        <w:t>רוב אומדני הקרבה הפשוטים מניחים, במפורש או במשתמע, שהמדגם נובע מאוכלוסייה הומוגנית למדי, שבה אללים נדגמים מתוך מאגר תדירויות משותף אחד [2, 3]. כאשר הנחה זו אינה נכונה, חלק מן הדמיון הגנטי בין שני פרטים אינו משקף קרבה משפחתית עדכנית אלא שייכות לאותו רקע אוכלוסייתי.</w:t>
+      </w:r>
+    </w:p>
+    <w:p>
+      <w:pPr>
+        <w:bidi/>
+        <w:jc w:val="right"/>
+      </w:pPr>
+      <w:r>
+        <w:rPr>
+          <w:rFonts w:ascii="Arial" w:hAnsi="Arial" w:cs="Arial"/>
+          <w:rtl/>
+        </w:rPr>
+        <w:t>לכן, אם משווים שני פרטים מאותה תת־אוכלוסייה, אפשר להפריז בקרבתם. אם משווים שני פרטים מרקעים שונים מאוד, אפשר דווקא להמעיט באומדן הקרבה שלהם או אפילו לקבל ערכים שליליים באומדנים מסוימים [2, 3].</w:t>
       </w:r>
     </w:p>
     <w:p>
@@ -4301,33 +4301,33 @@
           <w:rFonts w:ascii="Arial" w:hAnsi="Arial" w:cs="Arial"/>
           <w:rtl/>
         </w:rPr>
-        <w:t>cryptic relatedness מתאר מצב שבו שני פרטים חולקים אבות קדמונים בטווח גנאלוגי לא מאוד רחוק, אך אינם מודעים לכך, ולעיתים גם המחקר או המאגר אינם יודעים על כך [Hen12]. בגנאלוגיה גנטית זו אינה חריגה אלא תופעה שכיחה למדי.</w:t>
-      </w:r>
-    </w:p>
-    <w:p>
-      <w:pPr>
-        <w:bidi/>
-        <w:jc w:val="right"/>
-      </w:pPr>
-      <w:r>
-        <w:rPr>
-          <w:rFonts w:ascii="Arial" w:hAnsi="Arial" w:cs="Arial"/>
-          <w:rtl/>
-        </w:rPr>
-        <w:t>העבודה של Henn ועמיתיו הראתה שקרובים רחוקים נסתרים נפוצים הן באוכלוסיות קוסמופוליטיות והן באוכלוסיות מבודדות יותר, אם כי בהיקפים שונים מאוד [Hen12]. במדגמים גדולים, כמעט לכל פרט עשוי להימצא לפחות קרוב רחוק אחד בתוך המאגר, ולעיתים יותר מכך.</w:t>
-      </w:r>
-    </w:p>
-    <w:p>
-      <w:pPr>
-        <w:bidi/>
-        <w:jc w:val="right"/>
-      </w:pPr>
-      <w:r>
-        <w:rPr>
-          <w:rFonts w:ascii="Arial" w:hAnsi="Arial" w:cs="Arial"/>
-          <w:rtl/>
-        </w:rPr>
-        <w:t>המשמעות המתודולוגית היא שמאגר גנטי גדול אינו רק אוסף של יחידים. הוא רשת צפופה של קשרים חלקיים, ולעיתים נסתרים, בין אנשים. זו אחת הסיבות לכך שחיפוש גנאלוגי נעשה יעיל כל כך, אבל גם אחת הסיבות לכך שסיווג מדויק של דרגת קרבה נעשה קשה יותר ויותר בטווחים רחוקים [Hen12].</w:t>
+        <w:t>cryptic relatedness מתאר מצב שבו שני פרטים חולקים אבות קדמונים בטווח גנאלוגי לא מאוד רחוק, אך אינם מודעים לכך, ולעיתים גם המחקר או המאגר אינם יודעים על כך [1]. בגנאלוגיה גנטית זו אינה חריגה אלא תופעה שכיחה למדי.</w:t>
+      </w:r>
+    </w:p>
+    <w:p>
+      <w:pPr>
+        <w:bidi/>
+        <w:jc w:val="right"/>
+      </w:pPr>
+      <w:r>
+        <w:rPr>
+          <w:rFonts w:ascii="Arial" w:hAnsi="Arial" w:cs="Arial"/>
+          <w:rtl/>
+        </w:rPr>
+        <w:t>העבודה של Henn ועמיתיו הראתה שקרובים רחוקים נסתרים נפוצים הן באוכלוסיות קוסמופוליטיות והן באוכלוסיות מבודדות יותר, אם כי בהיקפים שונים מאוד [1]. במדגמים גדולים, כמעט לכל פרט עשוי להימצא לפחות קרוב רחוק אחד בתוך המאגר, ולעיתים יותר מכך.</w:t>
+      </w:r>
+    </w:p>
+    <w:p>
+      <w:pPr>
+        <w:bidi/>
+        <w:jc w:val="right"/>
+      </w:pPr>
+      <w:r>
+        <w:rPr>
+          <w:rFonts w:ascii="Arial" w:hAnsi="Arial" w:cs="Arial"/>
+          <w:rtl/>
+        </w:rPr>
+        <w:t>המשמעות המתודולוגית היא שמאגר גנטי גדול אינו רק אוסף של יחידים. הוא רשת צפופה של קשרים חלקיים, ולעיתים נסתרים, בין אנשים. זו אחת הסיבות לכך שחיפוש גנאלוגי נעשה יעיל כל כך, אבל גם אחת הסיבות לכך שסיווג מדויק של דרגת קרבה נעשה קשה יותר ויותר בטווחים רחוקים [1].</w:t>
       </w:r>
     </w:p>
     <w:p>
@@ -4355,33 +4355,33 @@
           <w:rFonts w:ascii="Arial" w:hAnsi="Arial" w:cs="Arial"/>
           <w:rtl/>
         </w:rPr>
-        <w:t>endogamy היא נטייה של אנשים להינשא ולהוליד ילדים בתוך קבוצה חברתית, דתית, גאוגרפית או תרבותית מצומצמת יחסית לאורך דורות רבים. במצב כזה, זוג פרטים עשוי לחלוק יותר מאב קדמון אחד, ולעיתים קווי שארות מרובים מצטברים זה על גבי זה [Hen12].</w:t>
-      </w:r>
-    </w:p>
-    <w:p>
-      <w:pPr>
-        <w:bidi/>
-        <w:jc w:val="right"/>
-      </w:pPr>
-      <w:r>
-        <w:rPr>
-          <w:rFonts w:ascii="Arial" w:hAnsi="Arial" w:cs="Arial"/>
-          <w:rtl/>
-        </w:rPr>
-        <w:t>מבחינה גנטית, התוצאה היא עלייה בשיתוף הרקעי של מקטעים, כך שגם פרטים שאינם קרובים במובן משפחתי קרוב עשויים לחלוק הרבה יותר DNA מן המצופה באוכלוסייה פנמיקטית. Henn ועמיתיו הראו שבאוכלוסיות מבודדות או אנדוגמיות רמות השיתוף הממוצעות יכולות להיות גבוהות בסדרי גודל לעומת אוכלוסיות קוסמופוליטיות [Hen12].</w:t>
-      </w:r>
-    </w:p>
-    <w:p>
-      <w:pPr>
-        <w:bidi/>
-        <w:jc w:val="right"/>
-      </w:pPr>
-      <w:r>
-        <w:rPr>
-          <w:rFonts w:ascii="Arial" w:hAnsi="Arial" w:cs="Arial"/>
-          <w:rtl/>
-        </w:rPr>
-        <w:t>דוגמה הוראתית טובה היא אוכלוסיות מייסדים כגון אשכנזים. באוכלוסיות כאלה ניתן למצוא שיעורים גבוהים בהרבה של שיתוף מקטעים ארוכים יחסית גם בין זוגות שאינם מזוהים כקרובים קרובים. לכן, באוכלוסיות אנדוגמיות, IBD לבדו אינו מספיק לעיתים כדי להבחין היטב בין קרובים מדרגות רחוקות שונות [Hen12].</w:t>
+        <w:t>endogamy היא נטייה של אנשים להינשא ולהוליד ילדים בתוך קבוצה חברתית, דתית, גאוגרפית או תרבותית מצומצמת יחסית לאורך דורות רבים. במצב כזה, זוג פרטים עשוי לחלוק יותר מאב קדמון אחד, ולעיתים קווי שארות מרובים מצטברים זה על גבי זה [1].</w:t>
+      </w:r>
+    </w:p>
+    <w:p>
+      <w:pPr>
+        <w:bidi/>
+        <w:jc w:val="right"/>
+      </w:pPr>
+      <w:r>
+        <w:rPr>
+          <w:rFonts w:ascii="Arial" w:hAnsi="Arial" w:cs="Arial"/>
+          <w:rtl/>
+        </w:rPr>
+        <w:t>מבחינה גנטית, התוצאה היא עלייה בשיתוף הרקעי של מקטעים, כך שגם פרטים שאינם קרובים במובן משפחתי קרוב עשויים לחלוק הרבה יותר DNA מן המצופה באוכלוסייה פנמיקטית. Henn ועמיתיו הראו שבאוכלוסיות מבודדות או אנדוגמיות רמות השיתוף הממוצעות יכולות להיות גבוהות בסדרי גודל לעומת אוכלוסיות קוסמופוליטיות [1].</w:t>
+      </w:r>
+    </w:p>
+    <w:p>
+      <w:pPr>
+        <w:bidi/>
+        <w:jc w:val="right"/>
+      </w:pPr>
+      <w:r>
+        <w:rPr>
+          <w:rFonts w:ascii="Arial" w:hAnsi="Arial" w:cs="Arial"/>
+          <w:rtl/>
+        </w:rPr>
+        <w:t>דוגמה הוראתית טובה היא אוכלוסיות מייסדים כגון אשכנזים. באוכלוסיות כאלה ניתן למצוא שיעורים גבוהים בהרבה של שיתוף מקטעים ארוכים יחסית גם בין זוגות שאינם מזוהים כקרובים קרובים. לכן, באוכלוסיות אנדוגמיות, IBD לבדו אינו מספיק לעיתים כדי להבחין היטב בין קרובים מדרגות רחוקות שונות [1].</w:t>
       </w:r>
     </w:p>
     <w:p>
@@ -4409,20 +4409,20 @@
           <w:rFonts w:ascii="Arial" w:hAnsi="Arial" w:cs="Arial"/>
           <w:rtl/>
         </w:rPr>
-        <w:t>background sharing הוא שיתוף גנטי שאינו נובע מקרבה משפחתית עדכנית אחת, אלא מהיסטוריה עמוקה יותר של האוכלוסייה [Bro12, Huf11]. בפועל, זהו אחד הקשיים המרכזיים בגנאלוגיה גנטית: לא כל מקטע משותף הוא עדות לקרבה גנאלוגית שימושית.</w:t>
-      </w:r>
-    </w:p>
-    <w:p>
-      <w:pPr>
-        <w:bidi/>
-        <w:jc w:val="right"/>
-      </w:pPr>
-      <w:r>
-        <w:rPr>
-          <w:rFonts w:ascii="Arial" w:hAnsi="Arial" w:cs="Arial"/>
-          <w:rtl/>
-        </w:rPr>
-        <w:t>בפרט, באוכלוסיות עם bottlenecks, founder effects או endogamy, קיים מעין “רצפת רקע” של שיתוף, כך שגם קרובים רחוקים מאוד או אפילו זוגות שאין ביניהם קשר משפחתי ידוע עשויים להיראות דומים יותר מן הצפוי [Hen12]. זהו בדיוק המקום שבו הגבול בין קרבה משפחתית עדכנית לבין היסטוריה אוכלוסייתית נעשה מטושטש.</w:t>
+        <w:t>background sharing הוא שיתוף גנטי שאינו נובע מקרבה משפחתית עדכנית אחת, אלא מהיסטוריה עמוקה יותר של האוכלוסייה [4, 5]. בפועל, זהו אחד הקשיים המרכזיים בגנאלוגיה גנטית: לא כל מקטע משותף הוא עדות לקרבה גנאלוגית שימושית.</w:t>
+      </w:r>
+    </w:p>
+    <w:p>
+      <w:pPr>
+        <w:bidi/>
+        <w:jc w:val="right"/>
+      </w:pPr>
+      <w:r>
+        <w:rPr>
+          <w:rFonts w:ascii="Arial" w:hAnsi="Arial" w:cs="Arial"/>
+          <w:rtl/>
+        </w:rPr>
+        <w:t>בפרט, באוכלוסיות עם bottlenecks, founder effects או endogamy, קיים מעין “רצפת רקע” של שיתוף, כך שגם קרובים רחוקים מאוד או אפילו זוגות שאין ביניהם קשר משפחתי ידוע עשויים להיראות דומים יותר מן הצפוי [1]. זהו בדיוק המקום שבו הגבול בין קרבה משפחתית עדכנית לבין היסטוריה אוכלוסייתית נעשה מטושטש.</w:t>
       </w:r>
     </w:p>
     <w:p>
@@ -4450,20 +4450,20 @@
           <w:rFonts w:ascii="Arial" w:hAnsi="Arial" w:cs="Arial"/>
           <w:rtl/>
         </w:rPr>
-        <w:t>admixture הוא מצב שבו אוכלוסייה או פרט נובעים משילוב של מקורות אוכלוסייתיים שונים. מבחינה ביולוגית, זהו מצב רגיל למדי באוכלוסיות אנושיות רבות. מבחינה חישובית, הוא מציב קושי מיוחד, משום שאומדני קרבה סטנדרטיים מניחים לעיתים תדירויות אללים אחידות או רקע אוכלוסייתי פשוט יותר [Tho12, Con16].</w:t>
-      </w:r>
-    </w:p>
-    <w:p>
-      <w:pPr>
-        <w:bidi/>
-        <w:jc w:val="right"/>
-      </w:pPr>
-      <w:r>
-        <w:rPr>
-          <w:rFonts w:ascii="Arial" w:hAnsi="Arial" w:cs="Arial"/>
-          <w:rtl/>
-        </w:rPr>
-        <w:t>Thornton ועמיתיו הראו שכאשר משתמשים באומדנים סטנדרטיים במדגמים admixed, הקרבה עשויה להיות מוטה באופן שיטתי [Tho12]. זוגות בעלי מוצא דומה מאוד עלולים להיראות קרובים מדי, ואילו זוגות מרקעים שונים יותר עלולים להיראות פחות קרובים מכפי שהם באמת.</w:t>
+        <w:t>admixture הוא מצב שבו אוכלוסייה או פרט נובעים משילוב של מקורות אוכלוסייתיים שונים. מבחינה ביולוגית, זהו מצב רגיל למדי באוכלוסיות אנושיות רבות. מבחינה חישובית, הוא מציב קושי מיוחד, משום שאומדני קרבה סטנדרטיים מניחים לעיתים תדירויות אללים אחידות או רקע אוכלוסייתי פשוט יותר [2, 3].</w:t>
+      </w:r>
+    </w:p>
+    <w:p>
+      <w:pPr>
+        <w:bidi/>
+        <w:jc w:val="right"/>
+      </w:pPr>
+      <w:r>
+        <w:rPr>
+          <w:rFonts w:ascii="Arial" w:hAnsi="Arial" w:cs="Arial"/>
+          <w:rtl/>
+        </w:rPr>
+        <w:t>Thornton ועמיתיו הראו שכאשר משתמשים באומדנים סטנדרטיים במדגמים admixed, הקרבה עשויה להיות מוטה באופן שיטתי [2]. זוגות בעלי מוצא דומה מאוד עלולים להיראות קרובים מדי, ואילו זוגות מרקעים שונים יותר עלולים להיראות פחות קרובים מכפי שהם באמת.</w:t>
       </w:r>
     </w:p>
     <w:p>
@@ -4491,7 +4491,7 @@
           <w:rFonts w:ascii="Arial" w:hAnsi="Arial" w:cs="Arial"/>
           <w:rtl/>
         </w:rPr>
-        <w:t>אם שני פרטים הם קרובי משפחה אמיתיים אך אחד מהם בעל רכיבי מוצא שונים מן האחר, אומדן שאינו מתקן כראוי ל־admixture עלול לדחוף את ערך הקרבה כלפי מטה. לעומת זאת, שני פרטים בלתי־קשורים בעלי תמהיל מוצא דומה מאוד עשויים להיראות קרובים יותר מכפי שהם באמת [Tho12, Con16].</w:t>
+        <w:t>אם שני פרטים הם קרובי משפחה אמיתיים אך אחד מהם בעל רכיבי מוצא שונים מן האחר, אומדן שאינו מתקן כראוי ל־admixture עלול לדחוף את ערך הקרבה כלפי מטה. לעומת זאת, שני פרטים בלתי־קשורים בעלי תמהיל מוצא דומה מאוד עשויים להיראות קרובים יותר מכפי שהם באמת [2, 3].</w:t>
       </w:r>
     </w:p>
     <w:p>
@@ -4519,20 +4519,20 @@
           <w:rFonts w:ascii="Arial" w:hAnsi="Arial" w:cs="Arial"/>
           <w:rtl/>
         </w:rPr>
-        <w:t>inbreeding מתאר מצב שבו שני ההורים של פרט חולקים בעצמם אבות קדמונים משותפים, כך שהפרט נושא יותר אזורים הומוזיגוטיים שמקורם משותף. גם תופעה זו מסבכת את הסקת הקרבה, משום שהיא משנה את ההנחות הרגילות לגבי מצבי IBD האפשריים ולגבי תדירויות האללים האפקטיביות [Con16].</w:t>
-      </w:r>
-    </w:p>
-    <w:p>
-      <w:pPr>
-        <w:bidi/>
-        <w:jc w:val="right"/>
-      </w:pPr>
-      <w:r>
-        <w:rPr>
-          <w:rFonts w:ascii="Arial" w:hAnsi="Arial" w:cs="Arial"/>
-          <w:rtl/>
-        </w:rPr>
-        <w:t>מבחינה חישובית, inbreeding עלול להטות אומדני קרבה ולפגוע בפרשנות של מדדים כמו IBD0, IBD1 ו־IBD2, בעיקר כאשר המודלים מניחים זוגות outbred [Con16].</w:t>
+        <w:t>inbreeding מתאר מצב שבו שני ההורים של פרט חולקים בעצמם אבות קדמונים משותפים, כך שהפרט נושא יותר אזורים הומוזיגוטיים שמקורם משותף. גם תופעה זו מסבכת את הסקת הקרבה, משום שהיא משנה את ההנחות הרגילות לגבי מצבי IBD האפשריים ולגבי תדירויות האללים האפקטיביות [3].</w:t>
+      </w:r>
+    </w:p>
+    <w:p>
+      <w:pPr>
+        <w:bidi/>
+        <w:jc w:val="right"/>
+      </w:pPr>
+      <w:r>
+        <w:rPr>
+          <w:rFonts w:ascii="Arial" w:hAnsi="Arial" w:cs="Arial"/>
+          <w:rtl/>
+        </w:rPr>
+        <w:t>מבחינה חישובית, inbreeding עלול להטות אומדני קרבה ולפגוע בפרשנות של מדדים כמו IBD0, IBD1 ו־IBD2, בעיקר כאשר המודלים מניחים זוגות outbred [3].</w:t>
       </w:r>
     </w:p>
     <w:p>
@@ -4560,7 +4560,7 @@
           <w:rFonts w:ascii="Arial" w:hAnsi="Arial" w:cs="Arial"/>
           <w:rtl/>
         </w:rPr>
-        <w:t>כאשר אומדן קרבה משתמש בתדירויות אללים כלליות של המדגם, הוא מניח למעשה שכל זוג פרטים מושווה לאותו רקע ייחוס. אבל במבנה אוכלוסייתי מורכב אין “רקע יחיד” כזה [Tho12].</w:t>
+        <w:t>כאשר אומדן קרבה משתמש בתדירויות אללים כלליות של המדגם, הוא מניח למעשה שכל זוג פרטים מושווה לאותו רקע ייחוס. אבל במבנה אוכלוסייתי מורכב אין “רקע יחיד” כזה [2].</w:t>
       </w:r>
     </w:p>
     <w:p>
@@ -4630,7 +4630,7 @@
           <w:rFonts w:ascii="Arial" w:hAnsi="Arial" w:cs="Arial"/>
           <w:rtl/>
         </w:rPr>
-        <w:t>העבודה של Thornton ועמיתיו הראתה היטב שבאוכלוסיות admixed אומדנים הומוגניים עלולים לבלבל בין מוצא משותף לבין קרבה משפחתית [Tho12]. Conomos ועמיתיו הרחיבו זאת והראו שגם שיטות שנחשבו robust, כגון KING-robust, עשויות להיות מוטות כאשר יש פערי מוצא גדולים בין פרטים או admixture מורכב [Con16].</w:t>
+        <w:t>העבודה של Thornton ועמיתיו הראתה היטב שבאוכלוסיות admixed אומדנים הומוגניים עלולים לבלבל בין מוצא משותף לבין קרבה משפחתית [2]. Conomos ועמיתיו הרחיבו זאת והראו שגם שיטות שנחשבו robust, כגון KING-robust, עשויות להיות מוטות כאשר יש פערי מוצא גדולים בין פרטים או admixture מורכב [3].</w:t>
       </w:r>
     </w:p>
     <w:p>
@@ -4658,20 +4658,20 @@
           <w:rFonts w:ascii="Arial" w:hAnsi="Arial" w:cs="Arial"/>
           <w:rtl/>
         </w:rPr>
-        <w:t>הפתרון העקרוני הוא לאמוד קרבה יחסית לרקע אוכלוסייתי הספציפי של כל זוג פרטים, ולא יחסית לאוכלוסייה אחידה מדומיינת אחת [Tho12, Con16].</w:t>
-      </w:r>
-    </w:p>
-    <w:p>
-      <w:pPr>
-        <w:bidi/>
-        <w:jc w:val="right"/>
-      </w:pPr>
-      <w:r>
-        <w:rPr>
-          <w:rFonts w:ascii="Arial" w:hAnsi="Arial" w:cs="Arial"/>
-          <w:rtl/>
-        </w:rPr>
-        <w:t>REAP, למשל, משתמש ברעיון של תדירויות אללים ספציפיות לפרט, הנגזרות מן הרכב המוצא שלו [Tho12]. PC-Relate פועל בכיוון דומה אך עושה זאת בדרך model-free יותר, באמצעות שימוש ב־principal components כדי להפריד בין דמיון הנובע ממבנה אוכלוסייה לבין דמיון הנובע מקרבה משפחתית עדכנית [Con16].</w:t>
+        <w:t>הפתרון העקרוני הוא לאמוד קרבה יחסית לרקע אוכלוסייתי הספציפי של כל זוג פרטים, ולא יחסית לאוכלוסייה אחידה מדומיינת אחת [2, 3].</w:t>
+      </w:r>
+    </w:p>
+    <w:p>
+      <w:pPr>
+        <w:bidi/>
+        <w:jc w:val="right"/>
+      </w:pPr>
+      <w:r>
+        <w:rPr>
+          <w:rFonts w:ascii="Arial" w:hAnsi="Arial" w:cs="Arial"/>
+          <w:rtl/>
+        </w:rPr>
+        <w:t>REAP, למשל, משתמש ברעיון של תדירויות אללים ספציפיות לפרט, הנגזרות מן הרכב המוצא שלו [2]. PC-Relate פועל בכיוון דומה אך עושה זאת בדרך model-free יותר, באמצעות שימוש ב־principal components כדי להפריד בין דמיון הנובע ממבנה אוכלוסייה לבין דמיון הנובע מקרבה משפחתית עדכנית [3].</w:t>
       </w:r>
     </w:p>
     <w:p>
@@ -4712,20 +4712,20 @@
           <w:rFonts w:ascii="Arial" w:hAnsi="Arial" w:cs="Arial"/>
           <w:rtl/>
         </w:rPr>
-        <w:t>גם שיטות מתקדמות אינן פותרות את הבעיה לחלוטין. כאשר המבנה האוכלוסייתי קיצוני, כאשר קיימת אנדוגמיה חזקה, או כאשר מספר ה־PCs אינו נבחר היטב, עדיין עלולות להישאר הטיות או עלייה בשונות האומדנים [Con16].</w:t>
-      </w:r>
-    </w:p>
-    <w:p>
-      <w:pPr>
-        <w:bidi/>
-        <w:jc w:val="right"/>
-      </w:pPr>
-      <w:r>
-        <w:rPr>
-          <w:rFonts w:ascii="Arial" w:hAnsi="Arial" w:cs="Arial"/>
-          <w:rtl/>
-        </w:rPr>
-        <w:t>בנוסף, גם כאשר האומדן הממוצע מתוקן היטב, עדיין נותרת הבעיה הביולוגית הבסיסית: קרובים רחוקים חולקים DNA באופן אקראי וחלקי מאוד. לכן גם במודל טוב, ההבחנה בין דרגות רחוקות תישאר קשה [Hen12, Con16].</w:t>
+        <w:t>גם שיטות מתקדמות אינן פותרות את הבעיה לחלוטין. כאשר המבנה האוכלוסייתי קיצוני, כאשר קיימת אנדוגמיה חזקה, או כאשר מספר ה־PCs אינו נבחר היטב, עדיין עלולות להישאר הטיות או עלייה בשונות האומדנים [3].</w:t>
+      </w:r>
+    </w:p>
+    <w:p>
+      <w:pPr>
+        <w:bidi/>
+        <w:jc w:val="right"/>
+      </w:pPr>
+      <w:r>
+        <w:rPr>
+          <w:rFonts w:ascii="Arial" w:hAnsi="Arial" w:cs="Arial"/>
+          <w:rtl/>
+        </w:rPr>
+        <w:t>בנוסף, גם כאשר האומדן הממוצע מתוקן היטב, עדיין נותרת הבעיה הביולוגית הבסיסית: קרובים רחוקים חולקים DNA באופן אקראי וחלקי מאוד. לכן גם במודל טוב, ההבחנה בין דרגות רחוקות תישאר קשה [1, 3].</w:t>
       </w:r>
     </w:p>
     <w:p>
@@ -4753,20 +4753,20 @@
           <w:rFonts w:ascii="Arial" w:hAnsi="Arial" w:cs="Arial"/>
           <w:rtl/>
         </w:rPr>
-        <w:t>בגנאלוגיה גנטית מעשית, המגבלות הללו אינן עניין תיאורטי בלבד. הן משפיעות על השאלה האם התאמה במסד נתונים היא התאמה אינפורמטיבית, על האופן שבו מפרשים מרחקי קרבה, ועל מספר הענפים המשפחתיים שיש לבדוק [Hen12, Bro12].</w:t>
-      </w:r>
-    </w:p>
-    <w:p>
-      <w:pPr>
-        <w:bidi/>
-        <w:jc w:val="right"/>
-      </w:pPr>
-      <w:r>
-        <w:rPr>
-          <w:rFonts w:ascii="Arial" w:hAnsi="Arial" w:cs="Arial"/>
-          <w:rtl/>
-        </w:rPr>
-        <w:t>באוכלוסיות אנדוגמיות, התאמות רבות עשויות להיראות “קרובות” יותר מכפי שהן שימושיות בפועל. באוכלוסיות admixed, התאמה אמיתית עלולה להיות מוערכת בחסר אם לא מתחשבים נכון במבנה המוצא [Tho12, Con16]. לכן, בפרקטיקה של FIGG, אין די בקריאת מספר ה־cM או בדרגת הקרבה המוצעת על ידי תוכנה; יש לפרש את התוצאה בתוך ההקשר האוכלוסייתי של הדגימה ושל המאגר.</w:t>
+        <w:t>בגנאלוגיה גנטית מעשית, המגבלות הללו אינן עניין תיאורטי בלבד. הן משפיעות על השאלה האם התאמה במסד נתונים היא התאמה אינפורמטיבית, על האופן שבו מפרשים מרחקי קרבה, ועל מספר הענפים המשפחתיים שיש לבדוק [1, 4].</w:t>
+      </w:r>
+    </w:p>
+    <w:p>
+      <w:pPr>
+        <w:bidi/>
+        <w:jc w:val="right"/>
+      </w:pPr>
+      <w:r>
+        <w:rPr>
+          <w:rFonts w:ascii="Arial" w:hAnsi="Arial" w:cs="Arial"/>
+          <w:rtl/>
+        </w:rPr>
+        <w:t>באוכלוסיות אנדוגמיות, התאמות רבות עשויות להיראות “קרובות” יותר מכפי שהן שימושיות בפועל. באוכלוסיות admixed, התאמה אמיתית עלולה להיות מוערכת בחסר אם לא מתחשבים נכון במבנה המוצא [2, 3]. לכן, בפרקטיקה של FIGG, אין די בקריאת מספר ה־cM או בדרגת הקרבה המוצעת על ידי תוכנה; יש לפרש את התוצאה בתוך ההקשר האוכלוסייתי של הדגימה ושל המאגר.</w:t>
       </w:r>
     </w:p>
     <w:p>
@@ -4794,20 +4794,20 @@
           <w:rFonts w:ascii="Arial" w:hAnsi="Arial" w:cs="Arial"/>
           <w:rtl/>
         </w:rPr>
-        <w:t>הסקת קרבה גנטית מושפעת עמוקות מן ההיסטוריה הדמוגרפית של האוכלוסייה. cryptic relatedness, endogamy, admixture, inbreeding ו־background sharing כולם משנים את הקשר בין שיתוף גנטי לבין קרבה משפחתית [Hen12, Tho12, Con16].</w:t>
-      </w:r>
-    </w:p>
-    <w:p>
-      <w:pPr>
-        <w:bidi/>
-        <w:jc w:val="right"/>
-      </w:pPr>
-      <w:r>
-        <w:rPr>
-          <w:rFonts w:ascii="Arial" w:hAnsi="Arial" w:cs="Arial"/>
-          <w:rtl/>
-        </w:rPr>
-        <w:t>משום כך, אומדני קרבה פשוטים עלולים להטות את התוצאה כאשר מבנה האוכלוסייה מורכב. שיטות robust כמו REAP ו־PC-Relate מנסות להפריד בין קרבה משפחתית עדכנית לבין רקע מוצא משותף, אך גם הן פועלות תחת מגבלות מעשיות וביולוגיות [Tho12, Con16].</w:t>
+        <w:t>הסקת קרבה גנטית מושפעת עמוקות מן ההיסטוריה הדמוגרפית של האוכלוסייה. cryptic relatedness, endogamy, admixture, inbreeding ו־background sharing כולם משנים את הקשר בין שיתוף גנטי לבין קרבה משפחתית [1, 2, 3].</w:t>
+      </w:r>
+    </w:p>
+    <w:p>
+      <w:pPr>
+        <w:bidi/>
+        <w:jc w:val="right"/>
+      </w:pPr>
+      <w:r>
+        <w:rPr>
+          <w:rFonts w:ascii="Arial" w:hAnsi="Arial" w:cs="Arial"/>
+          <w:rtl/>
+        </w:rPr>
+        <w:t>משום כך, אומדני קרבה פשוטים עלולים להטות את התוצאה כאשר מבנה האוכלוסייה מורכב. שיטות robust כמו REAP ו־PC-Relate מנסות להפריד בין קרבה משפחתית עדכנית לבין רקע מוצא משותף, אך גם הן פועלות תחת מגבלות מעשיות וביולוגיות [2, 3].</w:t>
       </w:r>
     </w:p>
     <w:p>
@@ -5417,7 +5417,7 @@
           <w:rFonts w:ascii="Arial" w:hAnsi="Arial" w:cs="Arial"/>
           <w:rtl/>
         </w:rPr>
-        <w:t>גם במסד גדול מאוד לא כל קרוב גנאלוגי יהיה detectable. Kli21 מדגיש שלא כל קרוב משפחה גנאלוגי חולק מספיק DNA כדי להיות מזוהה, ובייחוד בטווח של בני דודים רחוקים יש סבירות ממשית שלא יימצא כל שיתוף שימושי [1].</w:t>
+        <w:t>גם במסד גדול מאוד לא כל קרוב גנאלוגי יהיה מזוהה. קלינג [1] מדגיש שלא כל קרוב משפחה גנאלוגי חולק מספיק DNA כדי להיות מזוהה, ובייחוד בטווח של בני דודים רחוקים יש סבירות ממשית שלא יימצא כל שיתוף שימושי [1].</w:t>
       </w:r>
     </w:p>
     <w:p>
@@ -5752,7 +5752,7 @@
           <w:rFonts w:ascii="Arial" w:hAnsi="Arial" w:cs="Arial"/>
           <w:rtl/>
         </w:rPr>
-        <w:t>Conrick ועמיתיו, בסקירתם משנת 2025, הדגישו כי עבור אנשים עם ניסיון של אימוץ או out-of-home care, בדיקות כאלה עשויות לספק חיבור למורשת, זהות ובריאות, אך גם להציף grief, שאלות שייכות ואתגרים אישיים ניכרים [11]. מבחינה אקדמית, זהו יישום חשוב משום שהוא ממחיש כיצד אותה טכנולוגיה יכולה להיות בו זמנית כלי אינפורמטיבי וכלי מטלטל מבחינה זהותית.</w:t>
+        <w:t>Conrick ועמיתיו, בסקירתם משנת 2025, הדגישו כי עבור אנשים עם ניסיון של אימוץ או out-of-home care, בדיקות כאלה עשויות לספק חיבור למורשת, זהות ובריאות, אך גם להציף צער, שאלות שייכות ואתגרים אישיים ניכרים [11]. מבחינה אקדמית, זהו יישום חשוב משום שהוא ממחיש כיצד אותה טכנולוגיה יכולה להיות בו זמנית כלי אינפורמטיבי וכלי מטלטל מבחינה זהותית.</w:t>
       </w:r>
     </w:p>
     <w:p>
@@ -5793,7 +5793,7 @@
           <w:rFonts w:ascii="Arial" w:hAnsi="Arial" w:cs="Arial"/>
           <w:rtl/>
         </w:rPr>
-        <w:t>הטיעון המרכזי פשוט: גם אם התורם עצמו לא נבדק, קרוביו עשויים להיבדק, ולכן אפשר להתקדם דרכם לעבר זהותו. המשמעות היא שהסדרים חברתיים ומשפטיים שנבנו על הנחת anonymity מתערערים בפועל לנוכח כוחם של relative-finder services [5], [6].</w:t>
+        <w:t>הטיעון המרכזי פשוט: גם אם התורם עצמו לא נבדק, קרוביו עשויים להיבדק, ולכן אפשר להתקדם דרכם לעבר זהותו. המשמעות היא שהסדרים חברתיים ומשפטיים שנבנו על הנחת חסיון/אנונימיות מתערערים בפועל לנוכח כוחם של relative-finder services [5], [6].</w:t>
       </w:r>
     </w:p>
     <w:p>
@@ -5847,7 +5847,7 @@
           <w:rFonts w:ascii="Arial" w:hAnsi="Arial" w:cs="Arial"/>
           <w:rtl/>
         </w:rPr>
-        <w:t>מלבד אימוץ ו־donor conception, שירותי genetic relative-finder יוצרים מרחב רחב של גילויים בלתי־צפויים: אבהות שגויה, אחאים לא ידועים, קשרי משפחה חצי־מוסתרים, או ענפים שלא תועדו כלל. Guerrini ועמיתיה הראו שבמדגם גדול מאוד של משתמשי GRF, רוב המשתתפים למדו לפחות דבר חדש אחד על עצמם או על קרוביהם, ולעיתים מדובר היה במידע בעל השלכות משפחתיות ממשיות [2].</w:t>
+        <w:t>מלבד אימוץ ו־donor conception, שירותי genetic relative-finder יוצרים מרחב רחב של גילויים בלתי־צפויים: אבהות שגויה, אחים לא ידועים, קשרי משפחה חצי־מוסתרים, או ענפים שלא תועדו כלל. Guerrini ועמיתיה הראו שבמדגם גדול מאוד של משתמשי GRF, רוב המשתתפים למדו לפחות דבר חדש אחד על עצמם או על קרוביהם, ולעיתים מדובר היה במידע בעל השלכות משפחתיות ממשיות [2].</w:t>
       </w:r>
     </w:p>
     <w:p>
@@ -5971,7 +5971,7 @@
           <w:rFonts w:ascii="Arial" w:hAnsi="Arial" w:cs="Arial"/>
           <w:rtl/>
         </w:rPr>
-        <w:t>ההבדל בין היישומים אינו מצוי בטכנולוגיה עצמה אלא בשאלה האנושית הנשאלת. ב־ancestry מחפשים מוצא; באימוץ מחפשים משפחה ביולוגית; ב־donor conception מחפשים תורם, אחאים או צאצאים; ובשירותי GRF לעיתים כלל לא יודעים מראש מה מחפשים, אלא רק פותחים פתח לגילוי [2], [3], [4].</w:t>
+        <w:t>ההבדל בין היישומים אינו מצוי בטכנולוגיה עצמה אלא בשאלה האנושית הנשאלת. ב־ancestry מחפשים מוצא; באימוץ מחפשים משפחה ביולוגית; ב־donor conception מחפשים תורם, אחים או צאצאים; ובשירותי GRF לעיתים כלל לא יודעים מראש מה מחפשים, אלא רק פותחים פתח לגילוי [2], [3], [4].</w:t>
       </w:r>
     </w:p>
     <w:p>
@@ -6074,7 +6074,7 @@
           <w:rFonts w:ascii="Arial" w:hAnsi="Arial" w:cs="Arial"/>
           <w:rtl/>
         </w:rPr>
-        <w:t>פרק 8 זיהוי נעדרים שרידים ו־DVI</w:t>
+        <w:t>פרק 8: זיהוי נעדרים שרידים ו־DVI</w:t>
       </w:r>
       <w:bookmarkEnd w:id="chapter_8"/>
     </w:p>
@@ -6239,7 +6239,7 @@
           <w:rFonts w:ascii="Arial" w:hAnsi="Arial" w:cs="Arial"/>
           <w:rtl/>
         </w:rPr>
-        <w:t>Disaster victim identification הוא מקרה קצה של זיהוי נעדרים, שבו מספר רב של גופות או חלקי גופות חייבים להיות מזוהים בזמן קצר יחסית, לעיתים לאחר אש, פיצוץ, התרסקות, צונאמי או אירוע רב־נפגעים אחר [4], [6].</w:t>
+        <w:t>אסון המוני הוא מקרה קצה של זיהוי נעדרים, שבו מספר רב של גופות או חלקי גופות חייבים להיות מזוהים בזמן קצר יחסית, לעיתים לאחר אש, פיצוץ, התרסקות, צונאמי או אירוע רב־נפגעים אחר [4], [6].</w:t>
       </w:r>
     </w:p>
     <w:p>
@@ -6388,7 +6388,7 @@
           <w:rFonts w:ascii="Arial" w:hAnsi="Arial" w:cs="Arial"/>
           <w:rtl/>
         </w:rPr>
-        <w:t>אחד השינויים החשובים של השנים האחרונות הוא המעבר מראיית SNPs ככלי למחקר אוכלוסיות או לגנאלוגיה צרכנית, לראייתם ככלי operational במעבדות forensic genomics [2], [4], [5].</w:t>
+        <w:t>אחד השינויים החשובים של השנים האחרונות הוא המעבר מראיית SNPs ככלי למחקר אוכלוסיות או לגנאלוגיה צרכנית, לראייתם ככלי מבצעי במעבדות גנטיקה פורנזית [2], [4], [5].</w:t>
       </w:r>
     </w:p>
     <w:p>
@@ -6483,20 +6483,20 @@
           <w:rFonts w:ascii="Arial" w:hAnsi="Arial" w:cs="Arial"/>
           <w:rtl/>
         </w:rPr>
-        <w:t>יש קו רציף בין missing persons identification לבין FIGG, אך אין חפיפה מלאה. בזיהוי הומניטרי ומוסדי נהוג להתחיל ממאגרי קרובי משפחה ייעודיים ומ־pedigree matching ישיר יחסית [1], [3]. ב־FIGG, לעומת זאת, לעיתים מתחילים ממאגרי קרובים רחוקים שאינם נבנו למטרה זו, ומתקדמים לעבר tree building רחב יותר.</w:t>
-      </w:r>
-    </w:p>
-    <w:p>
-      <w:pPr>
-        <w:bidi/>
-        <w:jc w:val="right"/>
-      </w:pPr>
-      <w:r>
-        <w:rPr>
-          <w:rFonts w:ascii="Arial" w:hAnsi="Arial" w:cs="Arial"/>
-          <w:rtl/>
-        </w:rPr>
-        <w:t>Wat24 מתארים במפורש רצף בין short-range kinship testing, medium-range kinship testing ו־FIGG. זו נקודה פדגוגית חשובה: לא מדובר בשיטות נפרדות לחלוטין, אלא במשפחה של טכניקות הבודלות זו מזו בטווח הקרבה, בסוג הפאנל הגנטי, במטרת החיפוש, ובמידת התלות במסדי נתונים גנאלוגיים לעומת family-reference databases [2].</w:t>
+        <w:t>יש קו רציף בין זיהוי אלמונים לבין FIGG, אך אין חפיפה מלאה. בזיהוי הומניטרי ומוסדי נהוג להתחיל ממאגרי קרובי משפחה ייעודיים ומ־pedigree matching ישיר יחסית [1], [3]. ב־FIGG, לעומת זאת, לעיתים מתחילים ממאגרי קרובים רחוקים שאינם נבנו למטרה זו, ומתקדמים לעבר tree building רחב יותר.</w:t>
+      </w:r>
+    </w:p>
+    <w:p>
+      <w:pPr>
+        <w:bidi/>
+        <w:jc w:val="right"/>
+      </w:pPr>
+      <w:r>
+        <w:rPr>
+          <w:rFonts w:ascii="Arial" w:hAnsi="Arial" w:cs="Arial"/>
+          <w:rtl/>
+        </w:rPr>
+        <w:t>ווטסון [2] מתארים במפורש רצף בין short-range kinship testing, medium-range kinship testing ו־FIGG. זו נקודה פדגוגית חשובה: לא מדובר בשיטות נפרדות לחלוטין, אלא במשפחה של טכניקות הבודלות זו מזו בטווח הקרבה, בסוג הפאנל הגנטי, במטרת החיפוש, ובמידת התלות במסדי נתונים גנאלוגיים לעומת family-reference databases [2].</w:t>
       </w:r>
     </w:p>
     <w:p>
@@ -6537,7 +6537,7 @@
           <w:rFonts w:ascii="Arial" w:hAnsi="Arial" w:cs="Arial"/>
           <w:rtl/>
         </w:rPr>
-        <w:t>זו אחת הסיבות ש־DVI והזדהות נעדרים הם נושא מרכזי בקורס: הם מדגימים כיצד גנטיקה, אנתרופולוגיה, דאטה־מנג׳מנט וחקירה מוסדית נפגשים סביב שאלת זיהוי אחת.</w:t>
+        <w:t>זו אחת הסיבות ש־DVI והזדהות נעדרים הם נושא מרכזי בקורס: הם מדגימים כיצד גנטיקה, אנתרופולוגיה, ניהול מיידע וחקירה מוסדית נפגשים סביב שאלת זיהוי אחת.</w:t>
       </w:r>
     </w:p>
     <w:p>
@@ -6578,7 +6578,7 @@
           <w:rFonts w:ascii="Arial" w:hAnsi="Arial" w:cs="Arial"/>
           <w:rtl/>
         </w:rPr>
-        <w:t>STRs ממשיכים להיות חשובים, אך SNPs וכלי forensic genomics נעשים חשובים יותר במצבים של DNA מפורק, קרבה רחוקה יותר, וצורך בתפוקה גבוהה או במידע משלים כגון ancestry ו־sex inference [2], [4], [5].</w:t>
+        <w:t>STRs ממשיכים להיות חשובים, אך SNPs וכלי גנטיקה פורנזית נעשים חשובים יותר במצבים של DNA מפורק, קרבה רחוקה יותר, וצורך בתפוקה גבוהה או במידע משלים כגון ancestry ו־sex inference [2], [4], [5].</w:t>
       </w:r>
     </w:p>
     <w:p>
@@ -6612,7 +6612,7 @@
           <w:rFonts w:ascii="Arial" w:hAnsi="Arial" w:cs="Arial"/>
           <w:rtl/>
         </w:rPr>
-        <w:t>פרק 9 FIGG במעבדה הפורנזית</w:t>
+        <w:t>פרק 9: FIGG במעבדה הפורנזית</w:t>
       </w:r>
       <w:bookmarkEnd w:id="chapter_9"/>
     </w:p>
@@ -6723,7 +6723,7 @@
           <w:rFonts w:ascii="Arial" w:hAnsi="Arial" w:cs="Arial"/>
           <w:rtl/>
         </w:rPr>
-        <w:t>ב־FIGG המעבדה מקבלת לעיתים קרובות דגימות מאתגרות יותר מאלה של בדיקות אזרחיות: דם מיושן, תאי זרע, עצם, שן, שיער, קלטות דבק, חפצים נגועים בכמות DNA נמוכה, או שרידים אנושיים שנפגעו מסביבה, לחות, חום או זמן [2], [6], [7].</w:t>
+        <w:t>ב־FIGG המעבדה מקבלת לעיתים קרובות דגימות מאתגרות יותר מאלה של בדיקות אזרחיות: דם מיושן, תאי זרע, עצם, שן, שיער, חפצי מגע בכמות DNA נמוכה, או שרידים אנושיים שנפגעו מסביבה, לחות, חום או זמן [2], [6], [7].</w:t>
       </w:r>
     </w:p>
     <w:p>
@@ -6911,7 +6911,7 @@
           <w:rFonts w:ascii="Arial" w:hAnsi="Arial" w:cs="Arial"/>
           <w:rtl/>
         </w:rPr>
-        <w:t>Antunes ועמיתיה הציגו validation developmental רחב יותר והדגישו שפאנל זה נבנה כך ש־97.8% מן האמפליקונים יהיו קצרים מ־150 bp, מה שמגדיל את סיכויי ההצלחה בדגימות degraded. הם מסכמים שהקיט, יחד עם MiSeq FGx ו־Universal Analysis Software, מאפשרים להעביר את הרכיב הגנטי של FIGG אל תוך המעבדה הפורנזית עצמה [3].</w:t>
+        <w:t>Antunes ועמיתיה הציגו validation developmental רחב יותר והדגישו שפאנל זה נבנה כך ש־97.8% מן האמפליקונים יהיו קצרים מ־150 bp, מה שמגדיל את סיכויי ההצלחה בדגימות מפורקות. הם מסכמים שהקיט, יחד עם MiSeq FGx ו־Universal Analysis Software, מאפשרים להעביר את הרכיב הגנטי של FIGG אל תוך המעבדה הפורנזית עצמה [3].</w:t>
       </w:r>
     </w:p>
     <w:p>
@@ -6996,7 +6996,7 @@
           <w:rFonts w:ascii="Arial" w:hAnsi="Arial" w:cs="Arial"/>
           <w:rtl/>
         </w:rPr>
-        <w:t xml:space="preserve"> — DNA מקוטע favor לשיטות מבוססות ריצוף או פאנלים קצרים [2], [3]</w:t>
+        <w:t xml:space="preserve"> — DNA מקוטע עדיפות לשיטות מבוססות ריצוף או פאנלים קצרים [2], [3]</w:t>
       </w:r>
     </w:p>
     <w:p>
@@ -7187,7 +7187,7 @@
           <w:rFonts w:ascii="Arial" w:hAnsi="Arial" w:cs="Arial"/>
           <w:rtl/>
         </w:rPr>
-        <w:t>במחקרי validation בודקים עד כמה הגנוטיפים תואמים לפרופילי reference ידועים. זהו מדד חשוב במיוחד כאשר עובדים עם קלטי DNA נמוכים, דגימות degraded או workflows חדשים [5], [6].</w:t>
+        <w:t>במחקרי validation בודקים עד כמה הגנוטיפים תואמים לפרופילי reference ידועים. זהו מדד חשוב במיוחד כאשר עובדים עם קלטי DNA נמוכים, דגימות מפורקות או workflows חדשים [5], [6].</w:t>
       </w:r>
     </w:p>
     <w:p>
@@ -7215,7 +7215,7 @@
           <w:rFonts w:ascii="Arial" w:hAnsi="Arial" w:cs="Arial"/>
           <w:rtl/>
         </w:rPr>
-        <w:t>אחד הלקחים החוזרים כמעט בכל הספרות הוא שפירוק DNA הוא צוואר הבקבוק המרכזי. Vri21 מראים שהשפעתו על kinship classification קשה במיוחד, וש־compromised DNA נוטה להוביל יותר ל־false negatives מאשר ל־false positives [4]. כלומר, הסכנה העיקרית היא לפספס קרוב אמיתי, לאו דווקא לייצר קרוב מדומה.</w:t>
+        <w:t>אחד הלקחים החוזרים כמעט בכל הספרות הוא שפירוק DNA הוא צוואר הבקבוק המרכזי. דה פריס [4] מראים שהשפעתו על kinship classification קשה במיוחד, וש־compromised DNA נוטה להוביל יותר ל־false negatives מאשר ל־false positives [4]. כלומר, הסכנה העיקרית היא לפספס קרוב אמיתי, לאו דווקא לייצר קרוב מדומה.</w:t>
       </w:r>
     </w:p>
     <w:p>
@@ -7359,7 +7359,7 @@
           <w:rFonts w:ascii="Arial" w:hAnsi="Arial" w:cs="Arial"/>
           <w:rtl/>
         </w:rPr>
-        <w:t>פרק 10 FIGG כתהליך חקירתי</w:t>
+        <w:t>פרק 10: FIGG כתהליך חקירתי</w:t>
       </w:r>
       <w:bookmarkEnd w:id="chapter_10"/>
     </w:p>
@@ -7483,7 +7483,7 @@
           <w:rFonts w:ascii="Arial" w:hAnsi="Arial" w:cs="Arial"/>
           <w:rtl/>
         </w:rPr>
-        <w:t>Kli21 מדגיש ש־second cousin או קרוב יותר נחשב לעיתים קרובות ל־sweet spot של החקירה, משום שזהו איזון טוב בין שיתוף גנטי מספק לבין עץ משפחה שעדיין ניתן לניהול [1]. עם זאת, גם התאמות רחוקות יותר עשויות להיות שימושיות, במיוחד כאשר יש כמה מהן וכאשר אפשר לחבר ביניהן באמצעות genealogical clustering [1], [3].</w:t>
+        <w:t>קלינג [1] מדגיש ש־second cousin או קרוב יותר נחשב לעיתים קרובות ל־sweet spot של החקירה, משום שזהו איזון טוב בין שיתוף גנטי מספק לבין עץ משפחה שעדיין ניתן לניהול [1]. עם זאת, גם התאמות רחוקות יותר עשויות להיות שימושיות, במיוחד כאשר יש כמה מהן וכאשר אפשר לחבר ביניהן באמצעות genealogical clustering [1], [3].</w:t>
       </w:r>
     </w:p>
     <w:p>
@@ -8067,20 +8067,20 @@
           <w:rFonts w:ascii="Arial" w:hAnsi="Arial" w:cs="Arial"/>
           <w:rtl/>
         </w:rPr>
-        <w:t>לאחר בניית היסודות המדעיים, הטכנולוגיים והחקירתיים של FIGG, תיאורי מקרה הם המקום שבו כל הרכיבים מתחברים. זהו השלב שבו אפשר לראות כיצד איכות הדנ״א, רשימת ההתאמות, בניית העץ, ההקשר ההיסטורי ופרטי המקרה משתלבים לכדי הצלחה, כישלון או פתרון חלקי [1], [6].</w:t>
-      </w:r>
-    </w:p>
-    <w:p>
-      <w:pPr>
-        <w:bidi/>
-        <w:jc w:val="right"/>
-      </w:pPr>
-      <w:r>
-        <w:rPr>
-          <w:rFonts w:ascii="Arial" w:hAnsi="Arial" w:cs="Arial"/>
-          <w:rtl/>
-        </w:rPr>
-        <w:t>מבחינה דידקטית, תיאורי מקרה אינם רק המחשה. הם גם דרך להראות לסטודנטים שהשיטה אינה פועלת כמתכון קבוע. בכל תיק משתנה האיזון בין איכות המעבדה, היקף המסד, מבנה האוכלוסייה, נגישות הרשומות, והיקף העבודה הגנאלוגית [3], [8].</w:t>
+        <w:t>תיאורי המקרה הם המקום שבו מתברר ש־FIGG איננו כלי יחיד אלא שרשרת עבודה. מן הזירה או מן השרידים צריך להפיק DNA usable, להפוך אותו לפרופיל SNP, למצוא קרובים במסד, לבנות עץ משפחה, לצמצם מועמדים, ורק אז להגיע לאימות פורנזי או היסטורי [1], [5].</w:t>
+      </w:r>
+    </w:p>
+    <w:p>
+      <w:pPr>
+        <w:bidi/>
+        <w:jc w:val="right"/>
+      </w:pPr>
+      <w:r>
+        <w:rPr>
+          <w:rFonts w:ascii="Arial" w:hAnsi="Arial" w:cs="Arial"/>
+          <w:rtl/>
+        </w:rPr>
+        <w:t>הערך הפדגוגי של המקרים אינו רק בכך שהם מסתיימים בזיהוי. הם מראים מה עיכב את התיק, מה בדיוק שבר את המבוי הסתום, ואילו סוגי ראיות נשארו הכרחיים גם אחרי שהגנאלוגיה סיפקה lead [3], [6].</w:t>
       </w:r>
     </w:p>
     <w:p>
@@ -8108,7 +8108,7 @@
           <w:rFonts w:ascii="Arial" w:hAnsi="Arial" w:cs="Arial"/>
           <w:rtl/>
         </w:rPr>
-        <w:t>בקריאת case study של FIGG יש לשאול חמש שאלות בסיסיות:</w:t>
+        <w:t>בקריאה של case study כדאי לשאול חמש שאלות:</w:t>
       </w:r>
     </w:p>
     <w:p>
@@ -8122,7 +8122,7 @@
           <w:rFonts w:ascii="Arial" w:hAnsi="Arial" w:cs="Arial"/>
           <w:rtl/>
         </w:rPr>
-        <w:t>מה היה סוג הדגימה ומה הייתה איכות ה־DNA</w:t>
+        <w:t>מהו האירוע ומה הייתה נקודת הפתיחה של החוקרים</w:t>
       </w:r>
     </w:p>
     <w:p>
@@ -8136,7 +8136,7 @@
           <w:rFonts w:ascii="Arial" w:hAnsi="Arial" w:cs="Arial"/>
           <w:rtl/>
         </w:rPr>
-        <w:t>איזה מסלול טכנולוגי נדרש כדי לייצר פרופיל SNP</w:t>
+        <w:t>איזה חומר ביולוגי עמד לרשותם</w:t>
       </w:r>
     </w:p>
     <w:p>
@@ -8150,7 +8150,7 @@
           <w:rFonts w:ascii="Arial" w:hAnsi="Arial" w:cs="Arial"/>
           <w:rtl/>
         </w:rPr>
-        <w:t>אילו התאמות התקבלו במסד ובאיזו דרגת קרבה משוערת</w:t>
+        <w:t>מה היה החסם המרכזי לאורך שנים</w:t>
       </w:r>
     </w:p>
     <w:p>
@@ -8164,7 +8164,7 @@
           <w:rFonts w:ascii="Arial" w:hAnsi="Arial" w:cs="Arial"/>
           <w:rtl/>
         </w:rPr>
-        <w:t>מה היה מהלך ה־genealogy שהוביל לצמצום מועמדים</w:t>
+        <w:t>איזה מסלול FIGG הופעל בפועל</w:t>
       </w:r>
     </w:p>
     <w:p>
@@ -8178,20 +8178,20 @@
           <w:rFonts w:ascii="Arial" w:hAnsi="Arial" w:cs="Arial"/>
           <w:rtl/>
         </w:rPr>
-        <w:t>כיצד בוצע האימות הסופי</w:t>
-      </w:r>
-    </w:p>
-    <w:p>
-      <w:pPr>
-        <w:bidi/>
-        <w:jc w:val="right"/>
-      </w:pPr>
-      <w:r>
-        <w:rPr>
-          <w:rFonts w:ascii="Arial" w:hAnsi="Arial" w:cs="Arial"/>
-          <w:rtl/>
-        </w:rPr>
-        <w:t>כאשר שואלים את חמש השאלות האלה באופן שיטתי, קל יותר להשוות בין מקרים שונים ולזהות מה בדיוק תרם לפתרון [1], [2], [6].</w:t>
+        <w:t>איך נעשה האימות הסופי</w:t>
+      </w:r>
+    </w:p>
+    <w:p>
+      <w:pPr>
+        <w:bidi/>
+        <w:jc w:val="right"/>
+      </w:pPr>
+      <w:r>
+        <w:rPr>
+          <w:rFonts w:ascii="Arial" w:hAnsi="Arial" w:cs="Arial"/>
+          <w:rtl/>
+        </w:rPr>
+        <w:t>כאשר משווים מקרים לפי חמש השאלות הללו, קל יותר להבין מה באמת פתר את התיק ומה היה רק תנאי רקע [1], [5].</w:t>
       </w:r>
     </w:p>
     <w:p>
@@ -8234,33 +8234,46 @@
           <w:rFonts w:ascii="Arial" w:hAnsi="Arial" w:cs="Arial"/>
           <w:rtl/>
         </w:rPr>
-        <w:t>המקרה של Linköping נחשב לאחד מתיאורי המקרה האירופיים החשובים ביותר של IGG בתיק פלילי. שני קורבנות נרצחו בשנת 2004, והעבריין הותיר DNA בזירה. במשך 15 שנה לא עלה בידי החקירה לזהות אותו, למרות אלפי חקירות ותוכנית סקר DNA רחבה מאוד [1].</w:t>
-      </w:r>
-    </w:p>
-    <w:p>
-      <w:pPr>
-        <w:bidi/>
-        <w:jc w:val="right"/>
-      </w:pPr>
-      <w:r>
-        <w:rPr>
-          <w:rFonts w:ascii="Arial" w:hAnsi="Arial" w:cs="Arial"/>
-          <w:rtl/>
-        </w:rPr>
-        <w:t>החידוש במקרה זה לא היה רק השימוש ב־IGG, אלא גם ההתמודדות עם DNA באיכות וכמות נמוכות. לפי Til21, נדרשו whole-genome sequencing, מאמצי genotype imputation ועיבוד חוזר כדי להפיק datasets usable לחיפוש גם ב־GEDmatch וגם ב־FamilyTreeDNA [1].</w:t>
-      </w:r>
-    </w:p>
-    <w:p>
-      <w:pPr>
-        <w:bidi/>
-        <w:jc w:val="right"/>
-      </w:pPr>
-      <w:r>
-        <w:rPr>
-          <w:rFonts w:ascii="Arial" w:hAnsi="Arial" w:cs="Arial"/>
-          <w:rtl/>
-        </w:rPr>
-        <w:t>מן ההתאמות שהתקבלו נבנו עצי משפחה, ובסופו של דבר צומצם החיפוש לשני אחים. אחד מהם אומת מול דגימות הזירה באמצעות STR profiling רגיל, הודה במעשים, ולבסוף הורשע [1].</w:t>
+        <w:t>ב־19 באוקטובר 2004 נרצחו ברחוב פתוח בלינשפינג ילד בן שמונה ואישה בת 56 בהתקפת דקירה אקראית לכאורה [1]. התוקף נמלט והותיר בזירה סכין מסוג butterfly knife וכובע סרוג. המקרה הפך לאחת החקירות הגדולות בשוודיה: יותר מ־9,000 תשאולים ויותר מ־6,000 דגימות DNA נבדקו, אך במשך 15 שנה לא נמצא חשוד [1].</w:t>
+      </w:r>
+    </w:p>
+    <w:p>
+      <w:pPr>
+        <w:bidi/>
+        <w:jc w:val="right"/>
+      </w:pPr>
+      <w:r>
+        <w:rPr>
+          <w:rFonts w:ascii="Arial" w:hAnsi="Arial" w:cs="Arial"/>
+          <w:rtl/>
+        </w:rPr>
+        <w:t>למרות שהיה DNA של גבר לא מזוהה, החקירה נתקעה משום שלא היה התאמה במאגרי ה־STR המשטרתיים בשוודיה או במאגרים האירופיים, והמידע על מוצא צפון־אירופי רק סייע לתעדוף כללי ולא לזיהוי ישיר [1]. במילים אחרות, היה חומר ביולוגי טוב דיו כדי לדעת שיש תורם לא מזוהה, אך לא די כדי להפוך אותו לשם [1].</w:t>
+      </w:r>
+    </w:p>
+    <w:p>
+      <w:pPr>
+        <w:bidi/>
+        <w:jc w:val="right"/>
+      </w:pPr>
+      <w:r>
+        <w:rPr>
+          <w:rFonts w:ascii="Arial" w:hAnsi="Arial" w:cs="Arial"/>
+          <w:rtl/>
+        </w:rPr>
+        <w:t>כאן נכנס FIGG. בגלל כמות נמוכה ודגרדציה של הדנ״א, בוצעו כמה סבבי whole-genome sequencing, ורק בספרייה השלישית הושג כיסוי עמוק דיו כדי להפיק פרופיל usable [1]. לאחר imputation הורחב מערך הנתונים מכ־155 אלף SNPs לכ־6 מיליון SNPs, והפרופיל הועלה ל־GEDmatch ול־FamilyTreeDNA [1]. החיפושים המוקדמים החזירו רק קרובים רחוקים מאוד, אך לאחר שיפור הנתונים התקבלו התאמות של כ־60 עד 100 cM, שמהן נבנו עצי משפחה עד אבות משותפים מן המאה ה־18 [1].</w:t>
+      </w:r>
+    </w:p>
+    <w:p>
+      <w:pPr>
+        <w:bidi/>
+        <w:jc w:val="right"/>
+      </w:pPr>
+      <w:r>
+        <w:rPr>
+          <w:rFonts w:ascii="Arial" w:hAnsi="Arial" w:cs="Arial"/>
+          <w:rtl/>
+        </w:rPr>
+        <w:t>השלב המכריע לא היה עוד מעבדה אלא גנאלוגיה. לאחר בדיקות התנדבותיות של 15 קרובי משפחה אפשריים התקבלה התאמה של 347 cM, והחיפוש הצטמצם לשני אחים [1]. דגימות לחי משני האחים הושוו לדגימות הזירה באמצעות STR רגיל, אחד מהם זוהה כתורם, הודה במעשה והורשע [1].</w:t>
       </w:r>
     </w:p>
     <w:p>
@@ -8275,20 +8288,7 @@
           <w:rFonts w:ascii="Arial" w:hAnsi="Arial" w:cs="Arial"/>
           <w:rtl/>
         </w:rPr>
-        <w:t>הערך הדידקטי של המקרה</w:t>
-      </w:r>
-    </w:p>
-    <w:p>
-      <w:pPr>
-        <w:bidi/>
-        <w:jc w:val="right"/>
-      </w:pPr>
-      <w:r>
-        <w:rPr>
-          <w:rFonts w:ascii="Arial" w:hAnsi="Arial" w:cs="Arial"/>
-          <w:rtl/>
-        </w:rPr>
-        <w:t>זהו מקרה מצוין להמחשת כמה עקרונות יחד:</w:t>
+        <w:t>מה המקרה מלמד</w:t>
       </w:r>
     </w:p>
     <w:p>
@@ -8302,7 +8302,7 @@
           <w:rFonts w:ascii="Arial" w:hAnsi="Arial" w:cs="Arial"/>
           <w:rtl/>
         </w:rPr>
-        <w:t>דגימה פורנזית קשה אינה מונעת בהכרח FIGG, אך מחייבת מסלול מעבדתי מורכב</w:t>
+        <w:t>גם בתיק עם DNA מזירה, מסדי ה־STR הרגילים עלולים לא להספיק [1].</w:t>
       </w:r>
     </w:p>
     <w:p>
@@ -8316,7 +8316,7 @@
           <w:rFonts w:ascii="Arial" w:hAnsi="Arial" w:cs="Arial"/>
           <w:rtl/>
         </w:rPr>
-        <w:t>התאמות רחוקות יכולות להספיק כאשר genealogy איכותי מצמצם היטב את העץ</w:t>
+        <w:t>התאמות רחוקות יחסית עשויות להספיק כאשר העץ נבנה היטב [1].</w:t>
       </w:r>
     </w:p>
     <w:p>
@@ -8330,20 +8330,7 @@
           <w:rFonts w:ascii="Arial" w:hAnsi="Arial" w:cs="Arial"/>
           <w:rtl/>
         </w:rPr>
-        <w:t>האימות הסופי נותר STR פורנזי רגיל, לא ה־IGG עצמו</w:t>
-      </w:r>
-    </w:p>
-    <w:p>
-      <w:pPr>
-        <w:bidi/>
-        <w:jc w:val="right"/>
-      </w:pPr>
-      <w:r>
-        <w:rPr>
-          <w:rFonts w:ascii="Arial" w:hAnsi="Arial" w:cs="Arial"/>
-          <w:rtl/>
-        </w:rPr>
-        <w:t>זהו גם מקרה שמראה בבירור את המעבר מפרופיל SNP אל lead חקירתי, ולאחר מכן לאימות פלילי ישיר [1].</w:t>
+        <w:t>ה־IGG סיפק lead, אבל ההרשעה נשענה על אימות STR ישיר [1], [5].</w:t>
       </w:r>
     </w:p>
     <w:p>
@@ -8386,20 +8373,33 @@
           <w:rFonts w:ascii="Arial" w:hAnsi="Arial" w:cs="Arial"/>
           <w:rtl/>
         </w:rPr>
-        <w:t>המקרה של Ekeby man הוא מקרה מפתח להבנת FIGG בזיהוי שרידים אנושיים. כאן נקודת הפתיחה הייתה דגימת עצם מאדם לא מזוהה שנמצא נרצח, והאתגר המרכזי היה מעבדתי: כיצד לייצר מנתון פורנזי פגום פרופיל גנומי רחב מספיק לחיפוש במסד גנאלוגי [2].</w:t>
-      </w:r>
-    </w:p>
-    <w:p>
-      <w:pPr>
-        <w:bidi/>
-        <w:jc w:val="right"/>
-      </w:pPr>
-      <w:r>
-        <w:rPr>
-          <w:rFonts w:ascii="Arial" w:hAnsi="Arial" w:cs="Arial"/>
-          <w:rtl/>
-        </w:rPr>
-        <w:t>Tillmar ועמיתיו ביצעו whole-genome sequencing על DNA מעצם, יצרו שלוש ספריות, ולאחר עיבוד, filtering והתאמה לאתרי המסד, הצליחו לייצר גנוטיפים של כ־מיליון SNPs [2]. הפרופיל הועלה ל־GEDmatch, התקבלה רשימת קרובים, וממנה הופק lead גנאלוגי לגבי זהות הנפטר [2].</w:t>
+        <w:t>במקרה זה נקודת הפתיחה לא הייתה חשוד אלא אדם לא מזוהה שנמצא נרצח בדרום שוודיה בשנת 2003 [2]. החומר הביולוגי המרכזי היה דגימת עצם, ולכן הבעיה לא הייתה תחילה “מי האיש” אלא “האם אפשר בכלל להפיק מן העצם פרופיל SNP רחב מספיק לחיפוש גנאלוגי” [2].</w:t>
+      </w:r>
+    </w:p>
+    <w:p>
+      <w:pPr>
+        <w:bidi/>
+        <w:jc w:val="right"/>
+      </w:pPr>
+      <w:r>
+        <w:rPr>
+          <w:rFonts w:ascii="Arial" w:hAnsi="Arial" w:cs="Arial"/>
+          <w:rtl/>
+        </w:rPr>
+        <w:t>המאמר מתאר בפירוט רב יותר את המסלול המעבדתי מאשר את סיפור הרצח עצמו, ולכן ערכו הדידקטי המרכזי הוא בהמחשת המעבר משריד בעייתי לנתון גנומי usable [2]. בוצע whole-genome sequencing על DNA שמוצה מן העצם, הוכנו שלוש ספריות, ולאחר mapping, filtering והתאמה לאתרי המסד הופקו גנוטיפים עבור כ־מיליון SNPs [2].</w:t>
+      </w:r>
+    </w:p>
+    <w:p>
+      <w:pPr>
+        <w:bidi/>
+        <w:jc w:val="right"/>
+      </w:pPr>
+      <w:r>
+        <w:rPr>
+          <w:rFonts w:ascii="Arial" w:hAnsi="Arial" w:cs="Arial"/>
+          <w:rtl/>
+        </w:rPr>
+        <w:t>הפרופיל הועלה ל־GEDmatch, התקבלה רשימת קרובים אפשריים, וממנה הופק lead גנאלוגי לגבי זהות הקורבן [2]. זהו מקרה חשוב במיוחד משום שהוא מראה שזיהוי שרידים מתחיל לעיתים הרבה לפני בניית העץ: אם אי אפשר לייצר פרופיל רחב, כלל לא מגיעים לשלב הגנאלוגי [2].</w:t>
       </w:r>
     </w:p>
     <w:p>
@@ -8414,20 +8414,7 @@
           <w:rFonts w:ascii="Arial" w:hAnsi="Arial" w:cs="Arial"/>
           <w:rtl/>
         </w:rPr>
-        <w:t>הערך הדידקטי של המקרה</w:t>
-      </w:r>
-    </w:p>
-    <w:p>
-      <w:pPr>
-        <w:bidi/>
-        <w:jc w:val="right"/>
-      </w:pPr>
-      <w:r>
-        <w:rPr>
-          <w:rFonts w:ascii="Arial" w:hAnsi="Arial" w:cs="Arial"/>
-          <w:rtl/>
-        </w:rPr>
-        <w:t>מקרה זה מדגים שהשאלה הקריטית אינה תמיד “האם יש התאמות טובות”, אלא קודם כול “האם אפשר בכלל לייצר פרופיל usable מן השרידים”. הוא טוב במיוחד להוראה משום שהוא מראה:</w:t>
+        <w:t>מה המקרה מלמד</w:t>
       </w:r>
     </w:p>
     <w:p>
@@ -8441,7 +8428,7 @@
           <w:rFonts w:ascii="Arial" w:hAnsi="Arial" w:cs="Arial"/>
           <w:rtl/>
         </w:rPr>
-        <w:t>את תפקידו של WGS בדגימות עצם מאתגרות</w:t>
+        <w:t>בזיהוי שרידים, ההצלחה תלויה פעמים רבות קודם כול באיכות ההפקה מן העצם [2].</w:t>
       </w:r>
     </w:p>
     <w:p>
@@ -8455,7 +8442,7 @@
           <w:rFonts w:ascii="Arial" w:hAnsi="Arial" w:cs="Arial"/>
           <w:rtl/>
         </w:rPr>
-        <w:t>את החיבור בין עבודה מעבדתית לבין genealogy מסורתי</w:t>
+        <w:t>WGS יכול להפוך דגימה פורנזית קשה לפרופיל המתאים למסדי genealogy [2].</w:t>
       </w:r>
     </w:p>
     <w:p>
@@ -8469,7 +8456,7 @@
           <w:rFonts w:ascii="Arial" w:hAnsi="Arial" w:cs="Arial"/>
           <w:rtl/>
         </w:rPr>
-        <w:t>את ההבדל בין human remains identification לבין criminal suspect identification</w:t>
+        <w:t>בתיקי UHR, ה־FIGG נועד קודם כול לייצר זהות או lead לזהות, לאו דווקא לזהות תוקף [2], [7].</w:t>
       </w:r>
     </w:p>
     <w:p>
@@ -8499,33 +8486,20 @@
           <w:rFonts w:ascii="Arial" w:hAnsi="Arial" w:cs="Arial"/>
           <w:rtl/>
         </w:rPr>
-        <w:t>תיקים קרים בנורווגיה: הצלחה חלקית כמקרה לימוד</w:t>
-      </w:r>
-    </w:p>
-    <w:p>
-      <w:pPr>
-        <w:bidi/>
-        <w:jc w:val="right"/>
-      </w:pPr>
-      <w:r>
-        <w:rPr>
-          <w:rFonts w:ascii="Arial" w:hAnsi="Arial" w:cs="Arial"/>
-          <w:rtl/>
-        </w:rPr>
-        <w:t>Aanes ועמיתיו הציגו יישום של IGG בשלושה תיקים פליליים קרים בנורווגיה. בשניים מן המקרים זוהה תורם הדנ״א, ובשלישי לא הושג זיהוי [8]. דווקא משום כך זהו case study חשוב במיוחד להוראה.</w:t>
-      </w:r>
-    </w:p>
-    <w:p>
-      <w:pPr>
-        <w:bidi/>
-        <w:jc w:val="right"/>
-      </w:pPr>
-      <w:r>
-        <w:rPr>
-          <w:rFonts w:ascii="Arial" w:hAnsi="Arial" w:cs="Arial"/>
-          <w:rtl/>
-        </w:rPr>
-        <w:t>המאמר מדגיש שכאשר משלבים IGG עם phenotypic prediction ועם נתוני מקרה נוספים, אפשר לפתור גם תיקים נורווגיים, אך גם חושף שאלות פתוחות בכל שרשרת העבודה, מן extraction ועד genealogy research [8].</w:t>
+        <w:t>שלושה תיקים קרים בנורווגיה</w:t>
+      </w:r>
+    </w:p>
+    <w:p>
+      <w:pPr>
+        <w:bidi/>
+        <w:jc w:val="right"/>
+      </w:pPr>
+      <w:r>
+        <w:rPr>
+          <w:rFonts w:ascii="Arial" w:hAnsi="Arial" w:cs="Arial"/>
+          <w:rtl/>
+        </w:rPr>
+        <w:t>המאמר הנורווגי חשוב במיוחד מפני שהוא אינו מציג רק הצלחה אחת דרמטית אלא שלושה תיקים שונים עם תוצאות שונות [6]. כך מתקבלת תמונה מציאותית יותר של FIGG: לפעמים הוא פותר, לפעמים רק מצמצם, ולפעמים נעצר מוקדם.</w:t>
       </w:r>
     </w:p>
     <w:p>
@@ -8540,20 +8514,91 @@
           <w:rFonts w:ascii="Arial" w:hAnsi="Arial" w:cs="Arial"/>
           <w:rtl/>
         </w:rPr>
-        <w:t>הערך הדידקטי של המקרה</w:t>
-      </w:r>
-    </w:p>
-    <w:p>
-      <w:pPr>
-        <w:bidi/>
-        <w:jc w:val="right"/>
-      </w:pPr>
-      <w:r>
-        <w:rPr>
-          <w:rFonts w:ascii="Arial" w:hAnsi="Arial" w:cs="Arial"/>
-          <w:rtl/>
-        </w:rPr>
-        <w:t>בניגוד למקרים שמסתיימים בפתרון חד, כאן הסטודנטים יכולים לראות:</w:t>
+        <w:t>תיק 1</w:t>
+      </w:r>
+    </w:p>
+    <w:p>
+      <w:pPr>
+        <w:bidi/>
+        <w:jc w:val="right"/>
+      </w:pPr>
+      <w:r>
+        <w:rPr>
+          <w:rFonts w:ascii="Arial" w:hAnsi="Arial" w:cs="Arial"/>
+          <w:rtl/>
+        </w:rPr>
+        <w:t>בשני מקרי אונס שבוצעו בפרק זמן קצר בידי אותו עבריין, הייתה בידי החוקרים דגימת זרע, אך החיפוש הגנאלוגי לא הבשיל לפתרון [6]. בוצעו extraction, WGS, יצירת פרופיל SNP וחיפושים ב־GEDmatch Pro וב־FamilyTreeDNA, אך התקבלו רק התאמות פריפריאליות של קרובים רחוקים מאוד [6]. המחברים מייחסים את הכישלון המעשי להטרוזיגוטיות גבוהה, אורך מקטעים קצר ותמונה גנטית מורכבת ומעורבת, ולכן כלל לא בוצעה עבודת genealogy מלאה [6].</w:t>
+      </w:r>
+    </w:p>
+    <w:p>
+      <w:pPr>
+        <w:bidi/>
+        <w:pStyle w:val="Heading3"/>
+        <w:jc w:val="right"/>
+      </w:pPr>
+      <w:r/>
+      <w:r>
+        <w:rPr>
+          <w:rFonts w:ascii="Arial" w:hAnsi="Arial" w:cs="Arial"/>
+          <w:rtl/>
+        </w:rPr>
+        <w:t>תיק 2</w:t>
+      </w:r>
+    </w:p>
+    <w:p>
+      <w:pPr>
+        <w:bidi/>
+        <w:jc w:val="right"/>
+      </w:pPr>
+      <w:r>
+        <w:rPr>
+          <w:rFonts w:ascii="Arial" w:hAnsi="Arial" w:cs="Arial"/>
+          <w:rtl/>
+        </w:rPr>
+        <w:t>בתיק אונס של צעירה במסיבת סיום תיכון עמד לרשות החוקרים כתם זרע באיכות טובה יותר [6]. כאן כבר התקבלה התאמה של 236 cM ב־GEDmatch Pro, ובשילוב עם חיזוי פנוטיפי והערכה של admixture מרכז־אירופי בכ־15% נבנה עץ משפחה סביב אב קדמון משותף [6]. מן העץ ירדו החוקרים קדימה אל הצאצאים, צמצמו מועמדים, ואימתו באמצעות STR חשוד שגר פחות מעשרה קילומטרים מזירת העבירה [6].</w:t>
+      </w:r>
+    </w:p>
+    <w:p>
+      <w:pPr>
+        <w:bidi/>
+        <w:pStyle w:val="Heading3"/>
+        <w:jc w:val="right"/>
+      </w:pPr>
+      <w:r/>
+      <w:r>
+        <w:rPr>
+          <w:rFonts w:ascii="Arial" w:hAnsi="Arial" w:cs="Arial"/>
+          <w:rtl/>
+        </w:rPr>
+        <w:t>תיק 3</w:t>
+      </w:r>
+    </w:p>
+    <w:p>
+      <w:pPr>
+        <w:bidi/>
+        <w:jc w:val="right"/>
+      </w:pPr>
+      <w:r>
+        <w:rPr>
+          <w:rFonts w:ascii="Arial" w:hAnsi="Arial" w:cs="Arial"/>
+          <w:rtl/>
+        </w:rPr>
+        <w:t>בפרשת הרצח של Knut Kristiansen באוסלו בשנת 1999, דגימת המוצא הייתה דלה עוד יותר, פריט אפיתליאלי עם ריכוז DNA נמוך [6]. למרות זאת, נמצא לבסוף hit של 87 cM מאזרח אמריקאי ממוצא נורווגי, ומכאן החלה עבודת genealogy ארוכה במיוחד [6]. החוקרים השקיעו בין 2,000 ל־3,000 שעות, כולל בדיקות התנדבותיות של קרובים מענפים שונים, עד שהגיעו למועמד שכבר נפטר [6]. פרופיל STR שמור ברישומי המשטרה הושווה לדגימת המקרה ואישר את הזיהוי [6].</w:t>
+      </w:r>
+    </w:p>
+    <w:p>
+      <w:pPr>
+        <w:bidi/>
+        <w:pStyle w:val="Heading3"/>
+        <w:jc w:val="right"/>
+      </w:pPr>
+      <w:r/>
+      <w:r>
+        <w:rPr>
+          <w:rFonts w:ascii="Arial" w:hAnsi="Arial" w:cs="Arial"/>
+          <w:rtl/>
+        </w:rPr>
+        <w:t>מה המקרים מלמדים</w:t>
       </w:r>
     </w:p>
     <w:p>
@@ -8567,7 +8612,7 @@
           <w:rFonts w:ascii="Arial" w:hAnsi="Arial" w:cs="Arial"/>
           <w:rtl/>
         </w:rPr>
-        <w:t>ש־IGG אינו מבטיח פתרון בכל תיק</w:t>
+        <w:t>FIGG אינו מסלול עם תפוקה אחידה; גם בתוך אותו צוות ובאותו workflow מתקבלים כישלון, הצלחה מהירה יחסית והצלחה עתירת עבודה [6].</w:t>
       </w:r>
     </w:p>
     <w:p>
@@ -8581,7 +8626,7 @@
           <w:rFonts w:ascii="Arial" w:hAnsi="Arial" w:cs="Arial"/>
           <w:rtl/>
         </w:rPr>
-        <w:t>שהצלחה חלקית היא עדיין תוצאה מחקרית משמעותית</w:t>
+        <w:t>פנוטיפינג ו־admixture יכולים לעזור לצמצם ענפים רלוונטיים בעץ [6].</w:t>
       </w:r>
     </w:p>
     <w:p>
@@ -8595,20 +8640,7 @@
           <w:rFonts w:ascii="Arial" w:hAnsi="Arial" w:cs="Arial"/>
           <w:rtl/>
         </w:rPr>
-        <w:t>שהחסמים יכולים להופיע בכל שלב, לא רק במעבדה או רק בגנאלוגיה</w:t>
-      </w:r>
-    </w:p>
-    <w:p>
-      <w:pPr>
-        <w:bidi/>
-        <w:jc w:val="right"/>
-      </w:pPr>
-      <w:r>
-        <w:rPr>
-          <w:rFonts w:ascii="Arial" w:hAnsi="Arial" w:cs="Arial"/>
-          <w:rtl/>
-        </w:rPr>
-        <w:t>זהו מקרה חשוב במיוחד לפיתוח חשיבה ביקורתית, משום שהוא שובר את הרושם ש־FIGG הוא כלי בעל הצלחה מובטחת [6], [8].</w:t>
+        <w:t>לפעמים עיקר הזמן אינו מושקע בריצוף אלא באלפי שעות של genealogy ובדיקות ממוקדות [5], [6].</w:t>
       </w:r>
     </w:p>
     <w:p>
@@ -8651,20 +8683,46 @@
           <w:rFonts w:ascii="Arial" w:hAnsi="Arial" w:cs="Arial"/>
           <w:rtl/>
         </w:rPr>
-        <w:t>המקרה שתיארו Michael ועמיתיה עוסק בזיהוי decedent בתיק רצח בן 103 שנים, שבו שרידים מקוטעים וממומיפיקציה חלקית נמצאו במערה, אך במשך עשרות שנים לא זוהו [4].</w:t>
-      </w:r>
-    </w:p>
-    <w:p>
-      <w:pPr>
-        <w:bidi/>
-        <w:jc w:val="right"/>
-      </w:pPr>
-      <w:r>
-        <w:rPr>
-          <w:rFonts w:ascii="Arial" w:hAnsi="Arial" w:cs="Arial"/>
-          <w:rtl/>
-        </w:rPr>
-        <w:t>ייחודו של המקרה הוא האופי הבין־תחומי שלו. forensic anthropology סיפקה biological profile וניתוח טראומה, אך רק השילוב עם FGG ועם historical documentation הוביל לזיהוי סופי. בנוסף, החוקרים מציינים במפורש את הקשיים: endogamy משמעותי, שימוש בכמה aliases בידי הקורבן, ואתגרי תיעוד הנובעים מן המרחק ההיסטורי [4].</w:t>
+        <w:t>במקרה זה הרקע הסיפורי כמעט חריג בעוצמתו. בשנת 1916 נרצחה באיידהו אגנס לאבלס בגרזן, ובעלה, שהשתמש בשם Walt Cairns, נעצר אך נמלט מן הכלא ב־18 במאי 1916 ומאז נעלם [3]. עשרות שנים לאחר מכן, בשנת 1979, נמצאה במערת לבה באיידהו גוויה ממומיפיקת חלקית ללא ראש בתוך שק יוטה [3]. בשנת 1991 נמצאו גם הגפיים, אך הגולגולת לא אותרה מעולם [3].</w:t>
+      </w:r>
+    </w:p>
+    <w:p>
+      <w:pPr>
+        <w:bidi/>
+        <w:jc w:val="right"/>
+      </w:pPr>
+      <w:r>
+        <w:rPr>
+          <w:rFonts w:ascii="Arial" w:hAnsi="Arial" w:cs="Arial"/>
+          <w:rtl/>
+        </w:rPr>
+        <w:t>הזיהוי התעכב יותר מארבעה עשורים משום שהסביבה הקרירה של המערה שימרה את הגוף היטב וגרמה להערכת זמן מוות שגויה מאוד: במקום כ־63 שנים, בתחילה סברו שמדובר בחודשים עד שנים בודדות [3]. היעדר הגולגולת והשיניים מנע זיהוי דנטלי רגיל, והקורבן מת הרבה לפני עידן מאגרי טביעות אצבע ו־DNA מודרניים [3].</w:t>
+      </w:r>
+    </w:p>
+    <w:p>
+      <w:pPr>
+        <w:bidi/>
+        <w:jc w:val="right"/>
+      </w:pPr>
+      <w:r>
+        <w:rPr>
+          <w:rFonts w:ascii="Arial" w:hAnsi="Arial" w:cs="Arial"/>
+          <w:rtl/>
+        </w:rPr>
+        <w:t>במקרה הזה האנתרופולוגיה והגנאלוגיה השלימו זו את זו. האנתרופולוגים בנו biological profile וניתחו את הדיסממברמנט והטראומה, בעוד שעבודת הגנאלוגיה על DNA מן הטיביה הובילה לעץ של יותר מ־31,000 אנשים לאחר כ־2,000 שעות מחקר [3]. העבודה הייתה קשה במיוחד בגלל endogamy, polygamy, שימוש בכמה aliases ושגיאה ברשומה היסטורית שגרמה תחילה לחוקרים לחשוב שיוסף הנרי לאבלס כבר תועד כמת [3].</w:t>
+      </w:r>
+    </w:p>
+    <w:p>
+      <w:pPr>
+        <w:bidi/>
+        <w:jc w:val="right"/>
+      </w:pPr>
+      <w:r>
+        <w:rPr>
+          <w:rFonts w:ascii="Arial" w:hAnsi="Arial" w:cs="Arial"/>
+          <w:rtl/>
+        </w:rPr>
+        <w:t>הפריצה באה כאשר חיפוש Y-DNA כיוון אל שושלת Loveless, ולאחר מכן אותר poster היסטורי שחיבר בין הכינוי Walt Cairns ובין רצח אגנס לאבלס [3]. לבסוף אותר נכד בן 87, ובדיקת הקרבה אישרה שהשרידים שייכים ליוסף הנרי לאבלס [3]. זהו מקרה שבו הזיהוי לא נשען על מסלול פורנזי אחד, אלא על חיבור בין עצמות, מסמכים, גנאלוגיה והיסטוריה [3].</w:t>
       </w:r>
     </w:p>
     <w:p>
@@ -8679,20 +8737,7 @@
           <w:rFonts w:ascii="Arial" w:hAnsi="Arial" w:cs="Arial"/>
           <w:rtl/>
         </w:rPr>
-        <w:t>הערך הדידקטי של המקרה</w:t>
-      </w:r>
-    </w:p>
-    <w:p>
-      <w:pPr>
-        <w:bidi/>
-        <w:jc w:val="right"/>
-      </w:pPr>
-      <w:r>
-        <w:rPr>
-          <w:rFonts w:ascii="Arial" w:hAnsi="Arial" w:cs="Arial"/>
-          <w:rtl/>
-        </w:rPr>
-        <w:t>זהו מקרה יוצא דופן להוראה משום שהוא מדגים:</w:t>
+        <w:t>מה המקרה מלמד</w:t>
       </w:r>
     </w:p>
     <w:p>
@@ -8706,7 +8751,7 @@
           <w:rFonts w:ascii="Arial" w:hAnsi="Arial" w:cs="Arial"/>
           <w:rtl/>
         </w:rPr>
-        <w:t>ש־FIGG אינו שייך רק לתיקים מודרניים</w:t>
+        <w:t>בתיקים היסטוריים, הבעיה אינה רק גנטית אלא גם תיעודית [3].</w:t>
       </w:r>
     </w:p>
     <w:p>
@@ -8720,7 +8765,7 @@
           <w:rFonts w:ascii="Arial" w:hAnsi="Arial" w:cs="Arial"/>
           <w:rtl/>
         </w:rPr>
-        <w:t>שהגנאלוגיה הפורנזית יכולה להתחבר לאנתרופולוגיה, היסטוריה ו־proof of life evidence</w:t>
+        <w:t>endogamy, aliases ורישומים שגויים יכולים לעכב את החקירה לא פחות מדגימה קשה [3].</w:t>
       </w:r>
     </w:p>
     <w:p>
@@ -8734,20 +8779,7 @@
           <w:rFonts w:ascii="Arial" w:hAnsi="Arial" w:cs="Arial"/>
           <w:rtl/>
         </w:rPr>
-        <w:t>שהבעיה אינה רק גנטית אלא גם תיעודית והיסטורית</w:t>
-      </w:r>
-    </w:p>
-    <w:p>
-      <w:pPr>
-        <w:bidi/>
-        <w:jc w:val="right"/>
-      </w:pPr>
-      <w:r>
-        <w:rPr>
-          <w:rFonts w:ascii="Arial" w:hAnsi="Arial" w:cs="Arial"/>
-          <w:rtl/>
-        </w:rPr>
-        <w:t>המקרה חשוב גם מפני שהוא מלמד כי לפעמים דווקא השילוב הבין־תחומי הוא תנאי הפתרון, ולא עוד שיפור בטכנולוגיית DNA בלבד [4].</w:t>
+        <w:t>לעיתים הראיה המכרעת היא חיבור בין DNA לבין מסמך היסטורי מתאים, ולא רק hit במסד [3].</w:t>
       </w:r>
     </w:p>
     <w:p>
@@ -8790,7 +8822,33 @@
           <w:rFonts w:ascii="Arial" w:hAnsi="Arial" w:cs="Arial"/>
           <w:rtl/>
         </w:rPr>
-        <w:t>המקרה של Canada אינו תיק פורנזי קלאסי אלא case study של compound unknown parentage, ובדיוק משום כך הוא פדגוגי מאוד [5]. במקרה זה זוהו הוריו הביולוגיים של גבר מאומץ, ולאחר מכן נעשה מאמץ לזהות גם את הוריו המשוערים של האב הביולוגי, שהיה בעצמו מאומץ [5].</w:t>
+        <w:t>המקרה האזרחי שדווח ב־[4] איננו רצח, שרידים או תיק משטרתי, אך הוא מחדד היטב את לוגיקת העבודה של genetic genealogy. נקודת הפתיחה הייתה גבר מאומץ שביקש לזהות את הוריו הביולוגיים [4]. לאחר זיהוי הוריו באמצעות מידע לא מזהה ושיטות מסורתיות של adoption search, התברר שהאב הביולוגי עצמו היה מאומץ, ולכן גם הדור שמעליו לא היה ידוע [4].</w:t>
+      </w:r>
+    </w:p>
+    <w:p>
+      <w:pPr>
+        <w:bidi/>
+        <w:jc w:val="right"/>
+      </w:pPr>
+      <w:r>
+        <w:rPr>
+          <w:rFonts w:ascii="Arial" w:hAnsi="Arial" w:cs="Arial"/>
+          <w:rtl/>
+        </w:rPr>
+        <w:t>מכאן המקרה נעשה מורכב באמת. החוקרת שילבה בדיקות DNA מסחריות עם מחקר גנאלוגי על ההתאמות כדי לזהות את ההורים הסבירים של האב הביולוגי, כלומר את הסבים הביולוגיים המשוערים של נושא החיפוש מצד האב [4]. המאמר מסתיים בזיהוי שני מועמדים סבירים כסבו וסבתו מצד האב ובהצגת אפשרויות ההמשך לנבדק [4].</w:t>
+      </w:r>
+    </w:p>
+    <w:p>
+      <w:pPr>
+        <w:bidi/>
+        <w:jc w:val="right"/>
+      </w:pPr>
+      <w:r>
+        <w:rPr>
+          <w:rFonts w:ascii="Arial" w:hAnsi="Arial" w:cs="Arial"/>
+          <w:rtl/>
+        </w:rPr>
+        <w:t>זהו מקרה קצר ופחות דרמטי מן התיקים הפורנזיים, אך דווקא משום כך הוא מועיל: הוא מראה ש־DNA matches, עצים משפחתיים, פערי תיעוד והסקה זהירה אינם ייחודיים לזירת פשע [4].</w:t>
       </w:r>
     </w:p>
     <w:p>
@@ -8805,20 +8863,49 @@
           <w:rFonts w:ascii="Arial" w:hAnsi="Arial" w:cs="Arial"/>
           <w:rtl/>
         </w:rPr>
-        <w:t>הערך הדידקטי של המקרה</w:t>
-      </w:r>
-    </w:p>
-    <w:p>
-      <w:pPr>
-        <w:bidi/>
-        <w:jc w:val="right"/>
-      </w:pPr>
-      <w:r>
-        <w:rPr>
-          <w:rFonts w:ascii="Arial" w:hAnsi="Arial" w:cs="Arial"/>
-          <w:rtl/>
-        </w:rPr>
-        <w:t>המקרה מראה שהלוגיקה של FIGG אינה מוגבלת לתיקים פליליים או לשרידים. אותה מתודולוגיה של התאמות, בניית עצים, וחיפוש בענפים לא ידועים פועלת גם במקרים אזרחיים של unknown parentage. לכן זהו case study מועיל במיוחד לקישור בין פרק 7 על היישומים האזרחיים לבין הפרקים הפורנזיים.</w:t>
+        <w:t>מה המקרה מלמד</w:t>
+      </w:r>
+    </w:p>
+    <w:p>
+      <w:pPr>
+        <w:bidi/>
+        <w:pStyle w:val="ListBullet"/>
+        <w:jc w:val="right"/>
+      </w:pPr>
+      <w:r>
+        <w:rPr>
+          <w:rFonts w:ascii="Arial" w:hAnsi="Arial" w:cs="Arial"/>
+          <w:rtl/>
+        </w:rPr>
+        <w:t>אותו היגיון של בניית עץ והתמודדות עם חוסרי מידע פועל גם מחוץ להקשר פלילי [4].</w:t>
+      </w:r>
+    </w:p>
+    <w:p>
+      <w:pPr>
+        <w:bidi/>
+        <w:pStyle w:val="ListBullet"/>
+        <w:jc w:val="right"/>
+      </w:pPr>
+      <w:r>
+        <w:rPr>
+          <w:rFonts w:ascii="Arial" w:hAnsi="Arial" w:cs="Arial"/>
+          <w:rtl/>
+        </w:rPr>
+        <w:t>כאשר unknown parentage מופיע בשני דורות רצופים, המורכבות הגנאלוגית גדלה בחדות [4].</w:t>
+      </w:r>
+    </w:p>
+    <w:p>
+      <w:pPr>
+        <w:bidi/>
+        <w:pStyle w:val="ListBullet"/>
+        <w:jc w:val="right"/>
+      </w:pPr>
+      <w:r>
+        <w:rPr>
+          <w:rFonts w:ascii="Arial" w:hAnsi="Arial" w:cs="Arial"/>
+          <w:rtl/>
+        </w:rPr>
+        <w:t>לא כל תיק מסתיים בהוכחה חותכת; לעיתים התוצר הוא רשימת מועמדים סבירה ומנומקת [4].</w:t>
       </w:r>
     </w:p>
     <w:p>
@@ -8833,149 +8920,20 @@
           <w:rFonts w:ascii="Arial" w:hAnsi="Arial" w:cs="Arial"/>
           <w:rtl/>
         </w:rPr>
-        <w:t>מקרים סינתטיים של זיהוי שרידים</w:t>
-      </w:r>
-    </w:p>
-    <w:p>
-      <w:pPr>
-        <w:bidi/>
-        <w:jc w:val="right"/>
-      </w:pPr>
-      <w:r>
-        <w:rPr>
-          <w:rFonts w:ascii="Arial" w:hAnsi="Arial" w:cs="Arial"/>
-          <w:rtl/>
-        </w:rPr>
-        <w:t>Greytak ועמיתיה הציגו ב־Gre24 סקירה של IGG עבור unidentified human remains, כולל שלושה case studies. גם בלי להיכנס לכל פרט מקרה בנפרד, המאמר חשוב כי הוא מראה שהטכניקות שפותחו עבור suspect identification התאימו את עצמן היטב גם לעולם השרידים [3].</w:t>
-      </w:r>
-    </w:p>
-    <w:p>
-      <w:pPr>
-        <w:bidi/>
-        <w:jc w:val="right"/>
-      </w:pPr>
-      <w:r>
-        <w:rPr>
-          <w:rFonts w:ascii="Arial" w:hAnsi="Arial" w:cs="Arial"/>
-          <w:rtl/>
-        </w:rPr>
-        <w:t>לפי המחברים, עד למועד כתיבתם פורסמו בפומבי 367 זיהויים של UHR בעזרת IGG [3]. התרומה הדידקטית של מאמר זה היא בכך שהוא מסיט את מרכז הכובד מן הסנסציה של תיק פלילי אחד לעבר understanding שיטתי של workflow חוזר בזיהוי שרידים: דגימה, SNP generation, database upload, genealogy, narrowing, confirmation [3].</w:t>
-      </w:r>
-    </w:p>
-    <w:p>
-      <w:pPr>
-        <w:bidi/>
-        <w:pStyle w:val="Heading2"/>
-        <w:jc w:val="right"/>
-      </w:pPr>
-      <w:r/>
-      <w:r>
-        <w:rPr>
-          <w:rFonts w:ascii="Arial" w:hAnsi="Arial" w:cs="Arial"/>
-          <w:rtl/>
-        </w:rPr>
-        <w:t>מה חוזר בכל המקרים</w:t>
-      </w:r>
-    </w:p>
-    <w:p>
-      <w:pPr>
-        <w:bidi/>
-        <w:jc w:val="right"/>
-      </w:pPr>
-      <w:r>
-        <w:rPr>
-          <w:rFonts w:ascii="Arial" w:hAnsi="Arial" w:cs="Arial"/>
-          <w:rtl/>
-        </w:rPr>
-        <w:t>למרות השוני בין התיקים, כמה דפוסים חוזרים כמעט תמיד:</w:t>
-      </w:r>
-    </w:p>
-    <w:p>
-      <w:pPr>
-        <w:bidi/>
-        <w:pStyle w:val="ListBullet"/>
-        <w:jc w:val="right"/>
-      </w:pPr>
-      <w:r>
-        <w:rPr>
-          <w:rtl/>
-          <w:rFonts w:ascii="Arial" w:hAnsi="Arial" w:cs="Arial"/>
-          <w:b/>
-        </w:rPr>
-        <w:t>המעבדה היא תנאי הכרחי אך לא מספיק</w:t>
-      </w:r>
-      <w:r>
-        <w:rPr>
-          <w:rFonts w:ascii="Arial" w:hAnsi="Arial" w:cs="Arial"/>
-          <w:rtl/>
-        </w:rPr>
-        <w:t xml:space="preserve"> — בלי פרופיל usable אין חקירה, אך גם פרופיל טוב אינו פותר תיק לבדו [1], [2]</w:t>
-      </w:r>
-    </w:p>
-    <w:p>
-      <w:pPr>
-        <w:bidi/>
-        <w:pStyle w:val="ListBullet"/>
-        <w:jc w:val="right"/>
-      </w:pPr>
-      <w:r>
-        <w:rPr>
-          <w:rtl/>
-          <w:rFonts w:ascii="Arial" w:hAnsi="Arial" w:cs="Arial"/>
-          <w:b/>
-        </w:rPr>
-        <w:t>ההתאמות הן clues ולא פתרון</w:t>
-      </w:r>
-      <w:r>
-        <w:rPr>
-          <w:rFonts w:ascii="Arial" w:hAnsi="Arial" w:cs="Arial"/>
-          <w:rtl/>
-        </w:rPr>
-        <w:t xml:space="preserve"> — רשימת התאמות פותחת את התהליך, לא מסיימת אותו [6], [9]</w:t>
-      </w:r>
-    </w:p>
-    <w:p>
-      <w:pPr>
-        <w:bidi/>
-        <w:pStyle w:val="ListBullet"/>
-        <w:jc w:val="right"/>
-      </w:pPr>
-      <w:r>
-        <w:rPr>
-          <w:rtl/>
-          <w:rFonts w:ascii="Arial" w:hAnsi="Arial" w:cs="Arial"/>
-          <w:b/>
-        </w:rPr>
-        <w:t>הגנאלוגיה היא לעיתים קרובות צוואר הבקבוק</w:t>
-      </w:r>
-      <w:r>
-        <w:rPr>
-          <w:rFonts w:ascii="Arial" w:hAnsi="Arial" w:cs="Arial"/>
-          <w:rtl/>
-        </w:rPr>
-        <w:t xml:space="preserve"> — הזמן מושקע בבניית עץ, בחיפוש מסמכים ובצמצום ענפים [6], [7]</w:t>
-      </w:r>
-    </w:p>
-    <w:p>
-      <w:pPr>
-        <w:bidi/>
-        <w:pStyle w:val="ListBullet"/>
-        <w:jc w:val="right"/>
-      </w:pPr>
-      <w:r>
-        <w:rPr>
-          <w:rtl/>
-          <w:rFonts w:ascii="Arial" w:hAnsi="Arial" w:cs="Arial"/>
-          <w:b/>
-        </w:rPr>
-        <w:t>האימות הסופי נותר חיצוני ל־IGG</w:t>
-      </w:r>
-      <w:r>
-        <w:rPr>
-          <w:rFonts w:ascii="Arial" w:hAnsi="Arial" w:cs="Arial"/>
-          <w:rtl/>
-        </w:rPr>
-        <w:t xml:space="preserve"> — זיהוי סופי דורש STR, דגימת ייחוס, או צירוף רב־תחומי של ראיות [1], [4]</w:t>
+        <w:t>ההקשר הרחב של זיהוי שרידים</w:t>
+      </w:r>
+    </w:p>
+    <w:p>
+      <w:pPr>
+        <w:bidi/>
+        <w:jc w:val="right"/>
+      </w:pPr>
+      <w:r>
+        <w:rPr>
+          <w:rFonts w:ascii="Arial" w:hAnsi="Arial" w:cs="Arial"/>
+          <w:rtl/>
+        </w:rPr>
+        <w:t>הסקירה ב־[7] מרחיבה את נקודת המבט מעבר למקרה יחיד וטוענת ש־IGG כבר סייע למאות זיהויי UHR, עם 367 זיהויים שהוכרזו בפומבי עד מועד הכתיבה [7]. התרומה העיקרית של הסקירה לפרק זה היא בהבנה שמאחורי כל סיפור בודד יש workflow חוזר: הפקת SNPs מדגימה מאתגרת, העלאה למסד, בניית עץ, צמצום זהות ואימות [7].</w:t>
       </w:r>
     </w:p>
     <w:p>
@@ -9042,7 +9000,7 @@
                 <w:rFonts w:ascii="Arial" w:hAnsi="Arial" w:cs="Arial"/>
                 <w:b/>
               </w:rPr>
-              <w:t>סוג מקרה</w:t>
+              <w:t>מה קרה</w:t>
             </w:r>
           </w:p>
         </w:tc>
@@ -9061,7 +9019,7 @@
                 <w:rFonts w:ascii="Arial" w:hAnsi="Arial" w:cs="Arial"/>
                 <w:b/>
               </w:rPr>
-              <w:t>צוואר בקבוק מרכזי</w:t>
+              <w:t>מה היה התקוע</w:t>
             </w:r>
           </w:p>
         </w:tc>
@@ -9080,7 +9038,7 @@
                 <w:rFonts w:ascii="Arial" w:hAnsi="Arial" w:cs="Arial"/>
                 <w:b/>
               </w:rPr>
-              <w:t>לקח דידקטי</w:t>
+              <w:t>איך נפרץ המבוי הסתום</w:t>
             </w:r>
           </w:p>
         </w:tc>
@@ -9118,7 +9076,7 @@
                 <w:rFonts w:ascii="Arial" w:hAnsi="Arial" w:cs="Arial"/>
                 <w:rtl/>
               </w:rPr>
-              <w:t>תיק רצח קר</w:t>
+              <w:t>רצח כפול אקראי ברחוב בלינשפינג בשנת 2004</w:t>
             </w:r>
           </w:p>
         </w:tc>
@@ -9136,7 +9094,7 @@
                 <w:rFonts w:ascii="Arial" w:hAnsi="Arial" w:cs="Arial"/>
                 <w:rtl/>
               </w:rPr>
-              <w:t>DNA דל ופגום + tree building</w:t>
+              <w:t>15 שנות חקירה, אלפי תשאולים וללא התאמת STR</w:t>
             </w:r>
           </w:p>
         </w:tc>
@@ -9154,7 +9112,7 @@
                 <w:rFonts w:ascii="Arial" w:hAnsi="Arial" w:cs="Arial"/>
                 <w:rtl/>
               </w:rPr>
-              <w:t>IGG יכול לפתור תיק פלילי גם באירופה כאשר המעבדה והגנאלוגיה פועלות יחד</w:t>
+              <w:t>WGS, imputation, התאמות של 60–100 cM, בניית עץ, בדיקות מתנדבים, ואז STR ישיר</w:t>
             </w:r>
           </w:p>
         </w:tc>
@@ -9192,7 +9150,7 @@
                 <w:rFonts w:ascii="Arial" w:hAnsi="Arial" w:cs="Arial"/>
                 <w:rtl/>
               </w:rPr>
-              <w:t>זיהוי שרידים</w:t>
+              <w:t>שרידי גבר לא מזוהה שנמצא נרצח בדרום שוודיה</w:t>
             </w:r>
           </w:p>
         </w:tc>
@@ -9210,7 +9168,7 @@
                 <w:rFonts w:ascii="Arial" w:hAnsi="Arial" w:cs="Arial"/>
                 <w:rtl/>
               </w:rPr>
-              <w:t>הפקת SNP profile usable מעצם</w:t>
+              <w:t>קושי להפיק מן העצם פרופיל SNP רחב</w:t>
             </w:r>
           </w:p>
         </w:tc>
@@ -9228,7 +9186,7 @@
                 <w:rFonts w:ascii="Arial" w:hAnsi="Arial" w:cs="Arial"/>
                 <w:rtl/>
               </w:rPr>
-              <w:t>WGS יכול להפוך שרידים קשים לנתון גנאלוגי</w:t>
+              <w:t>WGS מעצם, כ־מיליון SNPs, GEDmatch ויצירת lead לזהות</w:t>
             </w:r>
           </w:p>
         </w:tc>
@@ -9248,7 +9206,7 @@
                 <w:rFonts w:ascii="Arial" w:hAnsi="Arial" w:cs="Arial"/>
                 <w:rtl/>
               </w:rPr>
-              <w:t>[8]</w:t>
+              <w:t>[6]</w:t>
             </w:r>
           </w:p>
         </w:tc>
@@ -9266,7 +9224,7 @@
                 <w:rFonts w:ascii="Arial" w:hAnsi="Arial" w:cs="Arial"/>
                 <w:rtl/>
               </w:rPr>
-              <w:t>שלושה תיקים קרים</w:t>
+              <w:t>שלושה תיקים קרים, בהם אונס ורצח</w:t>
             </w:r>
           </w:p>
         </w:tc>
@@ -9284,7 +9242,7 @@
                 <w:rFonts w:ascii="Arial" w:hAnsi="Arial" w:cs="Arial"/>
                 <w:rtl/>
               </w:rPr>
-              <w:t>שונות בין תיקים לאורך כל ה־workflow</w:t>
+              <w:t>פעם התאמות רחוקות מדי, פעם אילנות מורכבים, פעם עבודה גנאלוגית עצומה</w:t>
             </w:r>
           </w:p>
         </w:tc>
@@ -9302,7 +9260,81 @@
                 <w:rFonts w:ascii="Arial" w:hAnsi="Arial" w:cs="Arial"/>
                 <w:rtl/>
               </w:rPr>
-              <w:t>לא כל תיק נפתר; הצלחה חלקית היא מידע חשוב</w:t>
+              <w:t>שילוב של WGS, מסדים, פנוטיפינג, בניית עצים ובדיקות ממוקדות</w:t>
+            </w:r>
+          </w:p>
+        </w:tc>
+      </w:tr>
+      <w:tr>
+        <w:tc>
+          <w:tcPr>
+            <w:tcW w:type="dxa" w:w="2160"/>
+          </w:tcPr>
+          <w:p>
+            <w:pPr>
+              <w:bidi/>
+              <w:jc w:val="right"/>
+            </w:pPr>
+            <w:r>
+              <w:rPr>
+                <w:rFonts w:ascii="Arial" w:hAnsi="Arial" w:cs="Arial"/>
+                <w:rtl/>
+              </w:rPr>
+              <w:t>[3]</w:t>
+            </w:r>
+          </w:p>
+        </w:tc>
+        <w:tc>
+          <w:tcPr>
+            <w:tcW w:type="dxa" w:w="2160"/>
+          </w:tcPr>
+          <w:p>
+            <w:pPr>
+              <w:bidi/>
+              <w:jc w:val="right"/>
+            </w:pPr>
+            <w:r>
+              <w:rPr>
+                <w:rFonts w:ascii="Arial" w:hAnsi="Arial" w:cs="Arial"/>
+                <w:rtl/>
+              </w:rPr>
+              <w:t>שרידים מבותרים במערת לבה שנקשרו לרצח משנת 1916</w:t>
+            </w:r>
+          </w:p>
+        </w:tc>
+        <w:tc>
+          <w:tcPr>
+            <w:tcW w:type="dxa" w:w="2160"/>
+          </w:tcPr>
+          <w:p>
+            <w:pPr>
+              <w:bidi/>
+              <w:jc w:val="right"/>
+            </w:pPr>
+            <w:r>
+              <w:rPr>
+                <w:rFonts w:ascii="Arial" w:hAnsi="Arial" w:cs="Arial"/>
+                <w:rtl/>
+              </w:rPr>
+              <w:t>זמן מוות שגוי, אין גולגולת, aliases, endogamy ורישומים מטעים</w:t>
+            </w:r>
+          </w:p>
+        </w:tc>
+        <w:tc>
+          <w:tcPr>
+            <w:tcW w:type="dxa" w:w="2160"/>
+          </w:tcPr>
+          <w:p>
+            <w:pPr>
+              <w:bidi/>
+              <w:jc w:val="right"/>
+            </w:pPr>
+            <w:r>
+              <w:rPr>
+                <w:rFonts w:ascii="Arial" w:hAnsi="Arial" w:cs="Arial"/>
+                <w:rtl/>
+              </w:rPr>
+              <w:t>DNA מן הטיביה, עץ ענק, Y-DNA, poster היסטורי ובדיקת קרוב משפחה</w:t>
             </w:r>
           </w:p>
         </w:tc>
@@ -9340,7 +9372,7 @@
                 <w:rFonts w:ascii="Arial" w:hAnsi="Arial" w:cs="Arial"/>
                 <w:rtl/>
               </w:rPr>
-              <w:t>תיק היסטורי</w:t>
+              <w:t>גבר מאומץ שמבקש לזהות שורשים משפחתיים כפולים</w:t>
             </w:r>
           </w:p>
         </w:tc>
@@ -9358,7 +9390,7 @@
                 <w:rFonts w:ascii="Arial" w:hAnsi="Arial" w:cs="Arial"/>
                 <w:rtl/>
               </w:rPr>
-              <w:t>endogamy, aliases, תיעוד היסטורי</w:t>
+              <w:t>unknown parentage גם אצל האב הביולוגי</w:t>
             </w:r>
           </w:p>
         </w:tc>
@@ -9376,81 +9408,7 @@
                 <w:rFonts w:ascii="Arial" w:hAnsi="Arial" w:cs="Arial"/>
                 <w:rtl/>
               </w:rPr>
-              <w:t>פתרון מגיע לעיתים רק משילוב בין תחומים</w:t>
-            </w:r>
-          </w:p>
-        </w:tc>
-      </w:tr>
-      <w:tr>
-        <w:tc>
-          <w:tcPr>
-            <w:tcW w:type="dxa" w:w="2160"/>
-          </w:tcPr>
-          <w:p>
-            <w:pPr>
-              <w:bidi/>
-              <w:jc w:val="right"/>
-            </w:pPr>
-            <w:r>
-              <w:rPr>
-                <w:rFonts w:ascii="Arial" w:hAnsi="Arial" w:cs="Arial"/>
-                <w:rtl/>
-              </w:rPr>
-              <w:t>[5]</w:t>
-            </w:r>
-          </w:p>
-        </w:tc>
-        <w:tc>
-          <w:tcPr>
-            <w:tcW w:type="dxa" w:w="2160"/>
-          </w:tcPr>
-          <w:p>
-            <w:pPr>
-              <w:bidi/>
-              <w:jc w:val="right"/>
-            </w:pPr>
-            <w:r>
-              <w:rPr>
-                <w:rFonts w:ascii="Arial" w:hAnsi="Arial" w:cs="Arial"/>
-                <w:rtl/>
-              </w:rPr>
-              <w:t>unknown parentage</w:t>
-            </w:r>
-          </w:p>
-        </w:tc>
-        <w:tc>
-          <w:tcPr>
-            <w:tcW w:type="dxa" w:w="2160"/>
-          </w:tcPr>
-          <w:p>
-            <w:pPr>
-              <w:bidi/>
-              <w:jc w:val="right"/>
-            </w:pPr>
-            <w:r>
-              <w:rPr>
-                <w:rFonts w:ascii="Arial" w:hAnsi="Arial" w:cs="Arial"/>
-                <w:rtl/>
-              </w:rPr>
-              <w:t>בניית עץ מורכב מריבוי שכבות אי־ידיעה</w:t>
-            </w:r>
-          </w:p>
-        </w:tc>
-        <w:tc>
-          <w:tcPr>
-            <w:tcW w:type="dxa" w:w="2160"/>
-          </w:tcPr>
-          <w:p>
-            <w:pPr>
-              <w:bidi/>
-              <w:jc w:val="right"/>
-            </w:pPr>
-            <w:r>
-              <w:rPr>
-                <w:rFonts w:ascii="Arial" w:hAnsi="Arial" w:cs="Arial"/>
-                <w:rtl/>
-              </w:rPr>
-              <w:t>הלוגיקה של FIGG חוצה את הגבול בין אזרחי לפורנזי</w:t>
+              <w:t>DNA מסחרי, עצים משפחתיים והסקה של זוג סבים סביר</w:t>
             </w:r>
           </w:p>
         </w:tc>
@@ -9468,6 +9426,77 @@
           <w:rFonts w:ascii="Arial" w:hAnsi="Arial" w:cs="Arial"/>
           <w:rtl/>
         </w:rPr>
+        <w:t>מה חוזר כמעט בכל המקרים</w:t>
+      </w:r>
+    </w:p>
+    <w:p>
+      <w:pPr>
+        <w:bidi/>
+        <w:pStyle w:val="ListBullet"/>
+        <w:jc w:val="right"/>
+      </w:pPr>
+      <w:r>
+        <w:rPr>
+          <w:rFonts w:ascii="Arial" w:hAnsi="Arial" w:cs="Arial"/>
+          <w:rtl/>
+        </w:rPr>
+        <w:t>הבעיה הראשונית אינה תמיד “מי החשוד” אלא לעיתים “האם אפשר בכלל לבנות פרופיל usable” [2], [7].</w:t>
+      </w:r>
+    </w:p>
+    <w:p>
+      <w:pPr>
+        <w:bidi/>
+        <w:pStyle w:val="ListBullet"/>
+        <w:jc w:val="right"/>
+      </w:pPr>
+      <w:r>
+        <w:rPr>
+          <w:rFonts w:ascii="Arial" w:hAnsi="Arial" w:cs="Arial"/>
+          <w:rtl/>
+        </w:rPr>
+        <w:t>התאמות במסד הן נקודת פתיחה בלבד; עיקר ההתקדמות מגיע מבניית עצים ומצמצום ענפים [1], [5].</w:t>
+      </w:r>
+    </w:p>
+    <w:p>
+      <w:pPr>
+        <w:bidi/>
+        <w:pStyle w:val="ListBullet"/>
+        <w:jc w:val="right"/>
+      </w:pPr>
+      <w:r>
+        <w:rPr>
+          <w:rFonts w:ascii="Arial" w:hAnsi="Arial" w:cs="Arial"/>
+          <w:rtl/>
+        </w:rPr>
+        <w:t>מסמכים חיצוניים נשארים קריטיים, בין אם אלה רשומות אזרחיות, נתוני מיקום, או poster היסטורי [3], [5].</w:t>
+      </w:r>
+    </w:p>
+    <w:p>
+      <w:pPr>
+        <w:bidi/>
+        <w:pStyle w:val="ListBullet"/>
+        <w:jc w:val="right"/>
+      </w:pPr>
+      <w:r>
+        <w:rPr>
+          <w:rFonts w:ascii="Arial" w:hAnsi="Arial" w:cs="Arial"/>
+          <w:rtl/>
+        </w:rPr>
+        <w:t>האימות הסופי נשען על ראיה נוספת: STR, דגימת ייחוס, או צירוף של DNA עם מסמכים היסטוריים [1], [3].</w:t>
+      </w:r>
+    </w:p>
+    <w:p>
+      <w:pPr>
+        <w:bidi/>
+        <w:pStyle w:val="Heading2"/>
+        <w:jc w:val="right"/>
+      </w:pPr>
+      <w:r/>
+      <w:r>
+        <w:rPr>
+          <w:rFonts w:ascii="Arial" w:hAnsi="Arial" w:cs="Arial"/>
+          <w:rtl/>
+        </w:rPr>
         <w:t>סיכום</w:t>
       </w:r>
     </w:p>
@@ -9481,20 +9510,29 @@
           <w:rFonts w:ascii="Arial" w:hAnsi="Arial" w:cs="Arial"/>
           <w:rtl/>
         </w:rPr>
-        <w:t>תיאורי המקרה של FIGG מראים שהשיטה אינה טכנולוגיה אחת אלא workflow משולב, שבו איכות הדגימה, סוג הפלטפורמה, הרכב המסד, היכולת לבנות עצי משפחה, ונגישות הרשומות קובעים יחד את תוצאת התיק [1], [2], [3].</w:t>
-      </w:r>
-    </w:p>
-    <w:p>
-      <w:pPr>
-        <w:bidi/>
-        <w:jc w:val="right"/>
-      </w:pPr>
-      <w:r>
-        <w:rPr>
-          <w:rFonts w:ascii="Arial" w:hAnsi="Arial" w:cs="Arial"/>
-          <w:rtl/>
-        </w:rPr>
-        <w:t>תיקים פליליים קרים, זיהוי שרידים, מקרים היסטוריים וunknown parentage נבדלים זה מזה במטרתם, אך חולקים דפוס פעולה דומה: SNP profile, database matches, genealogy, narrowing, confirmation. הערך הפדגוגי של תיאורי המקרה הוא בכך שהם הופכים את הידע התיאורטי מן הפרקים הקודמים לשרשרת עבודה ממשית, עם הצלחות, מגבלות ואי־ודאות [4], [6], [8].</w:t>
+        <w:t>תיאורי המקרה מראים ש־FIGG עובד היטב דווקא כאשר מפסיקים לחשוב עליו כעל בדיקה אחת ומתחילים לראות בו מלאכת חיבור. בכל פעם נדרש צירוף אחר של מעבדה, מסד, genealogy ורשומות [5], [6].</w:t>
+      </w:r>
+    </w:p>
+    <w:p>
+      <w:pPr>
+        <w:bidi/>
+        <w:jc w:val="right"/>
+      </w:pPr>
+      <w:r>
+        <w:rPr>
+          <w:rFonts w:ascii="Arial" w:hAnsi="Arial" w:cs="Arial"/>
+          <w:rtl/>
+        </w:rPr>
+        <w:t>רצח לינשפינג מדגים כיצד התאמות רחוקות הופכות לחשוד קונקרטי [1]. Ekeby man מדגים שהמעבדה עצמה יכולה להיות צוואר הבקבוק המרכזי [2]. שלושת המקרים הנורווגיים מראים שהצלחה חלקית וכישלון הם חלק רגיל מן התמונה [6]. המקרה של לאבלס מראה עד כמה FIGG יכול להיות גם היסטורי ואנתרופולוגי [3]. והמקרה של unknown parentage מבהיר שהלוגיקה הגנאלוגית רחבה יותר מן השימוש הפלילי הצר [4].</w:t>
+      </w:r>
+    </w:p>
+    <w:p>
+      <w:pPr>
+        <w:bidi/>
+        <w:jc w:val="right"/>
+      </w:pPr>
+      <w:r>
+        <w:t>__________________________________________________</w:t>
       </w:r>
     </w:p>
     <w:p>
@@ -9515,7 +9553,7 @@
           <w:rFonts w:ascii="Arial" w:hAnsi="Arial" w:cs="Arial"/>
           <w:rtl/>
         </w:rPr>
-        <w:t>פרק 12 היבטים משפטיים ואתיים של FIGG</w:t>
+        <w:t>פרק 12 : היבטים משפטיים ואתיים של FIGG</w:t>
       </w:r>
       <w:bookmarkEnd w:id="chapter_12"/>
     </w:p>
@@ -10926,7 +10964,7 @@
           <w:rFonts w:ascii="Arial" w:hAnsi="Arial" w:cs="Arial"/>
           <w:rtl/>
         </w:rPr>
-        <w:t>פרק 13 FIGG במשטרות בעולם</w:t>
+        <w:t>פרק 13 : FIGG במשטרות בעולם</w:t>
       </w:r>
       <w:bookmarkEnd w:id="chapter_13"/>
     </w:p>
@@ -11108,7 +11146,7 @@
           <w:rFonts w:ascii="Arial" w:hAnsi="Arial" w:cs="Arial"/>
           <w:rtl/>
         </w:rPr>
-        <w:t>ארצות הברית היא זירת ההתפתחות הראשונה והמשפיעה ביותר של FIGG. לפי Gre19, עד תחילת 2019 כבר פורסמו עשרות זיהויים או leads בתיקי cold case וחקירות פעילות, בעיקר בתיקי רצח ואונס חמורים [3]. גם Kli21 מתאר את ארצות הברית כזירה שבה השיטה קיבלה תנופה מהירה והפכה לחלק משמעותי מן השיח הפורנזי [1].</w:t>
+        <w:t>ארצות הברית היא זירת ההתפתחות הראשונה והמשפיעה ביותר של FIGG. לפי גרייטק [3], עד תחילת 2019 כבר פורסמו עשרות זיהויים או leads בתיקי cold case וחקירות פעילות, בעיקר בתיקי רצח ואונס חמורים [3]. גם קלינג [1] מתאר את ארצות הברית כזירה שבה השיטה קיבלה תנופה מהירה והפכה לחלק משמעותי מן השיח הפורנזי [1].</w:t>
       </w:r>
     </w:p>
     <w:p>
@@ -11248,7 +11286,7 @@
           <w:rFonts w:ascii="Arial" w:hAnsi="Arial" w:cs="Arial"/>
           <w:rtl/>
         </w:rPr>
-        <w:t>היתרון המרכזי של המודל האמריקאי היה קדימות היסטורית וגודל מאגרי ההתאמה, במיוחד עבור נבדקים ממוצא אירופי. Gre19 מדווח כי ההסתברות לקבל התאמות usable הייתה גבוהה הרבה יותר עבור אוכלוסיות כאלה, משום שהן היו מיוצגות יותר במאגרי genealogy [3].</w:t>
+        <w:t>היתרון המרכזי של המודל האמריקאי היה קדימות היסטורית וגודל מאגרי ההתאמה, במיוחד עבור נבדקים ממוצא אירופי. גרייטק [3] מדווח כי ההסתברות לקבל התאמות usable הייתה גבוהה הרבה יותר עבור אוכלוסיות כאלה, משום שהן היו מיוצגות יותר במאגרי genealogy [3].</w:t>
       </w:r>
     </w:p>
     <w:p>
@@ -11373,7 +11411,7 @@
           <w:rFonts w:ascii="Arial" w:hAnsi="Arial" w:cs="Arial"/>
           <w:rtl/>
         </w:rPr>
-        <w:t>Til21 מראה שהשימוש ב־IGG בשוודיה לא הוצג כמהלך טכני בלבד, אלא כפיילוט מוסדי שלם. עוד ב־2018 נפתח בירור משפטי בתוך Swedish Police Authority וב־National Forensic Centre, נערכה בחינה של privacy impact, נעשתה היוועצות עם המועצה האתית, ונקבעו criteria למקרים שייכללו [4].</w:t>
+        <w:t>טילמר [4] מראה שהשימוש ב־IGG בשוודיה לא הוצג כמהלך טכני בלבד, אלא כפיילוט מוסדי שלם. עוד ב־2018 נפתח בירור משפטי בתוך Swedish Police Authority וב־National Forensic Centre, נערכה בחינה של privacy impact, נעשתה היוועצות עם המועצה האתית, ונקבעו criteria למקרים שייכללו [4].</w:t>
       </w:r>
     </w:p>
     <w:p>
@@ -11470,7 +11508,7 @@
           <w:rFonts w:ascii="Arial" w:hAnsi="Arial" w:cs="Arial"/>
           <w:rtl/>
         </w:rPr>
-        <w:t>. Til21 מדגיש שהעברת הנתונים לארצות הברית, הצורך במחיקה, ושאלת ההכרחיות היו חלק מן המסגרת כבר בשלב הראשוני [4].</w:t>
+        <w:t>. טילמר [4] מדגיש שהעברת הנתונים לארצות הברית, הצורך במחיקה, ושאלת ההכרחיות היו חלק מן המסגרת כבר בשלב הראשוני [4].</w:t>
       </w:r>
     </w:p>
     <w:p>
@@ -11498,7 +11536,7 @@
           <w:rFonts w:ascii="Arial" w:hAnsi="Arial" w:cs="Arial"/>
           <w:rtl/>
         </w:rPr>
-        <w:t>Ans25 מתאר את השלב הבא בהתפתחות השוודית. לאחר ההצלחה הראשונית ב־2019, המשך השימוש בשיטה עוכב בשנת 2021 בעקבות החלטת רשות הפרטיות השוודית, בין היתר בשל היעדר עיגון חקיקתי מספק ושאלות הנוגעות להעברת מידע רגיש למדינה שלישית [6].</w:t>
+        <w:t>אנסל [6] מתאר את השלב הבא בהתפתחות השוודית. לאחר ההצלחה הראשונית ב־2019, המשך השימוש בשיטה עוכב בשנת 2021 בעקבות החלטת רשות הפרטיות השוודית, בין היתר בשל היעדר עיגון חקיקתי מספק ושאלות הנוגעות להעברת מידע רגיש למדינה שלישית [6].</w:t>
       </w:r>
     </w:p>
     <w:p>
@@ -11567,7 +11605,7 @@
           <w:rFonts w:ascii="Arial" w:hAnsi="Arial" w:cs="Arial"/>
           <w:rtl/>
         </w:rPr>
-        <w:t>נורווגיה מציגה מודל אחר: לא שימוש רחב מוקדם כמו בארצות הברית, ולא מסלול חקיקה מובחן כמו בשוודיה, אלא פיילוט רב־תחומי ומבוסס פרויקט. Aan24 מתאר יישום של FIGG בשלושה תיקים קרים בנורווגיה, עם שני זיהויים מוצלחים ומקרה אחד שלא נפתר [7].</w:t>
+        <w:t>נורווגיה מציגה מודל אחר: לא שימוש רחב מוקדם כמו בארצות הברית, ולא מסלול חקיקה מובחן כמו בשוודיה, אלא פיילוט רב־תחומי ומבוסס פרויקט. אאנס [7] מתאר יישום של FIGG בשלושה תיקים קרים בנורווגיה, עם שני זיהויים מוצלחים ומקרה אחד שלא נפתר [7].</w:t>
       </w:r>
     </w:p>
     <w:p>
@@ -11651,7 +11689,7 @@
           <w:rFonts w:ascii="Arial" w:hAnsi="Arial" w:cs="Arial"/>
           <w:rtl/>
         </w:rPr>
-        <w:t>Aan24 מתאר workflow משולב של WGS, העלאה ל־GEDmatch Pro ול־FTDNA, חיזוי phenotype ו־biogeographical ancestry, ולאחר מכן genealogy קלאסי של ascending ו־descending עד לאימות STR [7].</w:t>
+        <w:t>אאנס [7] מתאר workflow משולב של WGS, העלאה ל־GEDmatch Pro ול־FTDNA, חיזוי phenotype ו־biogeographical ancestry, ולאחר מכן genealogy קלאסי של ascending ו־descending עד לאימות STR [7].</w:t>
       </w:r>
     </w:p>
     <w:p>
@@ -11720,7 +11758,7 @@
           <w:rFonts w:ascii="Arial" w:hAnsi="Arial" w:cs="Arial"/>
           <w:rtl/>
         </w:rPr>
-        <w:t>עם זאת, Aan24 מדגיש גם את המחיר המבצעי. אחד המקרים נפתר תוך 10–15 שעות עבודה לאחר קבלת התאמה חזקה, אך מקרה אחר דרש 2,000–3,000 שעות מצטברות לאורך כשנה [7]. זהו שיעור חשוב: אימוץ משטרתי של FIGG דורש לא רק permission משפטי, אלא גם הקצאת כוח אדם וזמן חקירה ממשיים.</w:t>
+        <w:t>עם זאת, אאנס [7] מדגיש גם את המחיר המבצעי. אחד המקרים נפתר תוך 10–15 שעות עבודה לאחר קבלת התאמה חזקה, אך מקרה אחר דרש 2,000–3,000 שעות מצטברות לאורך כשנה [7]. זהו שיעור חשוב: אימוץ משטרתי של FIGG דורש לא רק permission משפטי, אלא גם הקצאת כוח אדם וזמן חקירה ממשיים.</w:t>
       </w:r>
     </w:p>
     <w:p>
@@ -11748,33 +11786,33 @@
           <w:rFonts w:ascii="Arial" w:hAnsi="Arial" w:cs="Arial"/>
           <w:rtl/>
         </w:rPr>
-        <w:t>הספרות מצביעה על כך שהשימוש ב־FIGG מתפשט בהדרגה גם מעבר לשלושת המקרים הבולטים הללו, אך עדיין אינו יוצר תמונה עולמית מלאה. Kli21 מזכיר הערכות היתכנות בבריטניה ועבודות על operationalizing FGG באוסטרליה, אך לא תיאור של שגרה משטרתית מבוססת באותה מידה כמו בארצות הברית [1].</w:t>
-      </w:r>
-    </w:p>
-    <w:p>
-      <w:pPr>
-        <w:bidi/>
-        <w:jc w:val="right"/>
-      </w:pPr>
-      <w:r>
-        <w:rPr>
-          <w:rFonts w:ascii="Arial" w:hAnsi="Arial" w:cs="Arial"/>
-          <w:rtl/>
-        </w:rPr>
-        <w:t>Sam26 מתאר שבעה מקרים מנותחים מארצות הברית, ספרד, שוודיה ואסטוניה, ומציג את FIGG ככלי שכבר חצה את גבולות צפון אמריקה, אך עדיין תלוי מאוד במסגרת החוק המקומית, בנגישות למאגרים ובקבלה חברתית [8].</w:t>
-      </w:r>
-    </w:p>
-    <w:p>
-      <w:pPr>
-        <w:bidi/>
-        <w:jc w:val="right"/>
-      </w:pPr>
-      <w:r>
-        <w:rPr>
-          <w:rFonts w:ascii="Arial" w:hAnsi="Arial" w:cs="Arial"/>
-          <w:rtl/>
-        </w:rPr>
-        <w:t>גם Mey25, אף שאינו עוסק ישירות ביישום FIGG, חשוב כעדות למוכנות מערכתית. המחקר מראה שבדנמרק מזוהים בכל שנה בערך 850 פרופילים חד־תורמיים מתיקי אלימות שלא הובילו להתאמה במאגר הלאומי, ואשר עשויים להיות מועמדים ל־forensic DNA intelligence, כולל FIGG [10]. מכאן עולה שמדינות נוספות עשויות לעבור בעתיד ממדידת צורך תפעולי לאימוץ מעשי.</w:t>
+        <w:t>הספרות מצביעה על כך שהשימוש ב־FIGG מתפשט בהדרגה גם מעבר לשלושת המקרים הבולטים הללו, אך עדיין אינו יוצר תמונה עולמית מלאה. קלינג [1] מזכיר הערכות היתכנות בבריטניה ועבודות על operationalizing FGG באוסטרליה, אך לא תיאור של שגרה משטרתית מבוססת באותה מידה כמו בארצות הברית [1].</w:t>
+      </w:r>
+    </w:p>
+    <w:p>
+      <w:pPr>
+        <w:bidi/>
+        <w:jc w:val="right"/>
+      </w:pPr>
+      <w:r>
+        <w:rPr>
+          <w:rFonts w:ascii="Arial" w:hAnsi="Arial" w:cs="Arial"/>
+          <w:rtl/>
+        </w:rPr>
+        <w:t>סמינו-גומז [8] מתאר שבעה מקרים מנותחים מארצות הברית, ספרד, שוודיה ואסטוניה, ומציג את FIGG ככלי שכבר חצה את גבולות צפון אמריקה, אך עדיין תלוי מאוד במסגרת החוק המקומית, בנגישות למאגרים ובקבלה חברתית [8].</w:t>
+      </w:r>
+    </w:p>
+    <w:p>
+      <w:pPr>
+        <w:bidi/>
+        <w:jc w:val="right"/>
+      </w:pPr>
+      <w:r>
+        <w:rPr>
+          <w:rFonts w:ascii="Arial" w:hAnsi="Arial" w:cs="Arial"/>
+          <w:rtl/>
+        </w:rPr>
+        <w:t>גם מאייר [10], אף שאינו עוסק ישירות ביישום FIGG, חשוב כעדות למוכנות מערכתית. המחקר מראה שבדנמרק מזוהים בכל שנה בערך 850 פרופילים חד־תורמיים מתיקי אלימות שלא הובילו להתאמה במאגר הלאומי, ואשר עשויים להיות מועמדים ל־forensic DNA intelligence, כולל FIGG [10]. מכאן עולה שמדינות נוספות עשויות לעבור בעתיד ממדידת צורך תפעולי לאימוץ מעשי.</w:t>
       </w:r>
     </w:p>
     <w:p>
@@ -12552,7 +12590,7 @@
           <w:rFonts w:ascii="Arial" w:hAnsi="Arial" w:cs="Arial"/>
           <w:rtl/>
         </w:rPr>
-        <w:t>פרק 14 תקנים בקרה ואבטחת איכות ב FIGG</w:t>
+        <w:t>פרק 14 : תקנים בקרה ואבטחת איכות ב FIGG</w:t>
       </w:r>
       <w:bookmarkEnd w:id="chapter_14"/>
     </w:p>
@@ -13218,7 +13256,7 @@
           <w:rFonts w:ascii="Arial" w:hAnsi="Arial" w:cs="Arial"/>
           <w:rtl/>
         </w:rPr>
-        <w:t>בדיוק מסיבה זו מחקרי validation על Global Screening Array ועל ForenSeq Kintelligence חשובים מאוד ל־FIGG. Rus22 הראה שאפשר להפעיל את GSA גם במעבדה פורנזית, אך תוך תשומת לב קפדנית לספי קלט, call rates ואיכות הדגימה [8]. Pec22 ו־Ant24 הראו כי Kintelligence, יחד עם MiSeq FGx ו־Universal Analysis Software, יכול להשתלב היטב במעבדות פורנזיות לצורכי FGG, בתנאי שנשמרים מדדי QC מוגדרים ונבדקת התאמה לדגימות low-input ו־degraded [6], [7].</w:t>
+        <w:t>בדיוק מסיבה זו מחקרי validation על Global Screening Array ועל ForenSeq Kintelligence חשובים מאוד ל־FIGG. ראסל [8] הראה שאפשר להפעיל את GSA גם במעבדה פורנזית, אך תוך תשומת לב קפדנית לספי קלט, call rates ואיכות הדגימה [8]. פק [6] ו־אנטונס [7] הראו כי Kintelligence, יחד עם MiSeq FGx ו־Universal Analysis Software, יכול להשתלב היטב במעבדות פורנזיות לצורכי FGG, בתנאי שנשמרים מדדי QC מוגדרים ונבדקת התאמה לדגימות low-input ו־מפורקות [6], [7].</w:t>
       </w:r>
     </w:p>
     <w:p>
@@ -13612,7 +13650,7 @@
           <w:rFonts w:ascii="Arial" w:hAnsi="Arial" w:cs="Arial"/>
           <w:rtl/>
         </w:rPr>
-        <w:t>Kli21 מוסיף כי גם מדדים כמו allelic balance, Q-score ויחס forward/reverse חשובים במיוחד כאשר מנסים להעריך אם פרופיל MPS מתאים להסקת קרבה [1].</w:t>
+        <w:t>קלינג [1] מוסיף כי גם מדדים כמו allelic balance, Q-score ויחס forward/reverse חשובים במיוחד כאשר מנסים להעריך אם פרופיל MPS מתאים להסקת קרבה [1].</w:t>
       </w:r>
     </w:p>
     <w:p>
@@ -13640,33 +13678,33 @@
           <w:rFonts w:ascii="Arial" w:hAnsi="Arial" w:cs="Arial"/>
           <w:rtl/>
         </w:rPr>
-        <w:t>אחד הלקחים החוזרים ביותר בספרות הוא שאיכות דגימה היא צוואר הבקבוק הראשי. Microarray עשוי להצליח היטב בדגימות טובות יחסית, אך הוא רגיש יותר ל־compromised DNA [1], [9]. דגימות degraded במיוחד, low template או skeletal remains דוחפות לעיתים קרובות לכיוון WGS או targeted capture/panel workflows [1], [3], [11].</w:t>
-      </w:r>
-    </w:p>
-    <w:p>
-      <w:pPr>
-        <w:bidi/>
-        <w:jc w:val="right"/>
-      </w:pPr>
-      <w:r>
-        <w:rPr>
-          <w:rFonts w:ascii="Arial" w:hAnsi="Arial" w:cs="Arial"/>
-          <w:rtl/>
-        </w:rPr>
-        <w:t>Vri21 הראה ש־compromised DNA פוגע קשות ביכולת לסווג קרבה ב־IGG, ושככל שהאיכות והכמות יורדות, הצלחת ה־kinship classification מתמוטטת במהירות [9]. לכן אבטחת איכות ב־FIGG מתחילה למעשה עוד לפני הפקת הפרופיל: בהחלטה אם הדגימה בכלל מתאימה למסלול הנבחר.</w:t>
-      </w:r>
-    </w:p>
-    <w:p>
-      <w:pPr>
-        <w:bidi/>
-        <w:jc w:val="right"/>
-      </w:pPr>
-      <w:r>
-        <w:rPr>
-          <w:rFonts w:ascii="Arial" w:hAnsi="Arial" w:cs="Arial"/>
-          <w:rtl/>
-        </w:rPr>
-        <w:t>Mat25 מסכם היטב את ההיגיון התפעולי הזה ומציע hybrid workflow: CE-STRs למקרים שגרתיים, NGS לדגימות קשות ולתיקים מורכבים, ו־SNP microarrays או workflows מקבילים עבור long-range kinship ו־FIGG [3]. זוהי גישה חשובה, משום שהיא מחליפה את השאלה “איזו טכנולוגיה טובה יותר” בשאלה “איזו טכנולוגיה מבוקרת ומתאימה יותר לכל סוג מקרה”.</w:t>
+        <w:t>אחד הלקחים החוזרים ביותר בספרות הוא שאיכות דגימה היא צוואר הבקבוק הראשי. Microarray עשוי להצליח היטב בדגימות טובות יחסית, אך הוא רגיש יותר ל־compromised DNA [1], [9]. דגימות מפורקות במיוחד, low template או skeletal remains דוחפות לעיתים קרובות לכיוון WGS או targeted capture/panel workflows [1], [3], [11].</w:t>
+      </w:r>
+    </w:p>
+    <w:p>
+      <w:pPr>
+        <w:bidi/>
+        <w:jc w:val="right"/>
+      </w:pPr>
+      <w:r>
+        <w:rPr>
+          <w:rFonts w:ascii="Arial" w:hAnsi="Arial" w:cs="Arial"/>
+          <w:rtl/>
+        </w:rPr>
+        <w:t>דה פריס [9] הראה ש־compromised DNA פוגע קשות ביכולת לסווג קרבה ב־IGG, ושככל שהאיכות והכמות יורדות, הצלחת ה־kinship classification מתמוטטת במהירות [9]. לכן אבטחת איכות ב־FIGG מתחילה למעשה עוד לפני הפקת הפרופיל: בהחלטה אם הדגימה בכלל מתאימה למסלול הנבחר.</w:t>
+      </w:r>
+    </w:p>
+    <w:p>
+      <w:pPr>
+        <w:bidi/>
+        <w:jc w:val="right"/>
+      </w:pPr>
+      <w:r>
+        <w:rPr>
+          <w:rFonts w:ascii="Arial" w:hAnsi="Arial" w:cs="Arial"/>
+          <w:rtl/>
+        </w:rPr>
+        <w:t>מטוטה [3] מסכם היטב את ההיגיון התפעולי הזה ומציע hybrid workflow: CE-STRs למקרים שגרתיים, NGS לדגימות קשות ולתיקים מורכבים, ו־SNP microarrays או workflows מקבילים עבור long-range kinship ו־FIGG [3]. זוהי גישה חשובה, משום שהיא מחליפה את השאלה “איזו טכנולוגיה טובה יותר” בשאלה “איזו טכנולוגיה מבוקרת ומתאימה יותר לכל סוג מקרה”.</w:t>
       </w:r>
     </w:p>
     <w:p>
@@ -13694,7 +13732,7 @@
           <w:rFonts w:ascii="Arial" w:hAnsi="Arial" w:cs="Arial"/>
           <w:rtl/>
         </w:rPr>
-        <w:t>ב־FIGG לא די בכך שהפרופיל מדויק מבחינה אנליטית. הוא צריך גם להתאים לדרישות החיפוש במסד. Kli21 מזכיר ש־GEDmatch אינו מקבל בדרך כלל פרופילים עם פחות מ־50,000 SNPs, וש־matching algorithms רגישים לטעויות קריאה ולחוסר צפיפות [1].</w:t>
+        <w:t>ב־FIGG לא די בכך שהפרופיל מדויק מבחינה אנליטית. הוא צריך גם להתאים לדרישות החיפוש במסד. קלינג [1] מזכיר ש־GEDmatch אינו מקבל בדרך כלל פרופילים עם פחות מ־50,000 SNPs, וש־matching algorithms רגישים לטעויות קריאה ולחוסר צפיפות [1].</w:t>
       </w:r>
     </w:p>
     <w:p>
@@ -13804,7 +13842,7 @@
           <w:rFonts w:ascii="Arial" w:hAnsi="Arial" w:cs="Arial"/>
           <w:rtl/>
         </w:rPr>
-        <w:t>But22 ו־Mat25 מדגישים כי הכנסת טכנולוגיות חדשות לעבודה שגרתית דורשת יותר מאשר מכשור תקין. היא דורשת SOPs ברורים, תיעוד החלטות, process maps, ושילוב בתוך מסגרת של תקינה רחבה יותר [2], [3].</w:t>
+        <w:t>But22 ו־מטוטה [3] מדגישים כי הכנסת טכנולוגיות חדשות לעבודה שגרתית דורשת יותר מאשר מכשור תקין. היא דורשת SOPs ברורים, תיעוד החלטות, process maps, ושילוב בתוך מסגרת של תקינה רחבה יותר [2], [3].</w:t>
       </w:r>
     </w:p>
     <w:p>
@@ -13956,7 +13994,7 @@
           <w:rFonts w:ascii="Arial" w:hAnsi="Arial" w:cs="Arial"/>
           <w:rtl/>
         </w:rPr>
-        <w:t>אחד החסמים הפחות גלויים לעין אך החשובים ביותר הוא הביואינפורמטיקה. Mat25 מדגיש כי מעבר ל־NGS ול־microarrays יוצר עומס חדש של ניתוח נתונים, storage, software validation ותלות בכוח אדם מיומן [3].</w:t>
+        <w:t>אחד החסמים הפחות גלויים לעין אך החשובים ביותר הוא הביואינפורמטיקה. מטוטה [3] מדגיש כי מעבר ל־NGS ול־microarrays יוצר עומס חדש של ניתוח נתונים, storage, software validation ותלות בכוח אדם מיומן [3].</w:t>
       </w:r>
     </w:p>
     <w:p>
@@ -14026,7 +14064,7 @@
           <w:rFonts w:ascii="Arial" w:hAnsi="Arial" w:cs="Arial"/>
           <w:rtl/>
         </w:rPr>
-        <w:t>But22 מוסיף שגם human factors חייבים להיות חלק מן־QA המודרני. שגיאות אינן נובעות רק ממכשירים אלא גם מעומס קוגניטיבי, מפרשנות יתר ומאופן עיצוב התהליך [2]. ב־FIGG הדבר חשוב במיוחד משום שהשרשרת כוללת הרבה נקודות שבהן judgment אנושי משחק תפקיד.</w:t>
+        <w:t>But22 מוסיף שגם human factors חייבים להיות חלק מן־QA המודרני. שגיאות אינן נובעות רק ממכשירים אלא גם מעומס קוגניטיבי, מפרשנות יתר ומאופן עיצוב התהליך [2]. ב־FIGG הדבר חשוב במיוחד משום שהשרשרת כוללת הרבה נקודות שבהן שיפוט אנושי משחק תפקיד.</w:t>
       </w:r>
     </w:p>
     <w:p>
@@ -14054,7 +14092,7 @@
           <w:rFonts w:ascii="Arial" w:hAnsi="Arial" w:cs="Arial"/>
           <w:rtl/>
         </w:rPr>
-        <w:t>אבטחת איכות ב־FIGG אינה שלמה בלי כלל יסוד: genealogy אינו הוכחה סופית. Gre19 מדגיש כי גם כאשר הכיוון הגנאלוגי נראה משכנע, יש לאמת אותו באמצעות direct STR comparison בין דגימת החשוד לבין הפרופיל הפורנזי [4]. Kli21 מזכיר כי עיקרון זה מעוגן גם בהנחיות מדיניות שונות כמעין “CODIS first and last” [1].</w:t>
+        <w:t>אבטחת איכות ב־FIGG אינה שלמה בלי כלל יסוד: genealogy אינו הוכחה סופית. גרייטק [4] מדגיש כי גם כאשר הכיוון הגנאלוגי נראה משכנע, יש לאמת אותו באמצעות direct STR comparison בין דגימת החשוד לבין הפרופיל הפורנזי [4]. קלינג [1] מזכיר כי עיקרון זה מעוגן גם בהנחיות מדיניות שונות כמעין “CODIS first and last” [1].</w:t>
       </w:r>
     </w:p>
     <w:p>
@@ -14093,7 +14131,7 @@
           <w:rFonts w:ascii="Arial" w:hAnsi="Arial" w:cs="Arial"/>
           <w:rtl/>
         </w:rPr>
-        <w:t>בהקשר זה Til21b מציע תרומה מעניינת. FORCE panel פותח כדי לגשר בין lead גנאלוגי לבין שלב confirmation במקרים שבהם STRs לבדם אינם מספקים, למשל בשרידים degraded או בהסקת קרבה מרוחקת יותר. יתרונו הוא בכך שהוא מספק פאנל SNP ייעודי, בעל concordance גבוהה מאוד, שאינו כולל סמנים רפואיים רגישים ושיכול לחזק שלב אימות מבוקר [11].</w:t>
+        <w:t>בהקשר זה Til21b מציע תרומה מעניינת. FORCE panel פותח כדי לגשר בין lead גנאלוגי לבין שלב confirmation במקרים שבהם STRs לבדם אינם מספקים, למשל בשרידים מפורקות או בהסקת קרבה מרוחקת יותר. יתרונו הוא בכך שהוא מספק פאנל SNP ייעודי, בעל concordance גבוהה מאוד, שאינו כולל סמנים רפואיים רגישים ושיכול לחזק שלב אימות מבוקר [11].</w:t>
       </w:r>
     </w:p>
     <w:p>
@@ -14121,20 +14159,20 @@
           <w:rFonts w:ascii="Arial" w:hAnsi="Arial" w:cs="Arial"/>
           <w:rtl/>
         </w:rPr>
-        <w:t>במעבר מ־innovation ל־routine practice, שאלת התקינה המוסדית נעשית מרכזית. Mat25 מצביע על ISO/IEC 17025 ועל קודים לאומיים כבסיס להסמכת מעבדות שמטמיעות NGS ו־SNP workflows [3]. But22 מציג את העדכונים של FBI QAS ואת עבודת OSAC ו־ASB כעדות לכך שגם סביבת התקנים הרחבה יותר נעה לכיוון תהליכים מפורטים יותר של validation, interpretation, training ו־quality management [2].</w:t>
-      </w:r>
-    </w:p>
-    <w:p>
-      <w:pPr>
-        <w:bidi/>
-        <w:jc w:val="right"/>
-      </w:pPr>
-      <w:r>
-        <w:rPr>
-          <w:rFonts w:ascii="Arial" w:hAnsi="Arial" w:cs="Arial"/>
-          <w:rtl/>
-        </w:rPr>
-        <w:t>עם זאת, הספרות גם מבהירה שהתחום עדיין בתנועה. Mat25 מציין שב־2024 פורסמו הנחיות SWGDAM לפרשנות SNPs, אך הן עדיין אינן מכסות במלואן microarrays ו־FIGG [3]. כלומר, קיימת כבר מסגרת איכות מתפתחת, אך לא קנון סגור ואחיד לכל מרכיבי FIGG.</w:t>
+        <w:t>במעבר מ־innovation ל־routine practice, שאלת התקינה המוסדית נעשית מרכזית. מטוטה [3] מצביע על ISO/IEC 17025 ועל קודים לאומיים כבסיס להסמכת מעבדות שמטמיעות NGS ו־SNP workflows [3]. But22 מציג את העדכונים של FBI QAS ואת עבודת OSAC ו־ASB כעדות לכך שגם סביבת התקנים הרחבה יותר נעה לכיוון תהליכים מפורטים יותר של validation, interpretation, training ו־quality management [2].</w:t>
+      </w:r>
+    </w:p>
+    <w:p>
+      <w:pPr>
+        <w:bidi/>
+        <w:jc w:val="right"/>
+      </w:pPr>
+      <w:r>
+        <w:rPr>
+          <w:rFonts w:ascii="Arial" w:hAnsi="Arial" w:cs="Arial"/>
+          <w:rtl/>
+        </w:rPr>
+        <w:t>עם זאת, הספרות גם מבהירה שהתחום עדיין בתנועה. מטוטה [3] מציין שב־2024 פורסמו הנחיות SWGDAM לפרשנות SNPs, אך הן עדיין אינן מכסות במלואן microarrays ו־FIGG [3]. כלומר, קיימת כבר מסגרת איכות מתפתחת, אך לא קנון סגור ואחיד לכל מרכיבי FIGG.</w:t>
       </w:r>
     </w:p>
     <w:p>
@@ -14620,7 +14658,7 @@
           <w:rFonts w:ascii="Arial" w:hAnsi="Arial" w:cs="Arial"/>
           <w:rtl/>
         </w:rPr>
-        <w:t>פרק 15 מגבלות כשלים ומבט מסכם</w:t>
+        <w:t>פרק 15 : מגבלות כשלים ומבט מסכם</w:t>
       </w:r>
       <w:bookmarkEnd w:id="chapter_15"/>
     </w:p>
@@ -14690,7 +14728,7 @@
           <w:rFonts w:ascii="Arial" w:hAnsi="Arial" w:cs="Arial"/>
           <w:rtl/>
         </w:rPr>
-        <w:t>צוואר הבקבוק הראשון של FIGG הוא לעיתים פשוט איכות הדנ״א. דגימות degraded, low-template או contaminated עלולות שלא להניב כלל פרופיל usable, או להניב פרופיל חלקי ומטעה [3], [9].</w:t>
+        <w:t>צוואר הבקבוק הראשון של FIGG הוא לעיתים פשוט איכות הדנ״א. דגימות מפורקות, low-template או contaminated עלולות שלא להניב כלל פרופיל usable, או להניב פרופיל חלקי ומטעה [3], [9].</w:t>
       </w:r>
     </w:p>
     <w:p>
@@ -14798,7 +14836,7 @@
           <w:rFonts w:ascii="Arial" w:hAnsi="Arial" w:cs="Arial"/>
           <w:rtl/>
         </w:rPr>
-        <w:t>Yag22 ו־Yag23 מצביעים על כשל מעניין ומטריד במיוחד: בדגימות degraded שנבדקו על microarray, ירידה בעוצמת הסיגנל על השבב, בשילוב אלגוריתם normalization רגיל, גרמה לכך שרעש ייקרא כאילו הוא SNP heterozygous אמיתי [5].</w:t>
+        <w:t>יאגאסאקי [4] ו־יאגאסאקי [5] מצביעים על כשל מעניין ומטריד במיוחד: בדגימות מפורקות שנבדקו על microarray, ירידה בעוצמת הסיגנל על השבב, בשילוב אלגוריתם normalization רגיל, גרמה לכך שרעש ייקרא כאילו הוא SNP heterozygous אמיתי [5].</w:t>
       </w:r>
     </w:p>
     <w:p>
@@ -14893,7 +14931,7 @@
           <w:rFonts w:ascii="Arial" w:hAnsi="Arial" w:cs="Arial"/>
           <w:rtl/>
         </w:rPr>
-        <w:t>גם כאשר הפרופיל איכותי, FIGG אינו פועל באותה רמת אמינות בכל דרגות הקרבה. כבר בפרקי IBD ו־relatedness inference ראינו שהמעבר מקרבה קרובה לקרבה רחוקה מגדיל את השונות, את החפיפה בין קטגוריות, ואת הסיכוי שלא יהיה שיתוף detectable כלל [12], [13].</w:t>
+        <w:t>גם כאשר הפרופיל איכותי, FIGG אינו פועל באותה רמת אמינות בכל דרגות הקרבה. כבר בפרקי IBD ו־relatedness inference ראינו שהמעבר מקרבה קרובה לקרבה רחוקה מגדיל את השונות, את החפיפה בין קטגוריות, ואת הסיכוי שלא יהיה שיתוף מזוהה כלל [12], [13].</w:t>
       </w:r>
     </w:p>
     <w:p>
@@ -14975,7 +15013,7 @@
           <w:rFonts w:ascii="Arial" w:hAnsi="Arial" w:cs="Arial"/>
           <w:rtl/>
         </w:rPr>
-        <w:t>Gre19 מדגישים שה־database query results הם רק clues, ושבמקרים רבים הזיהוי נעצר לא בגלל כשל גנטי אלא בגלל genealogy בלתי־מספיק [2].</w:t>
+        <w:t>גרייטק [2] מדגישים שה־database query results הם רק clues, ושבמקרים רבים הזיהוי נעצר לא בגלל כשל גנטי אלא בגלל genealogy בלתי־מספיק [2].</w:t>
       </w:r>
     </w:p>
     <w:p>
@@ -15361,7 +15399,7 @@
           <w:rFonts w:ascii="Arial" w:hAnsi="Arial" w:cs="Arial"/>
           <w:rtl/>
         </w:rPr>
-        <w:t>שיפור עבודה עם דגימות degraded מאוד</w:t>
+        <w:t>שיפור עבודה עם דגימות מפורקות מאוד</w:t>
       </w:r>
     </w:p>
     <w:p>
@@ -15771,7 +15809,7 @@
           <w:rFonts w:ascii="Arial" w:hAnsi="Arial" w:cs="Arial"/>
           <w:rtl/>
         </w:rPr>
-        <w:t>שילוב של מקורות אוכלוסייתיים שונים בתוך פרט או אוכלוסייה, באופן שעלול להטות אומדני קרבה אם אינו מטופל נכון [Tho12, Con16].</w:t>
+        <w:t>שילוב של מקורות אוכלוסייתיים שונים בתוך פרט או אוכלוסייה, באופן שעלול להטות אומדני קרבה אם אינו מטופל נכון [2, 3].</w:t>
       </w:r>
     </w:p>
     <w:p>
@@ -15855,7 +15893,7 @@
           <w:rFonts w:ascii="Arial" w:hAnsi="Arial" w:cs="Arial"/>
           <w:rtl/>
         </w:rPr>
-        <w:t>שיתוף גנטי הנובע מהיסטוריה אוכלוסייתית רחבה ולא מקרבה משפחתית עדכנית אחת [Bro12, Hen12].</w:t>
+        <w:t>שיתוף גנטי הנובע מהיסטוריה אוכלוסייתית רחבה ולא מקרבה משפחתית עדכנית אחת [4, 1].</w:t>
       </w:r>
     </w:p>
     <w:p>
@@ -15897,7 +15935,7 @@
           <w:rFonts w:ascii="Arial" w:hAnsi="Arial" w:cs="Arial"/>
           <w:b/>
         </w:rPr>
-        <w:t>Case study</w:t>
+        <w:t>centiMorgan</w:t>
       </w:r>
       <w:r>
         <w:rPr>
@@ -15911,7 +15949,7 @@
           <w:rFonts w:ascii="Arial" w:hAnsi="Arial" w:cs="Arial"/>
           <w:rtl/>
         </w:rPr>
-        <w:t>תיאור מפורט של תיק אמיתי, המשמש לניתוח workflow, נקודות הצלחה, כשלים ומגבלות של השיטה.</w:t>
+        <w:t>יחידת מרחק גנטי המשמשת למדידת אורך מקטעים משותפים ולסיכום כמות ה־DNA המשותפת בין שני פרטים [1], [2].</w:t>
       </w:r>
     </w:p>
     <w:p>
@@ -15925,7 +15963,7 @@
           <w:rFonts w:ascii="Arial" w:hAnsi="Arial" w:cs="Arial"/>
           <w:b/>
         </w:rPr>
-        <w:t>centiMorgan</w:t>
+        <w:t>Clustering</w:t>
       </w:r>
       <w:r>
         <w:rPr>
@@ -15939,7 +15977,7 @@
           <w:rFonts w:ascii="Arial" w:hAnsi="Arial" w:cs="Arial"/>
           <w:rtl/>
         </w:rPr>
-        <w:t>יחידת מרחק גנטי המשמשת למדידת אורך מקטעים משותפים ולסיכום כמות ה־DNA המשותפת בין שני פרטים [1], [2].</w:t>
+        <w:t>קיבוץ התאמות לקבוצות גנטיות או גנאלוגיות המייצגות ענפים משפחתיים אפשריים [1].</w:t>
       </w:r>
     </w:p>
     <w:p>
@@ -15953,7 +15991,7 @@
           <w:rFonts w:ascii="Arial" w:hAnsi="Arial" w:cs="Arial"/>
           <w:b/>
         </w:rPr>
-        <w:t>Clustering</w:t>
+        <w:t>Concordance</w:t>
       </w:r>
       <w:r>
         <w:rPr>
@@ -15967,7 +16005,7 @@
           <w:rFonts w:ascii="Arial" w:hAnsi="Arial" w:cs="Arial"/>
           <w:rtl/>
         </w:rPr>
-        <w:t>קיבוץ התאמות לקבוצות גנטיות או גנאלוגיות המייצגות ענפים משפחתיים אפשריים [1].</w:t>
+        <w:t>מידת ההתאמה בין פרופיל שהופק במערכת הנבדקת לבין reference ידוע [5], [11].</w:t>
       </w:r>
     </w:p>
     <w:p>
@@ -15981,7 +16019,7 @@
           <w:rFonts w:ascii="Arial" w:hAnsi="Arial" w:cs="Arial"/>
           <w:b/>
         </w:rPr>
-        <w:t>Conclusive lead</w:t>
+        <w:t>Confirmatory testing</w:t>
       </w:r>
       <w:r>
         <w:rPr>
@@ -15995,7 +16033,7 @@
           <w:rFonts w:ascii="Arial" w:hAnsi="Arial" w:cs="Arial"/>
           <w:rtl/>
         </w:rPr>
-        <w:t>lead חקירתי ממוקד מאוד, שלעיתים מצמצם את החיפוש למועמד אחד או למספר קטן מאוד של מועמדים [1].</w:t>
+        <w:t>שלב האימות הישיר של lead גנאלוגי, בדרך כלל באמצעות STR profiling, ולעיתים בעזרת פאנל SNP ייעודי משלים [4], [11].</w:t>
       </w:r>
     </w:p>
     <w:p>
@@ -16009,7 +16047,7 @@
           <w:rFonts w:ascii="Arial" w:hAnsi="Arial" w:cs="Arial"/>
           <w:b/>
         </w:rPr>
-        <w:t>Concordance</w:t>
+        <w:t>Cryptic relatedness</w:t>
       </w:r>
       <w:r>
         <w:rPr>
@@ -16023,7 +16061,7 @@
           <w:rFonts w:ascii="Arial" w:hAnsi="Arial" w:cs="Arial"/>
           <w:rtl/>
         </w:rPr>
-        <w:t>מידת ההתאמה בין פרופיל שהופק במערכת הנבדקת לבין reference ידוע [5], [11].</w:t>
+        <w:t>קרבה רחוקה שאינה ידועה למשתתפים או לחוקרים, אך ניתנת לזיהוי דרך מקטעי IBD [1].</w:t>
       </w:r>
     </w:p>
     <w:p>
@@ -16037,7 +16075,7 @@
           <w:rFonts w:ascii="Arial" w:hAnsi="Arial" w:cs="Arial"/>
           <w:b/>
         </w:rPr>
-        <w:t>Confirmatory testing</w:t>
+        <w:t>Data protection impact assessment</w:t>
       </w:r>
       <w:r>
         <w:rPr>
@@ -16051,7 +16089,7 @@
           <w:rFonts w:ascii="Arial" w:hAnsi="Arial" w:cs="Arial"/>
           <w:rtl/>
         </w:rPr>
-        <w:t>שלב האימות הישיר של lead גנאלוגי, בדרך כלל באמצעות STR profiling, ולעיתים בעזרת פאנל SNP ייעודי משלים [4], [11].</w:t>
+        <w:t>בחינת השפעת עיבוד הנתונים על פרטיות והגנת מידע, שנדרשה בפיילוט השוודי לאור דיני הפרטיות האירופיים [4].</w:t>
       </w:r>
     </w:p>
     <w:p>
@@ -16065,7 +16103,7 @@
           <w:rFonts w:ascii="Arial" w:hAnsi="Arial" w:cs="Arial"/>
           <w:b/>
         </w:rPr>
-        <w:t>Cryptic relatedness</w:t>
+        <w:t>Descendancy tree</w:t>
       </w:r>
       <w:r>
         <w:rPr>
@@ -16079,7 +16117,7 @@
           <w:rFonts w:ascii="Arial" w:hAnsi="Arial" w:cs="Arial"/>
           <w:rtl/>
         </w:rPr>
-        <w:t>קרבה רחוקה שאינה ידועה למשתתפים או לחוקרים, אך ניתנת לזיהוי דרך מקטעי IBD [Hen12].</w:t>
+        <w:t>עץ יוחסין הנבנה מן האב הקדמון המשותף כלפי צאצאיו, במטרה להגיע לאנשים חיים בתקופה הנוכחית [2].</w:t>
       </w:r>
     </w:p>
     <w:p>
@@ -16093,7 +16131,7 @@
           <w:rFonts w:ascii="Arial" w:hAnsi="Arial" w:cs="Arial"/>
           <w:b/>
         </w:rPr>
-        <w:t>Data protection impact assessment</w:t>
+        <w:t>Descending</w:t>
       </w:r>
       <w:r>
         <w:rPr>
@@ -16107,7 +16145,7 @@
           <w:rFonts w:ascii="Arial" w:hAnsi="Arial" w:cs="Arial"/>
           <w:rtl/>
         </w:rPr>
-        <w:t>בחינת השפעת עיבוד הנתונים על פרטיות והגנת מידע, שנדרשה בפיילוט השוודי לאור דיני הפרטיות האירופיים [4].</w:t>
+        <w:t>בניית אילן יוחסין כלפי מטה מן האבות הקדמונים לעבר צאצאים בני זמננו [3].</w:t>
       </w:r>
     </w:p>
     <w:p>
@@ -16121,7 +16159,7 @@
           <w:rFonts w:ascii="Arial" w:hAnsi="Arial" w:cs="Arial"/>
           <w:b/>
         </w:rPr>
-        <w:t>Descendancy tree</w:t>
+        <w:t>Developmental validation</w:t>
       </w:r>
       <w:r>
         <w:rPr>
@@ -16135,7 +16173,7 @@
           <w:rFonts w:ascii="Arial" w:hAnsi="Arial" w:cs="Arial"/>
           <w:rtl/>
         </w:rPr>
-        <w:t>עץ יוחסין הנבנה מן האב הקדמון המשותף כלפי צאצאיו, במטרה להגיע לאנשים חיים בתקופה הנוכחית [2].</w:t>
+        <w:t>הערכת ביצועי מערכת חדשה בתנאים מבוקרים כדי לקבוע דיוק, רגישות, מגבלות וספי עבודה [5].</w:t>
       </w:r>
     </w:p>
     <w:p>
@@ -16149,7 +16187,7 @@
           <w:rFonts w:ascii="Arial" w:hAnsi="Arial" w:cs="Arial"/>
           <w:b/>
         </w:rPr>
-        <w:t>Descending</w:t>
+        <w:t>Direct-to-consumer genetic testing</w:t>
       </w:r>
       <w:r>
         <w:rPr>
@@ -16163,7 +16201,7 @@
           <w:rFonts w:ascii="Arial" w:hAnsi="Arial" w:cs="Arial"/>
           <w:rtl/>
         </w:rPr>
-        <w:t>בניית אילן יוחסין כלפי מטה מן האבות הקדמונים לעבר צאצאים בני זמננו [3].</w:t>
+        <w:t>בדיקות גנטיות מסחריות הנמכרות ישירות לציבור ומשמשות בין השאר לאיתור קרובים, ancestry ומידע אישי נוסף [3], [5].</w:t>
       </w:r>
     </w:p>
     <w:p>
@@ -16177,7 +16215,7 @@
           <w:rFonts w:ascii="Arial" w:hAnsi="Arial" w:cs="Arial"/>
           <w:b/>
         </w:rPr>
-        <w:t>Developmental validation</w:t>
+        <w:t>Donor linking</w:t>
       </w:r>
       <w:r>
         <w:rPr>
@@ -16191,7 +16229,7 @@
           <w:rFonts w:ascii="Arial" w:hAnsi="Arial" w:cs="Arial"/>
           <w:rtl/>
         </w:rPr>
-        <w:t>הערכת ביצועי מערכת חדשה בתנאים מבוקרים כדי לקבוע דיוק, רגישות, מגבלות וספי עבודה [5].</w:t>
+        <w:t>איתור ויצירת קשר בין אנשים הקשורים זה לזה דרך תרומת גמטות, כגון donor-conceived people, תורמים, הורים ואחים גנטיים [4].</w:t>
       </w:r>
     </w:p>
     <w:p>
@@ -16205,7 +16243,7 @@
           <w:rFonts w:ascii="Arial" w:hAnsi="Arial" w:cs="Arial"/>
           <w:b/>
         </w:rPr>
-        <w:t>Direct-to-consumer genetic testing</w:t>
+        <w:t>DVI</w:t>
       </w:r>
       <w:r>
         <w:rPr>
@@ -16219,7 +16257,7 @@
           <w:rFonts w:ascii="Arial" w:hAnsi="Arial" w:cs="Arial"/>
           <w:rtl/>
         </w:rPr>
-        <w:t>בדיקות גנטיות מסחריות הנמכרות ישירות לציבור ומשמשות בין השאר לאיתור קרובים, ancestry ומידע אישי נוסף [3], [5].</w:t>
+        <w:t>אסון המוני, כלומר זיהוי קורבנות באירוע רב־נפגעים, שבו יש לעיתים צורך בזיהוי מספר רב של גופות או שרידים בזמן מוגבל [6].</w:t>
       </w:r>
     </w:p>
     <w:p>
@@ -16233,7 +16271,7 @@
           <w:rFonts w:ascii="Arial" w:hAnsi="Arial" w:cs="Arial"/>
           <w:b/>
         </w:rPr>
-        <w:t>Donor linking</w:t>
+        <w:t>Endogamy</w:t>
       </w:r>
       <w:r>
         <w:rPr>
@@ -16247,7 +16285,7 @@
           <w:rFonts w:ascii="Arial" w:hAnsi="Arial" w:cs="Arial"/>
           <w:rtl/>
         </w:rPr>
-        <w:t>איתור ויצירת קשר בין אנשים הקשורים זה לזה דרך תרומת גמטות, כגון donor-conceived people, תורמים, הורים ואחאים גנטיים [4].</w:t>
+        <w:t>רבייה בתוך קבוצה מצומצמת לאורך דורות רבים, היוצרת ריבוי אבות קדמונים משותפים והגדלת שיתוף הרקע הגנטי [1].</w:t>
       </w:r>
     </w:p>
     <w:p>
@@ -16261,7 +16299,7 @@
           <w:rFonts w:ascii="Arial" w:hAnsi="Arial" w:cs="Arial"/>
           <w:b/>
         </w:rPr>
-        <w:t>DVI</w:t>
+        <w:t>False heterozygote</w:t>
       </w:r>
       <w:r>
         <w:rPr>
@@ -16275,7 +16313,7 @@
           <w:rFonts w:ascii="Arial" w:hAnsi="Arial" w:cs="Arial"/>
           <w:rtl/>
         </w:rPr>
-        <w:t>Disaster victim identification, כלומר זיהוי קורבנות באירוע רב־נפגעים, שבו יש לעיתים צורך בזיהוי מספר רב של גופות או שרידים בזמן מוגבל [6].</w:t>
+        <w:t>קריאה שגויה של SNP כהטרוזיגוטי, לעיתים עקב רעש, normalization או איכות DNA נמוכה [4], [5].</w:t>
       </w:r>
     </w:p>
     <w:p>
@@ -16289,7 +16327,7 @@
           <w:rFonts w:ascii="Arial" w:hAnsi="Arial" w:cs="Arial"/>
           <w:b/>
         </w:rPr>
-        <w:t>Endogamy</w:t>
+        <w:t>False negative</w:t>
       </w:r>
       <w:r>
         <w:rPr>
@@ -16303,7 +16341,7 @@
           <w:rFonts w:ascii="Arial" w:hAnsi="Arial" w:cs="Arial"/>
           <w:rtl/>
         </w:rPr>
-        <w:t>רבייה בתוך קבוצה מצומצמת לאורך דורות רבים, היוצרת ריבוי אבות קדמונים משותפים והגדלת שיתוף הרקע הגנטי [Hen12].</w:t>
+        <w:t>תוצאה שבה קרבה אמיתית או התאמה שימושית אינן מזוהות, לעיתים בשל פרופיל דל, שגיאות או ספי סינון מחמירים.</w:t>
       </w:r>
     </w:p>
     <w:p>
@@ -16317,7 +16355,7 @@
           <w:rFonts w:ascii="Arial" w:hAnsi="Arial" w:cs="Arial"/>
           <w:b/>
         </w:rPr>
-        <w:t>False heterozygote</w:t>
+        <w:t>False positive</w:t>
       </w:r>
       <w:r>
         <w:rPr>
@@ -16331,7 +16369,7 @@
           <w:rFonts w:ascii="Arial" w:hAnsi="Arial" w:cs="Arial"/>
           <w:rtl/>
         </w:rPr>
-        <w:t>קריאה שגויה של SNP כהטרוזיגוטי, לעיתים עקב רעש, normalization או איכות DNA נמוכה [4], [5].</w:t>
+        <w:t>תוצאה שבה השיטה מזהה קרבה, מקטע או התאמה שאינם משקפים קשר אמיתי שימושי למקרה.</w:t>
       </w:r>
     </w:p>
     <w:p>
@@ -16345,7 +16383,7 @@
           <w:rFonts w:ascii="Arial" w:hAnsi="Arial" w:cs="Arial"/>
           <w:b/>
         </w:rPr>
-        <w:t>False negative</w:t>
+        <w:t>Familial searching</w:t>
       </w:r>
       <w:r>
         <w:rPr>
@@ -16359,7 +16397,7 @@
           <w:rFonts w:ascii="Arial" w:hAnsi="Arial" w:cs="Arial"/>
           <w:rtl/>
         </w:rPr>
-        <w:t>תוצאה שבה קרבה אמיתית או התאמה שימושית אינן מזוהות, לעיתים בשל פרופיל דל, שגיאות או ספי סינון מחמירים.</w:t>
+        <w:t>שיטה פורנזית שבה מחפשים במסד DNA פלילי קרובי משפחה קרובים של תורם הדגימה. גישה זו נשענת בדרך כלל על STR ומוגבלת יותר מבחינת קרבה אפשרית [1], [2].</w:t>
       </w:r>
     </w:p>
     <w:p>
@@ -16373,7 +16411,7 @@
           <w:rFonts w:ascii="Arial" w:hAnsi="Arial" w:cs="Arial"/>
           <w:b/>
         </w:rPr>
-        <w:t>False positive</w:t>
+        <w:t>Family-reference database</w:t>
       </w:r>
       <w:r>
         <w:rPr>
@@ -16387,7 +16425,7 @@
           <w:rFonts w:ascii="Arial" w:hAnsi="Arial" w:cs="Arial"/>
           <w:rtl/>
         </w:rPr>
-        <w:t>תוצאה שבה השיטה מזהה קרבה, מקטע או התאמה שאינם משקפים קשר אמיתי שימושי למקרה.</w:t>
+        <w:t>מאגר של פרופילי DNA מקרובי משפחה של נעדרים, המשמש לזיהוי עקיף של שרידים [1].</w:t>
       </w:r>
     </w:p>
     <w:p>
@@ -16401,7 +16439,7 @@
           <w:rFonts w:ascii="Arial" w:hAnsi="Arial" w:cs="Arial"/>
           <w:b/>
         </w:rPr>
-        <w:t>Familial searching</w:t>
+        <w:t>FIGG</w:t>
       </w:r>
       <w:r>
         <w:rPr>
@@ -16415,7 +16453,7 @@
           <w:rFonts w:ascii="Arial" w:hAnsi="Arial" w:cs="Arial"/>
           <w:rtl/>
         </w:rPr>
-        <w:t>שיטה פורנזית שבה מחפשים במסד DNA פלילי קרובי משפחה קרובים של תורם הדגימה. גישה זו נשענת בדרך כלל על STR ומוגבלת יותר מבחינת קרבה אפשרית [1], [2].</w:t>
+        <w:t>יישום פורנזי של גנאלוגיה גנטית לצורכי חקירה וזיהוי. התוצר הראשוני של FIGG הוא lead חקירתי, לא ראיה מזהה סופית [1], [2].</w:t>
       </w:r>
     </w:p>
     <w:p>
@@ -16429,7 +16467,7 @@
           <w:rFonts w:ascii="Arial" w:hAnsi="Arial" w:cs="Arial"/>
           <w:b/>
         </w:rPr>
-        <w:t>Family-reference database</w:t>
+        <w:t>Forensic genomics</w:t>
       </w:r>
       <w:r>
         <w:rPr>
@@ -16443,7 +16481,7 @@
           <w:rFonts w:ascii="Arial" w:hAnsi="Arial" w:cs="Arial"/>
           <w:rtl/>
         </w:rPr>
-        <w:t>מאגר של פרופילי DNA מקרובי משפחה של נעדרים, המשמש לזיהוי עקיף של שרידים [1].</w:t>
+        <w:t>שימוש בפלטפורמות גנומיות מתקדמות, לרבות SNPs ו־MPS, לצורכי זיהוי פורנזי, kinship inference ומודיעין גנטי [2], [4].</w:t>
       </w:r>
     </w:p>
     <w:p>
@@ -16457,7 +16495,7 @@
           <w:rFonts w:ascii="Arial" w:hAnsi="Arial" w:cs="Arial"/>
           <w:b/>
         </w:rPr>
-        <w:t>FIGG</w:t>
+        <w:t>Forensic SNP profile</w:t>
       </w:r>
       <w:r>
         <w:rPr>
@@ -16471,7 +16509,7 @@
           <w:rFonts w:ascii="Arial" w:hAnsi="Arial" w:cs="Arial"/>
           <w:rtl/>
         </w:rPr>
-        <w:t>יישום פורנזי של גנאלוגיה גנטית לצורכי חקירה וזיהוי. התוצר הראשוני של FIGG הוא lead חקירתי, לא ראיה מזהה סופית [1], [2].</w:t>
+        <w:t>פרופיל גנטי מבוסס SNP המופק מדגימה פורנזית לצורך kinship inference או חיפוש גנאלוגי [1].</w:t>
       </w:r>
     </w:p>
     <w:p>
@@ -16485,7 +16523,7 @@
           <w:rFonts w:ascii="Arial" w:hAnsi="Arial" w:cs="Arial"/>
           <w:b/>
         </w:rPr>
-        <w:t>Forensic genomics</w:t>
+        <w:t>GEDmatch Pro</w:t>
       </w:r>
       <w:r>
         <w:rPr>
@@ -16499,7 +16537,7 @@
           <w:rFonts w:ascii="Arial" w:hAnsi="Arial" w:cs="Arial"/>
           <w:rtl/>
         </w:rPr>
-        <w:t>שימוש בפלטפורמות גנומיות מתקדמות, לרבות SNPs ו־MPS, לצורכי זיהוי פורנזי, kinship inference ומודיעין גנטי [2], [4].</w:t>
+        <w:t>ממשק ייעודי לחיפושי law enforcement בתוך סביבת GEDmatch, המשמש במסגרות מסוימות של FIGG [1], [7].</w:t>
       </w:r>
     </w:p>
     <w:p>
@@ -16513,7 +16551,7 @@
           <w:rFonts w:ascii="Arial" w:hAnsi="Arial" w:cs="Arial"/>
           <w:b/>
         </w:rPr>
-        <w:t>Forensic SNP profile</w:t>
+        <w:t>Genealogical database</w:t>
       </w:r>
       <w:r>
         <w:rPr>
@@ -16527,7 +16565,7 @@
           <w:rFonts w:ascii="Arial" w:hAnsi="Arial" w:cs="Arial"/>
           <w:rtl/>
         </w:rPr>
-        <w:t>פרופיל גנטי מבוסס SNP המופק מדגימה פורנזית לצורך kinship inference או חיפוש גנאלוגי [1].</w:t>
+        <w:t>מסד נתונים המבוסס על נתוני SNP צפופים ומאפשר השוואה בין פרטים לצורך איתור קרובי משפחה [1].</w:t>
       </w:r>
     </w:p>
     <w:p>
@@ -16541,7 +16579,7 @@
           <w:rFonts w:ascii="Arial" w:hAnsi="Arial" w:cs="Arial"/>
           <w:b/>
         </w:rPr>
-        <w:t>GEDmatch Pro</w:t>
+        <w:t>Genetic genealogy</w:t>
       </w:r>
       <w:r>
         <w:rPr>
@@ -16555,7 +16593,7 @@
           <w:rFonts w:ascii="Arial" w:hAnsi="Arial" w:cs="Arial"/>
           <w:rtl/>
         </w:rPr>
-        <w:t>ממשק ייעודי לחיפושי law enforcement בתוך סביבת GEDmatch, המשמש במסגרות מסוימות של FIGG [1], [7].</w:t>
+        <w:t>שימוש בנתונים גנומיים רחבים ובמסדי נתונים גדולים כדי לאתר קרובים, לשחזר ענפי משפחה ולהסיק זהות או מוצא משפחתי [1].</w:t>
       </w:r>
     </w:p>
     <w:p>
@@ -16569,7 +16607,7 @@
           <w:rFonts w:ascii="Arial" w:hAnsi="Arial" w:cs="Arial"/>
           <w:b/>
         </w:rPr>
-        <w:t>Genealogical database</w:t>
+        <w:t>Genetic privacy</w:t>
       </w:r>
       <w:r>
         <w:rPr>
@@ -16583,7 +16621,7 @@
           <w:rFonts w:ascii="Arial" w:hAnsi="Arial" w:cs="Arial"/>
           <w:rtl/>
         </w:rPr>
-        <w:t>מסד נתונים המבוסס על נתוני SNP צפופים ומאפשר השוואה בין פרטים לצורך איתור קרובי משפחה [1].</w:t>
+        <w:t>פרטיות הנוגעת למידע גנטי, אשר ב־FIGG היא במידה רבה גם פרטיות של קרובי משפחה ביולוגיים [1], [2].</w:t>
       </w:r>
     </w:p>
     <w:p>
@@ -16597,7 +16635,7 @@
           <w:rFonts w:ascii="Arial" w:hAnsi="Arial" w:cs="Arial"/>
           <w:b/>
         </w:rPr>
-        <w:t>Genetic genealogy</w:t>
+        <w:t>Heterozygosity rate</w:t>
       </w:r>
       <w:r>
         <w:rPr>
@@ -16611,7 +16649,7 @@
           <w:rFonts w:ascii="Arial" w:hAnsi="Arial" w:cs="Arial"/>
           <w:rtl/>
         </w:rPr>
-        <w:t>שימוש בנתונים גנומיים רחבים ובמסדי נתונים גדולים כדי לאתר קרובים, לשחזר ענפי משפחה ולהסיק זהות או מוצא משפחתי [1].</w:t>
+        <w:t>מדד התפלגות גנוטיפית המשמש להערכת סבירותו ואיכותו של פרופיל SNP [6].</w:t>
       </w:r>
     </w:p>
     <w:p>
@@ -16625,7 +16663,7 @@
           <w:rFonts w:ascii="Arial" w:hAnsi="Arial" w:cs="Arial"/>
           <w:b/>
         </w:rPr>
-        <w:t>Genetic privacy</w:t>
+        <w:t>IBD</w:t>
       </w:r>
       <w:r>
         <w:rPr>
@@ -16639,7 +16677,7 @@
           <w:rFonts w:ascii="Arial" w:hAnsi="Arial" w:cs="Arial"/>
           <w:rtl/>
         </w:rPr>
-        <w:t>פרטיות הנוגעת למידע גנטי, אשר ב־FIGG היא במידה רבה גם פרטיות של קרובי משפחה ביולוגיים [1], [2].</w:t>
+        <w:t>מקטע DNA ששני פרטים ירשו מאב קדמון משותף, ולא רק מקטע דומה במקרה או בגלל שכיחות אוכלוסייתית [1].</w:t>
       </w:r>
     </w:p>
     <w:p>
@@ -16653,7 +16691,7 @@
           <w:rFonts w:ascii="Arial" w:hAnsi="Arial" w:cs="Arial"/>
           <w:b/>
         </w:rPr>
-        <w:t>Heterozygosity rate</w:t>
+        <w:t>IBD0</w:t>
       </w:r>
       <w:r>
         <w:rPr>
@@ -16667,7 +16705,7 @@
           <w:rFonts w:ascii="Arial" w:hAnsi="Arial" w:cs="Arial"/>
           <w:rtl/>
         </w:rPr>
-        <w:t>מדד התפלגות גנוטיפית המשמש להערכת סבירותו ואיכותו של פרופיל SNP [6].</w:t>
+        <w:t>ההסתברות שבאתר נתון שני פרטים אינם חולקים אף אלל IBD. מדד חשוב להבחנה בין סוגי קרבה קרובים [4].</w:t>
       </w:r>
     </w:p>
     <w:p>
@@ -16681,7 +16719,7 @@
           <w:rFonts w:ascii="Arial" w:hAnsi="Arial" w:cs="Arial"/>
           <w:b/>
         </w:rPr>
-        <w:t>IBD</w:t>
+        <w:t>IBS</w:t>
       </w:r>
       <w:r>
         <w:rPr>
@@ -16695,7 +16733,7 @@
           <w:rFonts w:ascii="Arial" w:hAnsi="Arial" w:cs="Arial"/>
           <w:rtl/>
         </w:rPr>
-        <w:t>מקטע DNA ששני פרטים ירשו מאב קדמון משותף, ולא רק מקטע דומה במקרה או בגלל שכיחות אוכלוסייתית [1].</w:t>
+        <w:t>זהות במצב, כלומר מצב שבו שני פרטים נושאים אותו אלל או רצף באתר מסוים בלי שהדבר מעיד בהכרח על ירושה משותפת קרובה [1].</w:t>
       </w:r>
     </w:p>
     <w:p>
@@ -16709,7 +16747,7 @@
           <w:rFonts w:ascii="Arial" w:hAnsi="Arial" w:cs="Arial"/>
           <w:b/>
         </w:rPr>
-        <w:t>IBD0</w:t>
+        <w:t>iFGG</w:t>
       </w:r>
       <w:r>
         <w:rPr>
@@ -16723,7 +16761,7 @@
           <w:rFonts w:ascii="Arial" w:hAnsi="Arial" w:cs="Arial"/>
           <w:rtl/>
         </w:rPr>
-        <w:t>ההסתברות שבאתר נתון שני פרטים אינם חולקים אף אלל IBD. מדד חשוב להבחנה בין סוגי קרבה קרובים [4].</w:t>
+        <w:t>Investigative Forensic Genetic Genealogy, כלומר שימוש של אכיפת חוק בגנאלוגיה גנטית כדי לייצר leads בתיקים פליליים [3].</w:t>
       </w:r>
     </w:p>
     <w:p>
@@ -16737,7 +16775,7 @@
           <w:rFonts w:ascii="Arial" w:hAnsi="Arial" w:cs="Arial"/>
           <w:b/>
         </w:rPr>
-        <w:t>IBS</w:t>
+        <w:t>Imputation</w:t>
       </w:r>
       <w:r>
         <w:rPr>
@@ -16751,7 +16789,7 @@
           <w:rFonts w:ascii="Arial" w:hAnsi="Arial" w:cs="Arial"/>
           <w:rtl/>
         </w:rPr>
-        <w:t>זהות במצב, כלומר מצב שבו שני פרטים נושאים אותו אלל או רצף באתר מסוים בלי שהדבר מעיד בהכרח על ירושה משותפת קרובה [1].</w:t>
+        <w:t>אמידת גנוטיפים חסרים על בסיס הפלוטיפים, LD ומאגרי ייחוס [1], [2].</w:t>
       </w:r>
     </w:p>
     <w:p>
@@ -16765,7 +16803,7 @@
           <w:rFonts w:ascii="Arial" w:hAnsi="Arial" w:cs="Arial"/>
           <w:b/>
         </w:rPr>
-        <w:t>iFGG</w:t>
+        <w:t>Inbreeding</w:t>
       </w:r>
       <w:r>
         <w:rPr>
@@ -16779,7 +16817,7 @@
           <w:rFonts w:ascii="Arial" w:hAnsi="Arial" w:cs="Arial"/>
           <w:rtl/>
         </w:rPr>
-        <w:t>Investigative Forensic Genetic Genealogy, כלומר שימוש של אכיפת חוק בגנאלוגיה גנטית כדי לייצר leads בתיקים פליליים [3].</w:t>
+        <w:t>מצב שבו להורי הפרט יש אבות קדמונים משותפים, כך שהפרט נושא יותר אזורים הומוזיגוטיים ממקור משותף [3].</w:t>
       </w:r>
     </w:p>
     <w:p>
@@ -16793,7 +16831,7 @@
           <w:rFonts w:ascii="Arial" w:hAnsi="Arial" w:cs="Arial"/>
           <w:b/>
         </w:rPr>
-        <w:t>Imputation</w:t>
+        <w:t>Informed consent</w:t>
       </w:r>
       <w:r>
         <w:rPr>
@@ -16807,7 +16845,7 @@
           <w:rFonts w:ascii="Arial" w:hAnsi="Arial" w:cs="Arial"/>
           <w:rtl/>
         </w:rPr>
-        <w:t>אמידת גנוטיפים חסרים על בסיס הפלוטיפים, LD ומאגרי ייחוס [1], [2].</w:t>
+        <w:t>הסכמה המבוססת לא רק על אישור פורמלי אלא על הבנה ממשית של מטרות השימוש, הסיכונים והשימושים המשניים האפשריים בנתונים [5].</w:t>
       </w:r>
     </w:p>
     <w:p>
@@ -16821,7 +16859,7 @@
           <w:rFonts w:ascii="Arial" w:hAnsi="Arial" w:cs="Arial"/>
           <w:b/>
         </w:rPr>
-        <w:t>Inbreeding</w:t>
+        <w:t>Internal validation</w:t>
       </w:r>
       <w:r>
         <w:rPr>
@@ -16835,7 +16873,7 @@
           <w:rFonts w:ascii="Arial" w:hAnsi="Arial" w:cs="Arial"/>
           <w:rtl/>
         </w:rPr>
-        <w:t>מצב שבו להורי הפרט יש אבות קדמונים משותפים, כך שהפרט נושא יותר אזורים הומוזיגוטיים ממקור משותף [Con16].</w:t>
+        <w:t>בדיקה מקומית של מערכת בתוך המעבדה המיישמת אותה, עם המכשור, הצוות והנהלים שלה [6], [8].</w:t>
       </w:r>
     </w:p>
     <w:p>
@@ -16849,7 +16887,7 @@
           <w:rFonts w:ascii="Arial" w:hAnsi="Arial" w:cs="Arial"/>
           <w:b/>
         </w:rPr>
-        <w:t>Informed consent</w:t>
+        <w:t>Investigative lead</w:t>
       </w:r>
       <w:r>
         <w:rPr>
@@ -16863,7 +16901,7 @@
           <w:rFonts w:ascii="Arial" w:hAnsi="Arial" w:cs="Arial"/>
           <w:rtl/>
         </w:rPr>
-        <w:t>הסכמה המבוססת לא רק על אישור פורמלי אלא על הבנה ממשית של מטרות השימוש, הסיכונים והשימושים המשניים האפשריים בנתונים [5].</w:t>
+        <w:t>כיוון חקירתי שנוצר מ־FIGG ושדורש אימות פורנזי וראייתי נוסף לפני שיוכל לתמוך בהליך פלילי [3], [7].</w:t>
       </w:r>
     </w:p>
     <w:p>
@@ -16877,7 +16915,7 @@
           <w:rFonts w:ascii="Arial" w:hAnsi="Arial" w:cs="Arial"/>
           <w:b/>
         </w:rPr>
-        <w:t>Internal validation</w:t>
+        <w:t>Investigative limit</w:t>
       </w:r>
       <w:r>
         <w:rPr>
@@ -16891,7 +16929,7 @@
           <w:rFonts w:ascii="Arial" w:hAnsi="Arial" w:cs="Arial"/>
           <w:rtl/>
         </w:rPr>
-        <w:t>בדיקה מקומית של מערכת בתוך המעבדה המיישמת אותה, עם המכשור, הצוות והנהלים שלה [6], [8].</w:t>
+        <w:t>הגבול המעשי שבו גם אם קיימת התאמה גנטית כלשהי, לא ניתן להפוך אותה ל־lead אמין בגלל עומס genealogy, היעדר רשומות או חוסר ודאות מצטבר.</w:t>
       </w:r>
     </w:p>
     <w:p>
@@ -16905,7 +16943,7 @@
           <w:rFonts w:ascii="Arial" w:hAnsi="Arial" w:cs="Arial"/>
           <w:b/>
         </w:rPr>
-        <w:t>Investigative lead</w:t>
+        <w:t>Kinship analysis</w:t>
       </w:r>
       <w:r>
         <w:rPr>
@@ -16919,7 +16957,7 @@
           <w:rFonts w:ascii="Arial" w:hAnsi="Arial" w:cs="Arial"/>
           <w:rtl/>
         </w:rPr>
-        <w:t>כיוון חקירתי שנוצר מ־FIGG ושדורש אימות פורנזי וראייתי נוסף לפני שיוכל לתמוך בהליך פלילי [3], [7].</w:t>
+        <w:t>הסקת קרבה גנטית בין פרטים על בסיס נתוני DNA. בהקשר פורנזי קלאסי מדובר לרוב בקרבה קרובה יחסית, כגון הורה־ילד או אחים.</w:t>
       </w:r>
     </w:p>
     <w:p>
@@ -16933,7 +16971,7 @@
           <w:rFonts w:ascii="Arial" w:hAnsi="Arial" w:cs="Arial"/>
           <w:b/>
         </w:rPr>
-        <w:t>Investigative limit</w:t>
+        <w:t>Kinship coefficient</w:t>
       </w:r>
       <w:r>
         <w:rPr>
@@ -16947,7 +16985,7 @@
           <w:rFonts w:ascii="Arial" w:hAnsi="Arial" w:cs="Arial"/>
           <w:rtl/>
         </w:rPr>
-        <w:t>הגבול המעשי שבו גם אם קיימת התאמה גנטית כלשהי, לא ניתן להפוך אותה ל־lead אמין בגלל עומס genealogy, היעדר רשומות או חוסר ודאות מצטבר.</w:t>
+        <w:t>ההסתברות ששני אללים אקראיים, אחד מכל פרט, יהיו IBD. מדד מרכזי לאומדן קרבה גנטית [4], [5].</w:t>
       </w:r>
     </w:p>
     <w:p>
@@ -16961,7 +16999,7 @@
           <w:rFonts w:ascii="Arial" w:hAnsi="Arial" w:cs="Arial"/>
           <w:b/>
         </w:rPr>
-        <w:t>Kinship analysis</w:t>
+        <w:t>Last resort</w:t>
       </w:r>
       <w:r>
         <w:rPr>
@@ -16975,7 +17013,7 @@
           <w:rFonts w:ascii="Arial" w:hAnsi="Arial" w:cs="Arial"/>
           <w:rtl/>
         </w:rPr>
-        <w:t>הסקת קרבה גנטית בין פרטים על בסיס נתוני DNA. בהקשר פורנזי קלאסי מדובר לרוב בקרבה קרובה יחסית, כגון הורה־ילד או אחים.</w:t>
+        <w:t>עקרון שלפיו FIGG מופעל רק לאחר שמוצו כלים אחרים כגון STR matching וחקירה שגרתית [1], [6], [7].</w:t>
       </w:r>
     </w:p>
     <w:p>
@@ -16989,7 +17027,7 @@
           <w:rFonts w:ascii="Arial" w:hAnsi="Arial" w:cs="Arial"/>
           <w:b/>
         </w:rPr>
-        <w:t>Kinship coefficient</w:t>
+        <w:t>Likelihood ratio</w:t>
       </w:r>
       <w:r>
         <w:rPr>
@@ -17003,7 +17041,7 @@
           <w:rFonts w:ascii="Arial" w:hAnsi="Arial" w:cs="Arial"/>
           <w:rtl/>
         </w:rPr>
-        <w:t>ההסתברות ששני אללים אקראיים, אחד מכל פרט, יהיו IBD. מדד מרכזי לאומדן קרבה גנטית [4], [5].</w:t>
+        <w:t>יחס הסתברויות בין שתי השערות מתחרות, למשל האם השרידים שייכים לאדם מסוים מתוך משפחה נתונה או לא [3].</w:t>
       </w:r>
     </w:p>
     <w:p>
@@ -17017,7 +17055,7 @@
           <w:rFonts w:ascii="Arial" w:hAnsi="Arial" w:cs="Arial"/>
           <w:b/>
         </w:rPr>
-        <w:t>Last resort</w:t>
+        <w:t>Linkage disequilibrium</w:t>
       </w:r>
       <w:r>
         <w:rPr>
@@ -17031,7 +17069,7 @@
           <w:rFonts w:ascii="Arial" w:hAnsi="Arial" w:cs="Arial"/>
           <w:rtl/>
         </w:rPr>
-        <w:t>עקרון שלפיו FIGG מופעל רק לאחר שמוצו כלים אחרים כגון STR matching וחקירה שגרתית [1], [6], [7].</w:t>
+        <w:t>קשר לא אקראי בין אללים באתרים סמוכים בגנום. LD הוא בסיס חשוב ל־phasing ולהסקת מוצא, אך גם מקור אפשרי להטיה אם מודל מניח עצמאות בין סמנים [2], [5].</w:t>
       </w:r>
     </w:p>
     <w:p>
@@ -17045,7 +17083,7 @@
           <w:rFonts w:ascii="Arial" w:hAnsi="Arial" w:cs="Arial"/>
           <w:b/>
         </w:rPr>
-        <w:t>Likelihood ratio</w:t>
+        <w:t>Local ancestry</w:t>
       </w:r>
       <w:r>
         <w:rPr>
@@ -17059,7 +17097,7 @@
           <w:rFonts w:ascii="Arial" w:hAnsi="Arial" w:cs="Arial"/>
           <w:rtl/>
         </w:rPr>
-        <w:t>יחס הסתברויות בין שתי השערות מתחרות, למשל האם השרידים שייכים לאדם מסוים מתוך משפחה נתונה או לא [3].</w:t>
+        <w:t>הקצאת מוצא משוער למקטעים כרומוזומליים ספציפיים, ולא רק סיכום אחוזי על פני כלל הגנום [6].</w:t>
       </w:r>
     </w:p>
     <w:p>
@@ -17073,7 +17111,7 @@
           <w:rFonts w:ascii="Arial" w:hAnsi="Arial" w:cs="Arial"/>
           <w:b/>
         </w:rPr>
-        <w:t>Linkage disequilibrium</w:t>
+        <w:t>LOD score</w:t>
       </w:r>
       <w:r>
         <w:rPr>
@@ -17087,7 +17125,7 @@
           <w:rFonts w:ascii="Arial" w:hAnsi="Arial" w:cs="Arial"/>
           <w:rtl/>
         </w:rPr>
-        <w:t>קשר לא אקראי בין אללים באתרים סמוכים בגנום. LD הוא בסיס חשוב ל־phasing ולהסקת מוצא, אך גם מקור אפשרי להטיה אם מודל מניח עצמאות בין סמנים [2], [5].</w:t>
+        <w:t>לוג־יחס הסתברויות המשמש להערכת התמיכה בכך שמקטע מועמד הוא אכן IBD לעומת אי־IBD [2].</w:t>
       </w:r>
     </w:p>
     <w:p>
@@ -17101,7 +17139,7 @@
           <w:rFonts w:ascii="Arial" w:hAnsi="Arial" w:cs="Arial"/>
           <w:b/>
         </w:rPr>
-        <w:t>Local ancestry</w:t>
+        <w:t>Long-range familial search</w:t>
       </w:r>
       <w:r>
         <w:rPr>
@@ -17115,7 +17153,7 @@
           <w:rFonts w:ascii="Arial" w:hAnsi="Arial" w:cs="Arial"/>
           <w:rtl/>
         </w:rPr>
-        <w:t>הקצאת מוצא משוער למקטעים כרומוזומליים ספציפיים, ולא רק סיכום אחוזי על פני כלל הגנום [6].</w:t>
+        <w:t>חיפוש המבוסס על קרובים רחוקים, ולא רק על קרובי משפחה מדרגה ראשונה, כדי להגיע לענף משפחתי של אדם מטרה [3].</w:t>
       </w:r>
     </w:p>
     <w:p>
@@ -17129,7 +17167,7 @@
           <w:rFonts w:ascii="Arial" w:hAnsi="Arial" w:cs="Arial"/>
           <w:b/>
         </w:rPr>
-        <w:t>LOD score</w:t>
+        <w:t>Long-range phasing</w:t>
       </w:r>
       <w:r>
         <w:rPr>
@@ -17143,7 +17181,7 @@
           <w:rFonts w:ascii="Arial" w:hAnsi="Arial" w:cs="Arial"/>
           <w:rtl/>
         </w:rPr>
-        <w:t>לוג־יחס הסתברויות המשמש להערכת התמיכה בכך שמקטע מועמד הוא אכן IBD לעומת אי־IBD [2].</w:t>
+        <w:t>שחזור פאזה באמצעות מקטעים ארוכים משותפים עם קרובים, גם כאשר אין נתוני הורים ישירים [3].</w:t>
       </w:r>
     </w:p>
     <w:p>
@@ -17157,7 +17195,7 @@
           <w:rFonts w:ascii="Arial" w:hAnsi="Arial" w:cs="Arial"/>
           <w:b/>
         </w:rPr>
-        <w:t>Long-range familial search</w:t>
+        <w:t>Match list</w:t>
       </w:r>
       <w:r>
         <w:rPr>
@@ -17171,7 +17209,7 @@
           <w:rFonts w:ascii="Arial" w:hAnsi="Arial" w:cs="Arial"/>
           <w:rtl/>
         </w:rPr>
-        <w:t>חיפוש המבוסס על קרובים רחוקים, ולא רק על קרובי משפחה מדרגה ראשונה, כדי להגיע לענף משפחתי של אדם מטרה [3].</w:t>
+        <w:t>רשימת התאמות גנטיות שהתקבלה לאחר העלאת פרופיל SNP למסד גנאלוגי [1], [2].</w:t>
       </w:r>
     </w:p>
     <w:p>
@@ -17185,7 +17223,7 @@
           <w:rFonts w:ascii="Arial" w:hAnsi="Arial" w:cs="Arial"/>
           <w:b/>
         </w:rPr>
-        <w:t>Long-range phasing</w:t>
+        <w:t>Microarray</w:t>
       </w:r>
       <w:r>
         <w:rPr>
@@ -17199,7 +17237,7 @@
           <w:rFonts w:ascii="Arial" w:hAnsi="Arial" w:cs="Arial"/>
           <w:rtl/>
         </w:rPr>
-        <w:t>שחזור פאזה באמצעות מקטעים ארוכים משותפים עם קרובים, גם כאשר אין נתוני הורים ישירים [3].</w:t>
+        <w:t>פלטפורמת genotyping צפופה המבוססת על hybridization לשבב SNPs, יעילה מאוד ל־high-quality DNA אך רגישה יחסית לדגימות מפורקות [1], [4].</w:t>
       </w:r>
     </w:p>
     <w:p>
@@ -17213,7 +17251,7 @@
           <w:rFonts w:ascii="Arial" w:hAnsi="Arial" w:cs="Arial"/>
           <w:b/>
         </w:rPr>
-        <w:t>Match list</w:t>
+        <w:t>Missing persons identification</w:t>
       </w:r>
       <w:r>
         <w:rPr>
@@ -17227,7 +17265,7 @@
           <w:rFonts w:ascii="Arial" w:hAnsi="Arial" w:cs="Arial"/>
           <w:rtl/>
         </w:rPr>
-        <w:t>רשימת התאמות גנטיות שהתקבלה לאחר העלאת פרופיל SNP למסד גנאלוגי [1], [2].</w:t>
+        <w:t>זיהוי של בני אדם נעדרים באמצעות שילוב של DNA, נתונים משפחתיים, מידע אנתרופולוגי, מסמכים ונתונים נסיבתיים [1].</w:t>
       </w:r>
     </w:p>
     <w:p>
@@ -17241,7 +17279,7 @@
           <w:rFonts w:ascii="Arial" w:hAnsi="Arial" w:cs="Arial"/>
           <w:b/>
         </w:rPr>
-        <w:t>Microarray</w:t>
+        <w:t>Mission creep</w:t>
       </w:r>
       <w:r>
         <w:rPr>
@@ -17255,7 +17293,7 @@
           <w:rFonts w:ascii="Arial" w:hAnsi="Arial" w:cs="Arial"/>
           <w:rtl/>
         </w:rPr>
-        <w:t>פלטפורמת genotyping צפופה המבוססת על hybridization לשבב SNPs, יעילה מאוד ל־high-quality DNA אך רגישה יחסית לדגימות degraded [1], [4].</w:t>
+        <w:t>הרחבה הדרגתית של כלי שנועד למצבים חריגים אל שימושים רחבים ושגרתיים יותר [2], [4].</w:t>
       </w:r>
     </w:p>
     <w:p>
@@ -17269,7 +17307,7 @@
           <w:rFonts w:ascii="Arial" w:hAnsi="Arial" w:cs="Arial"/>
           <w:b/>
         </w:rPr>
-        <w:t>Missing persons identification</w:t>
+        <w:t>Mixture deconvolution</w:t>
       </w:r>
       <w:r>
         <w:rPr>
@@ -17283,7 +17321,7 @@
           <w:rFonts w:ascii="Arial" w:hAnsi="Arial" w:cs="Arial"/>
           <w:rtl/>
         </w:rPr>
-        <w:t>זיהוי של בני אדם נעדרים באמצעות שילוב של DNA, נתונים משפחתיים, מידע אנתרופולוגי, מסמכים ונתונים נסיבתיים [1].</w:t>
+        <w:t>ניסיון לפרק פרופיל SNP מעורב לכדי פרופילים משוערים של תורמים נפרדים, כדי לאפשר שימוש ב־FGG גם בתערובות [8].</w:t>
       </w:r>
     </w:p>
     <w:p>
@@ -17297,7 +17335,7 @@
           <w:rFonts w:ascii="Arial" w:hAnsi="Arial" w:cs="Arial"/>
           <w:b/>
         </w:rPr>
-        <w:t>Mission creep</w:t>
+        <w:t>MRCA</w:t>
       </w:r>
       <w:r>
         <w:rPr>
@@ -17311,7 +17349,7 @@
           <w:rFonts w:ascii="Arial" w:hAnsi="Arial" w:cs="Arial"/>
           <w:rtl/>
         </w:rPr>
-        <w:t>הרחבה הדרגתית של כלי שנועד למצבים חריגים אל שימושים רחבים ושגרתיים יותר [2], [4].</w:t>
+        <w:t>Most recent common ancestor, כלומר האב או הזוג הקדמון המשותף הקרוב ביותר שמסביר התאמה גנטית מסוימת [3].</w:t>
       </w:r>
     </w:p>
     <w:p>
@@ -17325,7 +17363,7 @@
           <w:rFonts w:ascii="Arial" w:hAnsi="Arial" w:cs="Arial"/>
           <w:b/>
         </w:rPr>
-        <w:t>Mixture deconvolution</w:t>
+        <w:t>Multidisciplinary model</w:t>
       </w:r>
       <w:r>
         <w:rPr>
@@ -17339,7 +17377,7 @@
           <w:rFonts w:ascii="Arial" w:hAnsi="Arial" w:cs="Arial"/>
           <w:rtl/>
         </w:rPr>
-        <w:t>ניסיון לפרק פרופיל SNP מעורב לכדי פרופילים משוערים של תורמים נפרדים, כדי לאפשר שימוש ב־FGG גם בתערובות [8].</w:t>
+        <w:t>מודל הפעלה שבו משטרה, מעבדה, גנאלוגים, ארכיונים, ביואינפורמטיקאים ויועצים משפטיים עובדים יחד על אותו תיק [7].</w:t>
       </w:r>
     </w:p>
     <w:p>
@@ -17353,7 +17391,7 @@
           <w:rFonts w:ascii="Arial" w:hAnsi="Arial" w:cs="Arial"/>
           <w:b/>
         </w:rPr>
-        <w:t>MRCA</w:t>
+        <w:t>NPE</w:t>
       </w:r>
       <w:r>
         <w:rPr>
@@ -17367,7 +17405,7 @@
           <w:rFonts w:ascii="Arial" w:hAnsi="Arial" w:cs="Arial"/>
           <w:rtl/>
         </w:rPr>
-        <w:t>Most recent common ancestor, כלומר האב או הזוג הקדמון המשותף הקרוב ביותר שמסביר התאמה גנטית מסוימת [3].</w:t>
+        <w:t>קיצור מקובל ל־non-paternity event או broader non-parentage event, כלומר מצב שבו הקשר הביולוגי המשוער במשפחה אינו תואם את המציאות הגנטית.</w:t>
       </w:r>
     </w:p>
     <w:p>
@@ -17381,7 +17419,7 @@
           <w:rFonts w:ascii="Arial" w:hAnsi="Arial" w:cs="Arial"/>
           <w:b/>
         </w:rPr>
-        <w:t>Multidisciplinary model</w:t>
+        <w:t>One-to-many match list</w:t>
       </w:r>
       <w:r>
         <w:rPr>
@@ -17395,7 +17433,7 @@
           <w:rFonts w:ascii="Arial" w:hAnsi="Arial" w:cs="Arial"/>
           <w:rtl/>
         </w:rPr>
-        <w:t>מודל הפעלה שבו משטרה, מעבדה, גנאלוגים, ארכיונים, ביואינפורמטיקאים ויועצים משפטיים עובדים יחד על אותו תיק [7].</w:t>
+        <w:t>רשימת התאמות המציגה את כל הפרטים במסד שחולקים DNA עם דגימת מטרה מסוימת [2].</w:t>
       </w:r>
     </w:p>
     <w:p>
@@ -17409,7 +17447,7 @@
           <w:rFonts w:ascii="Arial" w:hAnsi="Arial" w:cs="Arial"/>
           <w:b/>
         </w:rPr>
-        <w:t>NPE</w:t>
+        <w:t>PCA</w:t>
       </w:r>
       <w:r>
         <w:rPr>
@@ -17423,7 +17461,7 @@
           <w:rFonts w:ascii="Arial" w:hAnsi="Arial" w:cs="Arial"/>
           <w:rtl/>
         </w:rPr>
-        <w:t>קיצור מקובל ל־non-paternity event או broader non-parentage event, כלומר מצב שבו הקשר הביולוגי המשוער במשפחה אינו תואם את המציאות הגנטית.</w:t>
+        <w:t>שיטה לצמצום ממד המסכמת דפוסי שונות עיקריים בין פרטים. בגנטיקה של אוכלוסיות היא משמשת לתיאור מבנה אוכלוסייה, אך פרשנותה תלויה בהרכב המדגם [4].</w:t>
       </w:r>
     </w:p>
     <w:p>
@@ -17437,7 +17475,7 @@
           <w:rFonts w:ascii="Arial" w:hAnsi="Arial" w:cs="Arial"/>
           <w:b/>
         </w:rPr>
-        <w:t>One-to-many match list</w:t>
+        <w:t>Pedigree matching</w:t>
       </w:r>
       <w:r>
         <w:rPr>
@@ -17451,7 +17489,7 @@
           <w:rFonts w:ascii="Arial" w:hAnsi="Arial" w:cs="Arial"/>
           <w:rtl/>
         </w:rPr>
-        <w:t>רשימת התאמות המציגה את כל הפרטים במסד שחולקים DNA עם דגימת מטרה מסוימת [2].</w:t>
+        <w:t>השוואת פרופיל DNA של שרידים אל השערות משפחתיות שונות כדי לבדוק איזה אילן יוחסין נתמך ביותר בידי הנתונים [1], [3].</w:t>
       </w:r>
     </w:p>
     <w:p>
@@ -17465,7 +17503,7 @@
           <w:rFonts w:ascii="Arial" w:hAnsi="Arial" w:cs="Arial"/>
           <w:b/>
         </w:rPr>
-        <w:t>PCA</w:t>
+        <w:t>Phasing</w:t>
       </w:r>
       <w:r>
         <w:rPr>
@@ -17479,7 +17517,7 @@
           <w:rFonts w:ascii="Arial" w:hAnsi="Arial" w:cs="Arial"/>
           <w:rtl/>
         </w:rPr>
-        <w:t>שיטה לצמצום ממד המסכמת דפוסי שונות עיקריים בין פרטים. בגנטיקה של אוכלוסיות היא משמשת לתיאור מבנה אוכלוסייה, אך פרשנותה תלויה בהרכב המדגם [4].</w:t>
+        <w:t>שחזור הסידור של האללים על שני העותקים הכרומוזומליים של הפרט, כלומר בניית ההפלוטיפים מתוך גנוטיפ לא־ממופה [2].</w:t>
       </w:r>
     </w:p>
     <w:p>
@@ -17493,7 +17531,7 @@
           <w:rFonts w:ascii="Arial" w:hAnsi="Arial" w:cs="Arial"/>
           <w:b/>
         </w:rPr>
-        <w:t>Pedigree matching</w:t>
+        <w:t>Pilot implementation</w:t>
       </w:r>
       <w:r>
         <w:rPr>
@@ -17507,7 +17545,7 @@
           <w:rFonts w:ascii="Arial" w:hAnsi="Arial" w:cs="Arial"/>
           <w:rtl/>
         </w:rPr>
-        <w:t>השוואת פרופיל DNA של שרידים אל השערות משפחתיות שונות כדי לבדוק איזה אילן יוחסין נתמך ביותר בידי הנתונים [1], [3].</w:t>
+        <w:t>הפעלה ניסיונית ומבוקרת של FIGG במספר קטן של תיקים, לפני מיסוד רחב יותר של השיטה [4], [7].</w:t>
       </w:r>
     </w:p>
     <w:p>
@@ -17521,7 +17559,7 @@
           <w:rFonts w:ascii="Arial" w:hAnsi="Arial" w:cs="Arial"/>
           <w:b/>
         </w:rPr>
-        <w:t>Phasing</w:t>
+        <w:t>Proportionality</w:t>
       </w:r>
       <w:r>
         <w:rPr>
@@ -17535,7 +17573,7 @@
           <w:rFonts w:ascii="Arial" w:hAnsi="Arial" w:cs="Arial"/>
           <w:rtl/>
         </w:rPr>
-        <w:t>שחזור הסידור של האללים על שני העותקים הכרומוזומליים של הפרט, כלומר בניית ההפלוטיפים מתוך גנוטיפ לא־ממופה [2].</w:t>
+        <w:t>עקרון נורמטיבי שלפיו יש לאזן בין תועלת ציבורית לבין פגיעה בזכויות, תוך שימוש באמצעי הפחות פוגעני האפשרי בנסיבות [6].</w:t>
       </w:r>
     </w:p>
     <w:p>
@@ -17549,7 +17587,7 @@
           <w:rFonts w:ascii="Arial" w:hAnsi="Arial" w:cs="Arial"/>
           <w:b/>
         </w:rPr>
-        <w:t>Pilot implementation</w:t>
+        <w:t>Quality control</w:t>
       </w:r>
       <w:r>
         <w:rPr>
@@ -17563,7 +17601,7 @@
           <w:rFonts w:ascii="Arial" w:hAnsi="Arial" w:cs="Arial"/>
           <w:rtl/>
         </w:rPr>
-        <w:t>הפעלה ניסיונית ומבוקרת של FIGG במספר קטן של תיקים, לפני מיסוד רחב יותר של השיטה [4], [7].</w:t>
+        <w:t>מערך בדיקות וקריטריונים להערכת אמינותו של פרופיל גנטי לפני שימוש בו ל־FIGG.</w:t>
       </w:r>
     </w:p>
     <w:p>
@@ -17577,7 +17615,7 @@
           <w:rFonts w:ascii="Arial" w:hAnsi="Arial" w:cs="Arial"/>
           <w:b/>
         </w:rPr>
-        <w:t>Proof of life evidence</w:t>
+        <w:t>Reference panel</w:t>
       </w:r>
       <w:r>
         <w:rPr>
@@ -17591,7 +17629,7 @@
           <w:rFonts w:ascii="Arial" w:hAnsi="Arial" w:cs="Arial"/>
           <w:rtl/>
         </w:rPr>
-        <w:t>ראיות תיעודיות או היסטוריות המסייעות לקשור זהות מסוימת לאדם שחי בעבר, כחלק מן התהליך הגנאלוגי־היסטורי [4].</w:t>
+        <w:t>מאגר ייחוס של דגימות גנומיות מאוכלוסיות ידועות, המשמש להשוואה, לאמידת תדירויות אללים, ל־phasing, לאימפוטציה ולהסקת מוצא [1], [2].</w:t>
       </w:r>
     </w:p>
     <w:p>
@@ -17605,7 +17643,7 @@
           <w:rFonts w:ascii="Arial" w:hAnsi="Arial" w:cs="Arial"/>
           <w:b/>
         </w:rPr>
-        <w:t>Proportionality</w:t>
+        <w:t>Relative-finder service</w:t>
       </w:r>
       <w:r>
         <w:rPr>
@@ -17619,7 +17657,7 @@
           <w:rFonts w:ascii="Arial" w:hAnsi="Arial" w:cs="Arial"/>
           <w:rtl/>
         </w:rPr>
-        <w:t>עקרון נורמטיבי שלפיו יש לאזן בין תועלת ציבורית לבין פגיעה בזכויות, תוך שימוש באמצעי הפחות פוגעני האפשרי בנסיבות [6].</w:t>
+        <w:t>שירות המשווה בין פרופילים גנטיים של משתמשים ומציג לכל אחד מהם את קרוביו הגנטיים במסד [2].</w:t>
       </w:r>
     </w:p>
     <w:p>
@@ -17633,7 +17671,7 @@
           <w:rFonts w:ascii="Arial" w:hAnsi="Arial" w:cs="Arial"/>
           <w:b/>
         </w:rPr>
-        <w:t>Quality control</w:t>
+        <w:t>SNP</w:t>
       </w:r>
       <w:r>
         <w:rPr>
@@ -17647,7 +17685,7 @@
           <w:rFonts w:ascii="Arial" w:hAnsi="Arial" w:cs="Arial"/>
           <w:rtl/>
         </w:rPr>
-        <w:t>מערך בדיקות וקריטריונים להערכת אמינותו של פרופיל גנטי לפני שימוש בו ל־FIGG.</w:t>
+        <w:t>שינוי של בסיס יחיד באתר מסוים בגנום. זהו הסמן הנפוץ ביותר בניתוחים של גנאלוגיה גנטית [1].</w:t>
       </w:r>
     </w:p>
     <w:p>
@@ -17661,7 +17699,7 @@
           <w:rFonts w:ascii="Arial" w:hAnsi="Arial" w:cs="Arial"/>
           <w:b/>
         </w:rPr>
-        <w:t>Reference panel</w:t>
+        <w:t>SNP microarray</w:t>
       </w:r>
       <w:r>
         <w:rPr>
@@ -17675,7 +17713,7 @@
           <w:rFonts w:ascii="Arial" w:hAnsi="Arial" w:cs="Arial"/>
           <w:rtl/>
         </w:rPr>
-        <w:t>מאגר ייחוס של דגימות גנומיות מאוכלוסיות ידועות, המשמש להשוואה, לאמידת תדירויות אללים, ל־phasing, לאימפוטציה ולהסקת מוצא [1], [2].</w:t>
+        <w:t>פלטפורמת גנוטיפינג המבוססת על שבב המכיל פרובים לאתרים מוגדרים מראש, ומאפשרת קריאה של מאות אלפי SNPs בדגימה אחת [1].</w:t>
       </w:r>
     </w:p>
     <w:p>
@@ -17689,7 +17727,7 @@
           <w:rFonts w:ascii="Arial" w:hAnsi="Arial" w:cs="Arial"/>
           <w:b/>
         </w:rPr>
-        <w:t>Relative-finder service</w:t>
+        <w:t>SOP</w:t>
       </w:r>
       <w:r>
         <w:rPr>
@@ -17703,7 +17741,7 @@
           <w:rFonts w:ascii="Arial" w:hAnsi="Arial" w:cs="Arial"/>
           <w:rtl/>
         </w:rPr>
-        <w:t>שירות המשווה בין פרופילים גנטיים של משתמשים ומציג לכל אחד מהם את קרוביו הגנטיים במסד [2].</w:t>
+        <w:t>Standard Operating Procedure, כלומר נוהל עבודה כתוב, מפורט וחוזר, שנועד להבטיח עקביות ובקרה.</w:t>
       </w:r>
     </w:p>
     <w:p>
@@ -17717,7 +17755,7 @@
           <w:rFonts w:ascii="Arial" w:hAnsi="Arial" w:cs="Arial"/>
           <w:b/>
         </w:rPr>
-        <w:t>SNP</w:t>
+        <w:t>Structure-robust relatedness inference</w:t>
       </w:r>
       <w:r>
         <w:rPr>
@@ -17731,7 +17769,7 @@
           <w:rFonts w:ascii="Arial" w:hAnsi="Arial" w:cs="Arial"/>
           <w:rtl/>
         </w:rPr>
-        <w:t>שינוי של בסיס יחיד באתר מסוים בגנום. זהו הסמן הנפוץ ביותר בניתוחים של גנאלוגיה גנטית [1].</w:t>
+        <w:t>גישות לאמידת קרבה המנסות להפריד בין דמיון הנובע ממבנה אוכלוסייה לבין דמיון הנובע מקרבה משפחתית עדכנית [2, 3].</w:t>
       </w:r>
     </w:p>
     <w:p>
@@ -17745,7 +17783,7 @@
           <w:rFonts w:ascii="Arial" w:hAnsi="Arial" w:cs="Arial"/>
           <w:b/>
         </w:rPr>
-        <w:t>SNP microarray</w:t>
+        <w:t>Suspicionless search</w:t>
       </w:r>
       <w:r>
         <w:rPr>
@@ -17759,7 +17797,7 @@
           <w:rFonts w:ascii="Arial" w:hAnsi="Arial" w:cs="Arial"/>
           <w:rtl/>
         </w:rPr>
-        <w:t>פלטפורמת גנוטיפינג המבוססת על שבב המכיל פרובים לאתרים מוגדרים מראש, ומאפשרת קריאה של מאות אלפי SNPs בדגימה אחת [1].</w:t>
+        <w:t>חיפוש רחב שאינו מבוסס על חשד פרטני כלפי רוב הנכללים בו, אלא על סריקת מאגר שלם לצורך יצירת כיוון חקירתי [4].</w:t>
       </w:r>
     </w:p>
     <w:p>
@@ -17773,7 +17811,7 @@
           <w:rFonts w:ascii="Arial" w:hAnsi="Arial" w:cs="Arial"/>
           <w:b/>
         </w:rPr>
-        <w:t>SOP</w:t>
+        <w:t>Switch error</w:t>
       </w:r>
       <w:r>
         <w:rPr>
@@ -17787,7 +17825,7 @@
           <w:rFonts w:ascii="Arial" w:hAnsi="Arial" w:cs="Arial"/>
           <w:rtl/>
         </w:rPr>
-        <w:t>Standard Operating Procedure, כלומר נוהל עבודה כתוב, מפורט וחוזר, שנועד להבטיח עקביות ובקרה.</w:t>
+        <w:t>שגיאת פאזה שבה האלגוריתם מחליף בין שני הכרומוזומים בנקודה מסוימת, ובכך שובר את הרצף האמיתי של ההפלוטיפ [2].</w:t>
       </w:r>
     </w:p>
     <w:p>
@@ -17801,7 +17839,7 @@
           <w:rFonts w:ascii="Arial" w:hAnsi="Arial" w:cs="Arial"/>
           <w:b/>
         </w:rPr>
-        <w:t>Structure-robust relatedness inference</w:t>
+        <w:t>Target testing</w:t>
       </w:r>
       <w:r>
         <w:rPr>
@@ -17815,7 +17853,7 @@
           <w:rFonts w:ascii="Arial" w:hAnsi="Arial" w:cs="Arial"/>
           <w:rtl/>
         </w:rPr>
-        <w:t>גישות לאמידת קרבה המנסות להפריד בין דמיון הנובע ממבנה אוכלוסייה לבין דמיון הנובע מקרבה משפחתית עדכנית [Tho12, Con16].</w:t>
+        <w:t>בדיקה גנטית של אדם מפתח בענף משפחתי מסוים כדי לאשר או להפריך השערה גנאלוגית [1], [2].</w:t>
       </w:r>
     </w:p>
     <w:p>
@@ -17829,7 +17867,7 @@
           <w:rFonts w:ascii="Arial" w:hAnsi="Arial" w:cs="Arial"/>
           <w:b/>
         </w:rPr>
-        <w:t>Suspicionless search</w:t>
+        <w:t>Targeted SNP panel</w:t>
       </w:r>
       <w:r>
         <w:rPr>
@@ -17843,7 +17881,7 @@
           <w:rFonts w:ascii="Arial" w:hAnsi="Arial" w:cs="Arial"/>
           <w:rtl/>
         </w:rPr>
-        <w:t>חיפוש רחב שאינו מבוסס על חשד פרטני כלפי רוב הנכללים בו, אלא על סריקת מאגר שלם לצורך יצירת כיוון חקירתי [4].</w:t>
+        <w:t>פאנל ממוקד של SNPs אינפורמטיביים, שתוכנן במיוחד ל־kinship inference או FIGG, לרוב עם אמפליקונים קצרים יותר [3], [6].</w:t>
       </w:r>
     </w:p>
     <w:p>
@@ -17857,7 +17895,7 @@
           <w:rFonts w:ascii="Arial" w:hAnsi="Arial" w:cs="Arial"/>
           <w:b/>
         </w:rPr>
-        <w:t>Switch error</w:t>
+        <w:t>Triangulation</w:t>
       </w:r>
       <w:r>
         <w:rPr>
@@ -17871,119 +17909,7 @@
           <w:rFonts w:ascii="Arial" w:hAnsi="Arial" w:cs="Arial"/>
           <w:rtl/>
         </w:rPr>
-        <w:t>שגיאת פאזה שבה האלגוריתם מחליף בין שני הכרומוזומים בנקודה מסוימת, ובכך שובר את הרצף האמיתי של ההפלוטיפ [2].</w:t>
-      </w:r>
-    </w:p>
-    <w:p>
-      <w:pPr>
-        <w:bidi/>
-        <w:jc w:val="right"/>
-      </w:pPr>
-      <w:r>
-        <w:rPr>
-          <w:rtl/>
-          <w:rFonts w:ascii="Arial" w:hAnsi="Arial" w:cs="Arial"/>
-          <w:b/>
-        </w:rPr>
-        <w:t>Target testing</w:t>
-      </w:r>
-      <w:r>
-        <w:rPr>
-          <w:rFonts w:ascii="Arial" w:hAnsi="Arial" w:cs="Arial"/>
-          <w:rtl/>
-        </w:rPr>
-        <w:t xml:space="preserve"> – </w:t>
-      </w:r>
-      <w:r>
-        <w:rPr>
-          <w:rFonts w:ascii="Arial" w:hAnsi="Arial" w:cs="Arial"/>
-          <w:rtl/>
-        </w:rPr>
-        <w:t>בדיקה גנטית של אדם מפתח בענף משפחתי מסוים כדי לאשר או להפריך השערה גנאלוגית [1], [2].</w:t>
-      </w:r>
-    </w:p>
-    <w:p>
-      <w:pPr>
-        <w:bidi/>
-        <w:jc w:val="right"/>
-      </w:pPr>
-      <w:r>
-        <w:rPr>
-          <w:rtl/>
-          <w:rFonts w:ascii="Arial" w:hAnsi="Arial" w:cs="Arial"/>
-          <w:b/>
-        </w:rPr>
-        <w:t>Targeted SNP panel</w:t>
-      </w:r>
-      <w:r>
-        <w:rPr>
-          <w:rFonts w:ascii="Arial" w:hAnsi="Arial" w:cs="Arial"/>
-          <w:rtl/>
-        </w:rPr>
-        <w:t xml:space="preserve"> – </w:t>
-      </w:r>
-      <w:r>
-        <w:rPr>
-          <w:rFonts w:ascii="Arial" w:hAnsi="Arial" w:cs="Arial"/>
-          <w:rtl/>
-        </w:rPr>
-        <w:t>פאנל ממוקד של SNPs אינפורמטיביים, שתוכנן במיוחד ל־kinship inference או FIGG, לרוב עם אמפליקונים קצרים יותר [3], [6].</w:t>
-      </w:r>
-    </w:p>
-    <w:p>
-      <w:pPr>
-        <w:bidi/>
-        <w:jc w:val="right"/>
-      </w:pPr>
-      <w:r>
-        <w:rPr>
-          <w:rtl/>
-          <w:rFonts w:ascii="Arial" w:hAnsi="Arial" w:cs="Arial"/>
-          <w:b/>
-        </w:rPr>
-        <w:t>Triangulation</w:t>
-      </w:r>
-      <w:r>
-        <w:rPr>
-          <w:rFonts w:ascii="Arial" w:hAnsi="Arial" w:cs="Arial"/>
-          <w:rtl/>
-        </w:rPr>
-        <w:t xml:space="preserve"> – </w:t>
-      </w:r>
-      <w:r>
-        <w:rPr>
-          <w:rFonts w:ascii="Arial" w:hAnsi="Arial" w:cs="Arial"/>
-          <w:rtl/>
-        </w:rPr>
         <w:t>שימוש בהתאמות שחולקות DNA גם זו עם זו כדי לתמוך בהשערה של אב קדמון משותף [2].</w:t>
-      </w:r>
-    </w:p>
-    <w:p>
-      <w:pPr>
-        <w:bidi/>
-        <w:jc w:val="right"/>
-      </w:pPr>
-      <w:r>
-        <w:rPr>
-          <w:rtl/>
-          <w:rFonts w:ascii="Arial" w:hAnsi="Arial" w:cs="Arial"/>
-          <w:b/>
-        </w:rPr>
-        <w:t>UHR</w:t>
-      </w:r>
-      <w:r>
-        <w:rPr>
-          <w:rFonts w:ascii="Arial" w:hAnsi="Arial" w:cs="Arial"/>
-          <w:rtl/>
-        </w:rPr>
-        <w:t xml:space="preserve"> – </w:t>
-      </w:r>
-      <w:r>
-        <w:rPr>
-          <w:rFonts w:ascii="Arial" w:hAnsi="Arial" w:cs="Arial"/>
-          <w:rtl/>
-        </w:rPr>
-        <w:t>Unidentified human remains, כלומר שרידים אנושיים שטרם זוהו [3].</w:t>
       </w:r>
     </w:p>
     <w:p>
